--- a/statics/UCLA/SoPforUCLA.docx
+++ b/statics/UCLA/SoPforUCLA.docx
@@ -69,7 +69,15 @@
           <w:sz w:val="24"/>
           <w:szCs w:val="24"/>
         </w:rPr>
-        <w:t>Undergraduate study in SJTU</w:t>
+        <w:t xml:space="preserve">Undergraduate study in </w:t>
+      </w:r>
+      <w:r>
+        <w:rPr>
+          <w:rFonts w:ascii="Times New Roman" w:hAnsi="Times New Roman" w:cs="Times New Roman"/>
+          <w:sz w:val="24"/>
+          <w:szCs w:val="24"/>
+        </w:rPr>
+        <w:t>Shanghai Jiao Tong University</w:t>
       </w:r>
       <w:r>
         <w:rPr>
@@ -181,7 +189,23 @@
           <w:sz w:val="24"/>
           <w:szCs w:val="24"/>
         </w:rPr>
-        <w:t>is how to</w:t>
+        <w:t>is</w:t>
+      </w:r>
+      <w:r>
+        <w:rPr>
+          <w:rFonts w:ascii="Times New Roman" w:hAnsi="Times New Roman" w:cs="Times New Roman"/>
+          <w:sz w:val="24"/>
+          <w:szCs w:val="24"/>
+        </w:rPr>
+        <w:t xml:space="preserve"> in</w:t>
+      </w:r>
+      <w:r>
+        <w:rPr>
+          <w:rFonts w:ascii="Times New Roman" w:hAnsi="Times New Roman" w:cs="Times New Roman"/>
+          <w:sz w:val="24"/>
+          <w:szCs w:val="24"/>
+        </w:rPr>
+        <w:t xml:space="preserve"> how to</w:t>
       </w:r>
       <w:r>
         <w:rPr>
@@ -285,7 +309,15 @@
           <w:sz w:val="24"/>
           <w:szCs w:val="24"/>
         </w:rPr>
-        <w:t>s degree</w:t>
+        <w:t xml:space="preserve">s </w:t>
+      </w:r>
+      <w:r>
+        <w:rPr>
+          <w:rFonts w:ascii="Times New Roman" w:hAnsi="Times New Roman" w:cs="Times New Roman"/>
+          <w:sz w:val="24"/>
+          <w:szCs w:val="24"/>
+        </w:rPr>
+        <w:t>program</w:t>
       </w:r>
       <w:r>
         <w:rPr>
@@ -359,7 +391,575 @@
           <w:sz w:val="24"/>
           <w:szCs w:val="24"/>
         </w:rPr>
-        <w:t xml:space="preserve">Programming has been the source of my enthusiasm for learning computer </w:t>
+        <w:t xml:space="preserve">Learning in IEEE </w:t>
+      </w:r>
+      <w:r>
+        <w:rPr>
+          <w:rFonts w:ascii="Times New Roman" w:hAnsi="Times New Roman" w:cs="Times New Roman"/>
+          <w:sz w:val="24"/>
+          <w:szCs w:val="24"/>
+        </w:rPr>
+        <w:t>Honor</w:t>
+      </w:r>
+      <w:r>
+        <w:rPr>
+          <w:rFonts w:ascii="Times New Roman" w:hAnsi="Times New Roman" w:cs="Times New Roman"/>
+          <w:sz w:val="24"/>
+          <w:szCs w:val="24"/>
+        </w:rPr>
+        <w:t xml:space="preserve"> Class</w:t>
+      </w:r>
+      <w:r>
+        <w:rPr>
+          <w:rFonts w:ascii="Times New Roman" w:hAnsi="Times New Roman" w:cs="Times New Roman"/>
+          <w:sz w:val="24"/>
+          <w:szCs w:val="24"/>
+        </w:rPr>
+        <w:t>, an elite-education program in SJTU</w:t>
+      </w:r>
+      <w:r>
+        <w:rPr>
+          <w:rFonts w:ascii="Times New Roman" w:hAnsi="Times New Roman" w:cs="Times New Roman"/>
+          <w:sz w:val="24"/>
+          <w:szCs w:val="24"/>
+        </w:rPr>
+        <w:t xml:space="preserve">, </w:t>
+      </w:r>
+      <w:r>
+        <w:rPr>
+          <w:rFonts w:ascii="Times New Roman" w:hAnsi="Times New Roman" w:cs="Times New Roman"/>
+          <w:sz w:val="24"/>
+          <w:szCs w:val="24"/>
+        </w:rPr>
+        <w:t>h</w:t>
+      </w:r>
+      <w:r>
+        <w:rPr>
+          <w:rFonts w:ascii="Times New Roman" w:hAnsi="Times New Roman" w:cs="Times New Roman"/>
+          <w:sz w:val="24"/>
+          <w:szCs w:val="24"/>
+        </w:rPr>
+        <w:t>as been a</w:t>
+      </w:r>
+      <w:r>
+        <w:rPr>
+          <w:rFonts w:ascii="Times New Roman" w:hAnsi="Times New Roman" w:cs="Times New Roman"/>
+          <w:sz w:val="24"/>
+          <w:szCs w:val="24"/>
+        </w:rPr>
+        <w:t xml:space="preserve"> </w:t>
+      </w:r>
+      <w:r>
+        <w:rPr>
+          <w:rFonts w:ascii="Times New Roman" w:hAnsi="Times New Roman" w:cs="Times New Roman"/>
+          <w:sz w:val="24"/>
+          <w:szCs w:val="24"/>
+        </w:rPr>
+        <w:t>mingled</w:t>
+      </w:r>
+      <w:r>
+        <w:rPr>
+          <w:rFonts w:ascii="Times New Roman" w:hAnsi="Times New Roman" w:cs="Times New Roman"/>
+          <w:sz w:val="24"/>
+          <w:szCs w:val="24"/>
+        </w:rPr>
+        <w:t xml:space="preserve"> experien</w:t>
+      </w:r>
+      <w:r>
+        <w:rPr>
+          <w:rFonts w:ascii="Times New Roman" w:hAnsi="Times New Roman" w:cs="Times New Roman"/>
+          <w:sz w:val="24"/>
+          <w:szCs w:val="24"/>
+        </w:rPr>
+        <w:t>ce of high demanding courses and</w:t>
+      </w:r>
+      <w:r>
+        <w:rPr>
+          <w:rFonts w:ascii="Times New Roman" w:hAnsi="Times New Roman" w:cs="Times New Roman"/>
+          <w:sz w:val="24"/>
+          <w:szCs w:val="24"/>
+        </w:rPr>
+        <w:t xml:space="preserve"> more research opportunities</w:t>
+      </w:r>
+      <w:r>
+        <w:rPr>
+          <w:rFonts w:ascii="Times New Roman" w:hAnsi="Times New Roman" w:cs="Times New Roman"/>
+          <w:sz w:val="24"/>
+          <w:szCs w:val="24"/>
+        </w:rPr>
+        <w:t>.</w:t>
+      </w:r>
+      <w:r>
+        <w:rPr>
+          <w:rFonts w:ascii="Times New Roman" w:hAnsi="Times New Roman" w:cs="Times New Roman"/>
+          <w:sz w:val="24"/>
+          <w:szCs w:val="24"/>
+        </w:rPr>
+        <w:t xml:space="preserve"> </w:t>
+      </w:r>
+      <w:r>
+        <w:rPr>
+          <w:rFonts w:ascii="Times New Roman" w:hAnsi="Times New Roman" w:cs="Times New Roman"/>
+          <w:sz w:val="24"/>
+          <w:szCs w:val="24"/>
+        </w:rPr>
+        <w:t>The</w:t>
+      </w:r>
+      <w:r>
+        <w:rPr>
+          <w:rFonts w:ascii="Times New Roman" w:hAnsi="Times New Roman" w:cs="Times New Roman"/>
+          <w:sz w:val="24"/>
+          <w:szCs w:val="24"/>
+        </w:rPr>
+        <w:t xml:space="preserve"> "learning by doing" educational philosophy</w:t>
+      </w:r>
+      <w:r>
+        <w:rPr>
+          <w:rFonts w:ascii="Times New Roman" w:hAnsi="Times New Roman" w:cs="Times New Roman"/>
+          <w:sz w:val="24"/>
+          <w:szCs w:val="24"/>
+        </w:rPr>
+        <w:t xml:space="preserve"> our</w:t>
+      </w:r>
+      <w:r>
+        <w:rPr>
+          <w:rFonts w:ascii="Times New Roman" w:hAnsi="Times New Roman" w:cs="Times New Roman"/>
+          <w:sz w:val="24"/>
+          <w:szCs w:val="24"/>
+        </w:rPr>
+        <w:t xml:space="preserve"> class advocates made me realize </w:t>
+      </w:r>
+      <w:r>
+        <w:rPr>
+          <w:rFonts w:ascii="Times New Roman" w:hAnsi="Times New Roman" w:cs="Times New Roman"/>
+          <w:sz w:val="24"/>
+          <w:szCs w:val="24"/>
+        </w:rPr>
+        <w:t xml:space="preserve">that </w:t>
+      </w:r>
+      <w:r>
+        <w:rPr>
+          <w:rFonts w:ascii="Times New Roman" w:hAnsi="Times New Roman" w:cs="Times New Roman"/>
+          <w:sz w:val="24"/>
+          <w:szCs w:val="24"/>
+        </w:rPr>
+        <w:t>Computer Science was such an interesting realm</w:t>
+      </w:r>
+      <w:r>
+        <w:rPr>
+          <w:rFonts w:ascii="Times New Roman" w:hAnsi="Times New Roman" w:cs="Times New Roman"/>
+          <w:sz w:val="24"/>
+          <w:szCs w:val="24"/>
+        </w:rPr>
+        <w:t xml:space="preserve"> that your </w:t>
+      </w:r>
+      <w:r>
+        <w:rPr>
+          <w:rFonts w:ascii="Times New Roman" w:hAnsi="Times New Roman" w:cs="Times New Roman"/>
+          <w:sz w:val="24"/>
+          <w:szCs w:val="24"/>
+        </w:rPr>
+        <w:t>imagination would</w:t>
+      </w:r>
+      <w:r>
+        <w:rPr>
+          <w:rFonts w:ascii="Times New Roman" w:hAnsi="Times New Roman" w:cs="Times New Roman"/>
+          <w:sz w:val="24"/>
+          <w:szCs w:val="24"/>
+        </w:rPr>
+        <w:t xml:space="preserve"> never be imprisoned by </w:t>
+      </w:r>
+      <w:r>
+        <w:rPr>
+          <w:rFonts w:ascii="Times New Roman" w:hAnsi="Times New Roman" w:cs="Times New Roman"/>
+          <w:sz w:val="24"/>
+          <w:szCs w:val="24"/>
+        </w:rPr>
+        <w:t>a</w:t>
+      </w:r>
+      <w:r>
+        <w:rPr>
+          <w:rFonts w:ascii="Times New Roman" w:hAnsi="Times New Roman" w:cs="Times New Roman"/>
+          <w:sz w:val="24"/>
+          <w:szCs w:val="24"/>
+        </w:rPr>
+        <w:t xml:space="preserve"> standard answer.</w:t>
+      </w:r>
+      <w:r>
+        <w:rPr>
+          <w:rFonts w:ascii="Times New Roman" w:hAnsi="Times New Roman" w:cs="Times New Roman"/>
+          <w:sz w:val="24"/>
+          <w:szCs w:val="24"/>
+        </w:rPr>
+        <w:t xml:space="preserve"> </w:t>
+      </w:r>
+      <w:r>
+        <w:rPr>
+          <w:rFonts w:ascii="Times New Roman" w:hAnsi="Times New Roman" w:cs="Times New Roman"/>
+          <w:sz w:val="24"/>
+          <w:szCs w:val="24"/>
+        </w:rPr>
+        <w:t>So in course projects</w:t>
+      </w:r>
+      <w:r>
+        <w:rPr>
+          <w:rFonts w:ascii="Times New Roman" w:hAnsi="Times New Roman" w:cs="Times New Roman"/>
+          <w:sz w:val="24"/>
+          <w:szCs w:val="24"/>
+        </w:rPr>
+        <w:t xml:space="preserve"> </w:t>
+      </w:r>
+      <w:r>
+        <w:rPr>
+          <w:rFonts w:ascii="Times New Roman" w:hAnsi="Times New Roman" w:cs="Times New Roman"/>
+          <w:sz w:val="24"/>
+          <w:szCs w:val="24"/>
+        </w:rPr>
+        <w:t>I</w:t>
+      </w:r>
+      <w:r>
+        <w:rPr>
+          <w:rFonts w:ascii="Times New Roman" w:hAnsi="Times New Roman" w:cs="Times New Roman"/>
+          <w:sz w:val="24"/>
+          <w:szCs w:val="24"/>
+        </w:rPr>
+        <w:t xml:space="preserve"> </w:t>
+      </w:r>
+      <w:r>
+        <w:rPr>
+          <w:rFonts w:ascii="Times New Roman" w:hAnsi="Times New Roman" w:cs="Times New Roman"/>
+          <w:sz w:val="24"/>
+          <w:szCs w:val="24"/>
+        </w:rPr>
+        <w:t>have</w:t>
+      </w:r>
+      <w:r>
+        <w:rPr>
+          <w:rFonts w:ascii="Times New Roman" w:hAnsi="Times New Roman" w:cs="Times New Roman"/>
+          <w:sz w:val="24"/>
+          <w:szCs w:val="24"/>
+        </w:rPr>
+        <w:t xml:space="preserve"> always</w:t>
+      </w:r>
+      <w:r>
+        <w:rPr>
+          <w:rFonts w:ascii="Times New Roman" w:hAnsi="Times New Roman" w:cs="Times New Roman"/>
+          <w:sz w:val="24"/>
+          <w:szCs w:val="24"/>
+        </w:rPr>
+        <w:t xml:space="preserve"> acted as</w:t>
+      </w:r>
+      <w:r>
+        <w:rPr>
+          <w:rFonts w:ascii="Times New Roman" w:hAnsi="Times New Roman" w:cs="Times New Roman"/>
+          <w:sz w:val="24"/>
+          <w:szCs w:val="24"/>
+        </w:rPr>
+        <w:t xml:space="preserve"> a</w:t>
+      </w:r>
+      <w:r>
+        <w:rPr>
+          <w:rFonts w:ascii="Times New Roman" w:hAnsi="Times New Roman" w:cs="Times New Roman"/>
+          <w:sz w:val="24"/>
+          <w:szCs w:val="24"/>
+        </w:rPr>
+        <w:t xml:space="preserve"> team leader and</w:t>
+      </w:r>
+      <w:r>
+        <w:rPr>
+          <w:rFonts w:ascii="Times New Roman" w:hAnsi="Times New Roman" w:cs="Times New Roman"/>
+          <w:sz w:val="24"/>
+          <w:szCs w:val="24"/>
+        </w:rPr>
+        <w:t xml:space="preserve"> tried</w:t>
+      </w:r>
+      <w:r>
+        <w:rPr>
+          <w:rFonts w:ascii="Times New Roman" w:hAnsi="Times New Roman" w:cs="Times New Roman"/>
+          <w:sz w:val="24"/>
+          <w:szCs w:val="24"/>
+        </w:rPr>
+        <w:t xml:space="preserve"> to</w:t>
+      </w:r>
+      <w:r>
+        <w:rPr>
+          <w:rFonts w:ascii="Times New Roman" w:hAnsi="Times New Roman" w:cs="Times New Roman"/>
+          <w:sz w:val="24"/>
+          <w:szCs w:val="24"/>
+        </w:rPr>
+        <w:t xml:space="preserve"> conduct programs</w:t>
+      </w:r>
+      <w:r>
+        <w:rPr>
+          <w:rFonts w:ascii="Times New Roman" w:hAnsi="Times New Roman" w:cs="Times New Roman"/>
+          <w:sz w:val="24"/>
+          <w:szCs w:val="24"/>
+        </w:rPr>
+        <w:t xml:space="preserve"> </w:t>
+      </w:r>
+      <w:r>
+        <w:rPr>
+          <w:rFonts w:ascii="Times New Roman" w:hAnsi="Times New Roman" w:cs="Times New Roman"/>
+          <w:sz w:val="24"/>
+          <w:szCs w:val="24"/>
+        </w:rPr>
+        <w:t>aiming to solve</w:t>
+      </w:r>
+      <w:r>
+        <w:rPr>
+          <w:rFonts w:ascii="Times New Roman" w:hAnsi="Times New Roman" w:cs="Times New Roman"/>
+          <w:sz w:val="24"/>
+          <w:szCs w:val="24"/>
+        </w:rPr>
+        <w:t xml:space="preserve"> practical problems</w:t>
+      </w:r>
+      <w:r>
+        <w:rPr>
+          <w:rFonts w:ascii="Times New Roman" w:hAnsi="Times New Roman" w:cs="Times New Roman"/>
+          <w:sz w:val="24"/>
+          <w:szCs w:val="24"/>
+        </w:rPr>
+        <w:t>.</w:t>
+      </w:r>
+      <w:r>
+        <w:rPr>
+          <w:rFonts w:ascii="Times New Roman" w:hAnsi="Times New Roman" w:cs="Times New Roman"/>
+          <w:sz w:val="24"/>
+          <w:szCs w:val="24"/>
+        </w:rPr>
+        <w:t xml:space="preserve"> Fr</w:t>
+      </w:r>
+      <w:r>
+        <w:rPr>
+          <w:rFonts w:ascii="Times New Roman" w:hAnsi="Times New Roman" w:cs="Times New Roman"/>
+          <w:sz w:val="24"/>
+          <w:szCs w:val="24"/>
+        </w:rPr>
+        <w:t>om</w:t>
+      </w:r>
+      <w:r>
+        <w:rPr>
+          <w:rFonts w:ascii="Times New Roman" w:hAnsi="Times New Roman" w:cs="Times New Roman"/>
+          <w:sz w:val="24"/>
+          <w:szCs w:val="24"/>
+        </w:rPr>
+        <w:t xml:space="preserve"> </w:t>
+      </w:r>
+      <w:r>
+        <w:rPr>
+          <w:rFonts w:ascii="Times New Roman" w:hAnsi="Times New Roman" w:cs="Times New Roman"/>
+          <w:sz w:val="24"/>
+          <w:szCs w:val="24"/>
+        </w:rPr>
+        <w:t>a</w:t>
+      </w:r>
+      <w:r>
+        <w:rPr>
+          <w:rFonts w:ascii="Times New Roman" w:hAnsi="Times New Roman" w:cs="Times New Roman"/>
+          <w:sz w:val="24"/>
+          <w:szCs w:val="24"/>
+        </w:rPr>
+        <w:t xml:space="preserve"> multi-language IDE</w:t>
+      </w:r>
+      <w:r>
+        <w:rPr>
+          <w:rFonts w:ascii="Times New Roman" w:hAnsi="Times New Roman" w:cs="Times New Roman"/>
+          <w:sz w:val="24"/>
+          <w:szCs w:val="24"/>
+        </w:rPr>
+        <w:t xml:space="preserve"> for </w:t>
+      </w:r>
+      <w:r>
+        <w:rPr>
+          <w:rFonts w:ascii="Times New Roman" w:hAnsi="Times New Roman" w:cs="Times New Roman"/>
+          <w:sz w:val="24"/>
+          <w:szCs w:val="24"/>
+        </w:rPr>
+        <w:t>Online Judge</w:t>
+      </w:r>
+      <w:r>
+        <w:rPr>
+          <w:rFonts w:ascii="Times New Roman" w:hAnsi="Times New Roman" w:cs="Times New Roman"/>
+          <w:sz w:val="24"/>
+          <w:szCs w:val="24"/>
+        </w:rPr>
+        <w:t xml:space="preserve"> website</w:t>
+      </w:r>
+      <w:r>
+        <w:rPr>
+          <w:rFonts w:ascii="Times New Roman" w:hAnsi="Times New Roman" w:cs="Times New Roman"/>
+          <w:sz w:val="24"/>
+          <w:szCs w:val="24"/>
+        </w:rPr>
+        <w:t xml:space="preserve"> user</w:t>
+      </w:r>
+      <w:r>
+        <w:rPr>
+          <w:rFonts w:ascii="Times New Roman" w:hAnsi="Times New Roman" w:cs="Times New Roman"/>
+          <w:sz w:val="24"/>
+          <w:szCs w:val="24"/>
+        </w:rPr>
+        <w:t>s</w:t>
+      </w:r>
+      <w:r>
+        <w:rPr>
+          <w:rFonts w:ascii="Times New Roman" w:hAnsi="Times New Roman" w:cs="Times New Roman"/>
+          <w:sz w:val="24"/>
+          <w:szCs w:val="24"/>
+        </w:rPr>
+        <w:t>,</w:t>
+      </w:r>
+      <w:r>
+        <w:rPr>
+          <w:rFonts w:ascii="Times New Roman" w:hAnsi="Times New Roman" w:cs="Times New Roman"/>
+          <w:sz w:val="24"/>
+          <w:szCs w:val="24"/>
+        </w:rPr>
+        <w:t xml:space="preserve"> </w:t>
+      </w:r>
+      <w:r>
+        <w:rPr>
+          <w:rFonts w:ascii="Times New Roman" w:hAnsi="Times New Roman" w:cs="Times New Roman"/>
+          <w:sz w:val="24"/>
+          <w:szCs w:val="24"/>
+        </w:rPr>
+        <w:t>to</w:t>
+      </w:r>
+      <w:r>
+        <w:rPr>
+          <w:rFonts w:ascii="Times New Roman" w:hAnsi="Times New Roman" w:cs="Times New Roman"/>
+          <w:sz w:val="24"/>
+          <w:szCs w:val="24"/>
+        </w:rPr>
+        <w:t xml:space="preserve"> </w:t>
+      </w:r>
+      <w:r>
+        <w:rPr>
+          <w:rFonts w:ascii="Times New Roman" w:hAnsi="Times New Roman" w:cs="Times New Roman"/>
+          <w:sz w:val="24"/>
+          <w:szCs w:val="24"/>
+        </w:rPr>
+        <w:t>a</w:t>
+      </w:r>
+      <w:r>
+        <w:rPr>
+          <w:rFonts w:ascii="Times New Roman" w:hAnsi="Times New Roman" w:cs="Times New Roman"/>
+          <w:sz w:val="24"/>
+          <w:szCs w:val="24"/>
+        </w:rPr>
+        <w:t xml:space="preserve"> </w:t>
+      </w:r>
+      <w:r>
+        <w:rPr>
+          <w:rFonts w:ascii="Times New Roman" w:hAnsi="Times New Roman" w:cs="Times New Roman"/>
+          <w:sz w:val="24"/>
+          <w:szCs w:val="24"/>
+        </w:rPr>
+        <w:t>dormi</w:t>
+      </w:r>
+      <w:r>
+        <w:rPr>
+          <w:rFonts w:ascii="Times New Roman" w:hAnsi="Times New Roman" w:cs="Times New Roman"/>
+          <w:sz w:val="24"/>
+          <w:szCs w:val="24"/>
+        </w:rPr>
+        <w:t xml:space="preserve">tory-oriented </w:t>
+      </w:r>
+      <w:r>
+        <w:rPr>
+          <w:rFonts w:ascii="Times New Roman" w:hAnsi="Times New Roman" w:cs="Times New Roman"/>
+          <w:sz w:val="24"/>
+          <w:szCs w:val="24"/>
+        </w:rPr>
+        <w:t>NAS system</w:t>
+      </w:r>
+      <w:r>
+        <w:rPr>
+          <w:rFonts w:ascii="Times New Roman" w:hAnsi="Times New Roman" w:cs="Times New Roman"/>
+          <w:sz w:val="24"/>
+          <w:szCs w:val="24"/>
+        </w:rPr>
+        <w:t xml:space="preserve"> on Raspberry Pi</w:t>
+      </w:r>
+      <w:r>
+        <w:rPr>
+          <w:rFonts w:ascii="Times New Roman" w:hAnsi="Times New Roman" w:cs="Times New Roman"/>
+          <w:sz w:val="24"/>
+          <w:szCs w:val="24"/>
+        </w:rPr>
+        <w:t>,</w:t>
+      </w:r>
+      <w:r>
+        <w:rPr>
+          <w:rFonts w:ascii="Times New Roman" w:hAnsi="Times New Roman" w:cs="Times New Roman"/>
+          <w:sz w:val="24"/>
+          <w:szCs w:val="24"/>
+        </w:rPr>
+        <w:t xml:space="preserve"> </w:t>
+      </w:r>
+      <w:r>
+        <w:rPr>
+          <w:rFonts w:ascii="Times New Roman" w:hAnsi="Times New Roman" w:cs="Times New Roman"/>
+          <w:sz w:val="24"/>
+          <w:szCs w:val="24"/>
+        </w:rPr>
+        <w:t>m</w:t>
+      </w:r>
+      <w:r>
+        <w:rPr>
+          <w:rFonts w:ascii="Times New Roman" w:hAnsi="Times New Roman" w:cs="Times New Roman"/>
+          <w:sz w:val="24"/>
+          <w:szCs w:val="24"/>
+        </w:rPr>
+        <w:t>y works</w:t>
+      </w:r>
+      <w:r>
+        <w:rPr>
+          <w:rFonts w:ascii="Times New Roman" w:hAnsi="Times New Roman" w:cs="Times New Roman"/>
+          <w:sz w:val="24"/>
+          <w:szCs w:val="24"/>
+        </w:rPr>
+        <w:t xml:space="preserve"> have never lacked</w:t>
+      </w:r>
+      <w:r>
+        <w:rPr>
+          <w:rFonts w:ascii="Times New Roman" w:hAnsi="Times New Roman" w:cs="Times New Roman"/>
+          <w:sz w:val="24"/>
+          <w:szCs w:val="24"/>
+        </w:rPr>
+        <w:t xml:space="preserve"> functionality</w:t>
+      </w:r>
+      <w:r>
+        <w:rPr>
+          <w:rFonts w:ascii="Times New Roman" w:hAnsi="Times New Roman" w:cs="Times New Roman"/>
+          <w:sz w:val="24"/>
+          <w:szCs w:val="24"/>
+        </w:rPr>
+        <w:t xml:space="preserve"> and applicability</w:t>
+      </w:r>
+      <w:r>
+        <w:rPr>
+          <w:rFonts w:ascii="Times New Roman" w:hAnsi="Times New Roman" w:cs="Times New Roman"/>
+          <w:sz w:val="24"/>
+          <w:szCs w:val="24"/>
+        </w:rPr>
+        <w:t>.</w:t>
+      </w:r>
+      <w:r>
+        <w:rPr>
+          <w:rFonts w:ascii="Times New Roman" w:hAnsi="Times New Roman" w:cs="Times New Roman"/>
+          <w:sz w:val="24"/>
+          <w:szCs w:val="24"/>
+        </w:rPr>
+        <w:t xml:space="preserve"> </w:t>
+      </w:r>
+      <w:r>
+        <w:rPr>
+          <w:rFonts w:ascii="Times New Roman" w:hAnsi="Times New Roman" w:cs="Times New Roman"/>
+          <w:sz w:val="24"/>
+          <w:szCs w:val="24"/>
+        </w:rPr>
+        <w:t>However,</w:t>
       </w:r>
       <w:r>
         <w:rPr>
@@ -367,46 +967,6 @@
           <w:sz w:val="24"/>
           <w:szCs w:val="24"/>
         </w:rPr>
-        <w:t>science</w:t>
-      </w:r>
-      <w:r>
-        <w:rPr>
-          <w:rFonts w:ascii="Times New Roman" w:hAnsi="Times New Roman" w:cs="Times New Roman"/>
-          <w:sz w:val="24"/>
-          <w:szCs w:val="24"/>
-        </w:rPr>
-        <w:t xml:space="preserve">. </w:t>
-      </w:r>
-      <w:r>
-        <w:rPr>
-          <w:rFonts w:ascii="Times New Roman" w:hAnsi="Times New Roman" w:cs="Times New Roman"/>
-          <w:sz w:val="24"/>
-          <w:szCs w:val="24"/>
-        </w:rPr>
-        <w:t xml:space="preserve">Learning in IEEE </w:t>
-      </w:r>
-      <w:r>
-        <w:rPr>
-          <w:rFonts w:ascii="Times New Roman" w:hAnsi="Times New Roman" w:cs="Times New Roman"/>
-          <w:sz w:val="24"/>
-          <w:szCs w:val="24"/>
-        </w:rPr>
-        <w:t>Honor</w:t>
-      </w:r>
-      <w:r>
-        <w:rPr>
-          <w:rFonts w:ascii="Times New Roman" w:hAnsi="Times New Roman" w:cs="Times New Roman"/>
-          <w:sz w:val="24"/>
-          <w:szCs w:val="24"/>
-        </w:rPr>
-        <w:t xml:space="preserve"> Class which advocates the "learning by doing" educational philosophy,</w:t>
-      </w:r>
-      <w:r>
-        <w:rPr>
-          <w:rFonts w:ascii="Times New Roman" w:hAnsi="Times New Roman" w:cs="Times New Roman"/>
-          <w:sz w:val="24"/>
-          <w:szCs w:val="24"/>
-        </w:rPr>
         <w:t xml:space="preserve"> </w:t>
       </w:r>
       <w:r>
@@ -415,39 +975,135 @@
           <w:sz w:val="24"/>
           <w:szCs w:val="24"/>
         </w:rPr>
-        <w:t>I</w:t>
-      </w:r>
-      <w:r>
-        <w:rPr>
-          <w:rFonts w:ascii="Times New Roman" w:hAnsi="Times New Roman" w:cs="Times New Roman"/>
-          <w:sz w:val="24"/>
-          <w:szCs w:val="24"/>
-        </w:rPr>
-        <w:t xml:space="preserve"> took every chance of practice and</w:t>
-      </w:r>
-      <w:r>
-        <w:rPr>
-          <w:rFonts w:ascii="Times New Roman" w:hAnsi="Times New Roman" w:cs="Times New Roman"/>
-          <w:sz w:val="24"/>
-          <w:szCs w:val="24"/>
-        </w:rPr>
-        <w:t xml:space="preserve"> act</w:t>
-      </w:r>
-      <w:r>
-        <w:rPr>
-          <w:rFonts w:ascii="Times New Roman" w:hAnsi="Times New Roman" w:cs="Times New Roman"/>
-          <w:sz w:val="24"/>
-          <w:szCs w:val="24"/>
-        </w:rPr>
-        <w:t>ed</w:t>
-      </w:r>
-      <w:r>
-        <w:rPr>
-          <w:rFonts w:ascii="Times New Roman" w:hAnsi="Times New Roman" w:cs="Times New Roman"/>
-          <w:sz w:val="24"/>
-          <w:szCs w:val="24"/>
-        </w:rPr>
-        <w:t xml:space="preserve"> as</w:t>
+        <w:t xml:space="preserve">reviewing these projects had always given me more </w:t>
+      </w:r>
+      <w:r>
+        <w:rPr>
+          <w:rFonts w:ascii="Times New Roman" w:hAnsi="Times New Roman" w:cs="Times New Roman"/>
+          <w:sz w:val="24"/>
+          <w:szCs w:val="24"/>
+        </w:rPr>
+        <w:t xml:space="preserve">to introspect than to celebrate, as </w:t>
+      </w:r>
+      <w:r>
+        <w:rPr>
+          <w:rFonts w:ascii="Times New Roman" w:hAnsi="Times New Roman" w:cs="Times New Roman"/>
+          <w:sz w:val="24"/>
+          <w:szCs w:val="24"/>
+        </w:rPr>
+        <w:t>w</w:t>
+      </w:r>
+      <w:r>
+        <w:rPr>
+          <w:rFonts w:ascii="Times New Roman" w:hAnsi="Times New Roman" w:cs="Times New Roman"/>
+          <w:sz w:val="24"/>
+          <w:szCs w:val="24"/>
+        </w:rPr>
+        <w:t>hen it came</w:t>
+      </w:r>
+      <w:r>
+        <w:rPr>
+          <w:rFonts w:ascii="Times New Roman" w:hAnsi="Times New Roman" w:cs="Times New Roman"/>
+          <w:sz w:val="24"/>
+          <w:szCs w:val="24"/>
+        </w:rPr>
+        <w:t xml:space="preserve"> to the </w:t>
+      </w:r>
+      <w:r>
+        <w:rPr>
+          <w:rFonts w:ascii="Times New Roman" w:hAnsi="Times New Roman" w:cs="Times New Roman"/>
+          <w:sz w:val="24"/>
+          <w:szCs w:val="24"/>
+        </w:rPr>
+        <w:t>utility of language features</w:t>
+      </w:r>
+      <w:r>
+        <w:rPr>
+          <w:rFonts w:ascii="Times New Roman" w:hAnsi="Times New Roman" w:cs="Times New Roman"/>
+          <w:sz w:val="24"/>
+          <w:szCs w:val="24"/>
+        </w:rPr>
+        <w:t>,</w:t>
+      </w:r>
+      <w:r>
+        <w:rPr>
+          <w:rFonts w:ascii="Times New Roman" w:hAnsi="Times New Roman" w:cs="Times New Roman"/>
+          <w:sz w:val="24"/>
+          <w:szCs w:val="24"/>
+        </w:rPr>
+        <w:t xml:space="preserve"> </w:t>
+      </w:r>
+      <w:r>
+        <w:rPr>
+          <w:rFonts w:ascii="Times New Roman" w:hAnsi="Times New Roman" w:cs="Times New Roman"/>
+          <w:sz w:val="24"/>
+          <w:szCs w:val="24"/>
+        </w:rPr>
+        <w:t xml:space="preserve">software architecture and interface design, </w:t>
+      </w:r>
+      <w:r>
+        <w:rPr>
+          <w:rFonts w:ascii="Times New Roman" w:hAnsi="Times New Roman" w:cs="Times New Roman"/>
+          <w:sz w:val="24"/>
+          <w:szCs w:val="24"/>
+        </w:rPr>
+        <w:t xml:space="preserve">there </w:t>
+      </w:r>
+      <w:r>
+        <w:rPr>
+          <w:rFonts w:ascii="Times New Roman" w:hAnsi="Times New Roman" w:cs="Times New Roman"/>
+          <w:sz w:val="24"/>
+          <w:szCs w:val="24"/>
+        </w:rPr>
+        <w:t>were often</w:t>
+      </w:r>
+      <w:r>
+        <w:rPr>
+          <w:rFonts w:ascii="Times New Roman" w:hAnsi="Times New Roman" w:cs="Times New Roman"/>
+          <w:sz w:val="24"/>
+          <w:szCs w:val="24"/>
+        </w:rPr>
+        <w:t xml:space="preserve"> </w:t>
+      </w:r>
+      <w:r>
+        <w:rPr>
+          <w:rFonts w:ascii="Times New Roman" w:hAnsi="Times New Roman" w:cs="Times New Roman"/>
+          <w:sz w:val="24"/>
+          <w:szCs w:val="24"/>
+        </w:rPr>
+        <w:t>subtle</w:t>
+      </w:r>
+      <w:r>
+        <w:rPr>
+          <w:rFonts w:ascii="Times New Roman" w:hAnsi="Times New Roman" w:cs="Times New Roman"/>
+          <w:sz w:val="24"/>
+          <w:szCs w:val="24"/>
+        </w:rPr>
+        <w:t xml:space="preserve"> gap</w:t>
+      </w:r>
+      <w:r>
+        <w:rPr>
+          <w:rFonts w:ascii="Times New Roman" w:hAnsi="Times New Roman" w:cs="Times New Roman"/>
+          <w:sz w:val="24"/>
+          <w:szCs w:val="24"/>
+        </w:rPr>
+        <w:t>s</w:t>
+      </w:r>
+      <w:r>
+        <w:rPr>
+          <w:rFonts w:ascii="Times New Roman" w:hAnsi="Times New Roman" w:cs="Times New Roman"/>
+          <w:sz w:val="24"/>
+          <w:szCs w:val="24"/>
+        </w:rPr>
+        <w:t xml:space="preserve"> between my</w:t>
+      </w:r>
+      <w:r>
+        <w:rPr>
+          <w:rFonts w:ascii="Times New Roman" w:hAnsi="Times New Roman" w:cs="Times New Roman"/>
+          <w:sz w:val="24"/>
+          <w:szCs w:val="24"/>
+        </w:rPr>
+        <w:t xml:space="preserve"> program and</w:t>
       </w:r>
       <w:r>
         <w:rPr>
@@ -463,38 +1119,6 @@
           <w:sz w:val="24"/>
           <w:szCs w:val="24"/>
         </w:rPr>
-        <w:t xml:space="preserve"> group leader in </w:t>
-      </w:r>
-      <w:r>
-        <w:rPr>
-          <w:rFonts w:ascii="Times New Roman" w:hAnsi="Times New Roman" w:cs="Times New Roman"/>
-          <w:sz w:val="24"/>
-          <w:szCs w:val="24"/>
-        </w:rPr>
-        <w:t>a</w:t>
-      </w:r>
-      <w:r>
-        <w:rPr>
-          <w:rFonts w:ascii="Times New Roman" w:hAnsi="Times New Roman" w:cs="Times New Roman"/>
-          <w:sz w:val="24"/>
-          <w:szCs w:val="24"/>
-        </w:rPr>
-        <w:t>lmost all</w:t>
-      </w:r>
-      <w:r>
-        <w:rPr>
-          <w:rFonts w:ascii="Times New Roman" w:hAnsi="Times New Roman" w:cs="Times New Roman"/>
-          <w:sz w:val="24"/>
-          <w:szCs w:val="24"/>
-        </w:rPr>
-        <w:t xml:space="preserve"> the</w:t>
-      </w:r>
-      <w:r>
-        <w:rPr>
-          <w:rFonts w:ascii="Times New Roman" w:hAnsi="Times New Roman" w:cs="Times New Roman"/>
-          <w:sz w:val="24"/>
-          <w:szCs w:val="24"/>
-        </w:rPr>
         <w:t xml:space="preserve"> </w:t>
       </w:r>
       <w:r>
@@ -503,15 +1127,7 @@
           <w:sz w:val="24"/>
           <w:szCs w:val="24"/>
         </w:rPr>
-        <w:t>team</w:t>
-      </w:r>
-      <w:r>
-        <w:rPr>
-          <w:rFonts w:ascii="Times New Roman" w:hAnsi="Times New Roman" w:cs="Times New Roman"/>
-          <w:sz w:val="24"/>
-          <w:szCs w:val="24"/>
-        </w:rPr>
-        <w:t xml:space="preserve"> projects.</w:t>
+        <w:t>professional one.</w:t>
       </w:r>
       <w:r>
         <w:rPr>
@@ -527,7 +1143,31 @@
           <w:sz w:val="24"/>
           <w:szCs w:val="24"/>
         </w:rPr>
-        <w:t>I</w:t>
+        <w:t>It was</w:t>
+      </w:r>
+      <w:r>
+        <w:rPr>
+          <w:rFonts w:ascii="Times New Roman" w:hAnsi="Times New Roman" w:cs="Times New Roman"/>
+          <w:sz w:val="24"/>
+          <w:szCs w:val="24"/>
+        </w:rPr>
+        <w:t xml:space="preserve"> b</w:t>
+      </w:r>
+      <w:r>
+        <w:rPr>
+          <w:rFonts w:ascii="Times New Roman" w:hAnsi="Times New Roman" w:cs="Times New Roman"/>
+          <w:sz w:val="24"/>
+          <w:szCs w:val="24"/>
+        </w:rPr>
+        <w:t>y practice</w:t>
+      </w:r>
+      <w:r>
+        <w:rPr>
+          <w:rFonts w:ascii="Times New Roman" w:hAnsi="Times New Roman" w:cs="Times New Roman"/>
+          <w:sz w:val="24"/>
+          <w:szCs w:val="24"/>
+        </w:rPr>
+        <w:t xml:space="preserve"> that</w:t>
       </w:r>
       <w:r>
         <w:rPr>
@@ -543,511 +1183,6 @@
           <w:sz w:val="24"/>
           <w:szCs w:val="24"/>
         </w:rPr>
-        <w:t>had</w:t>
-      </w:r>
-      <w:r>
-        <w:rPr>
-          <w:rFonts w:ascii="Times New Roman" w:hAnsi="Times New Roman" w:cs="Times New Roman"/>
-          <w:sz w:val="24"/>
-          <w:szCs w:val="24"/>
-        </w:rPr>
-        <w:t xml:space="preserve"> always tried</w:t>
-      </w:r>
-      <w:r>
-        <w:rPr>
-          <w:rFonts w:ascii="Times New Roman" w:hAnsi="Times New Roman" w:cs="Times New Roman"/>
-          <w:sz w:val="24"/>
-          <w:szCs w:val="24"/>
-        </w:rPr>
-        <w:t xml:space="preserve"> to</w:t>
-      </w:r>
-      <w:r>
-        <w:rPr>
-          <w:rFonts w:ascii="Times New Roman" w:hAnsi="Times New Roman" w:cs="Times New Roman"/>
-          <w:sz w:val="24"/>
-          <w:szCs w:val="24"/>
-        </w:rPr>
-        <w:t xml:space="preserve"> conduct projects </w:t>
-      </w:r>
-      <w:r>
-        <w:rPr>
-          <w:rFonts w:ascii="Times New Roman" w:hAnsi="Times New Roman" w:cs="Times New Roman"/>
-          <w:sz w:val="24"/>
-          <w:szCs w:val="24"/>
-        </w:rPr>
-        <w:t>aiming to solve</w:t>
-      </w:r>
-      <w:r>
-        <w:rPr>
-          <w:rFonts w:ascii="Times New Roman" w:hAnsi="Times New Roman" w:cs="Times New Roman"/>
-          <w:sz w:val="24"/>
-          <w:szCs w:val="24"/>
-        </w:rPr>
-        <w:t xml:space="preserve"> practical problems</w:t>
-      </w:r>
-      <w:r>
-        <w:rPr>
-          <w:rFonts w:ascii="Times New Roman" w:hAnsi="Times New Roman" w:cs="Times New Roman"/>
-          <w:sz w:val="24"/>
-          <w:szCs w:val="24"/>
-        </w:rPr>
-        <w:t>, from which I could</w:t>
-      </w:r>
-      <w:r>
-        <w:rPr>
-          <w:rFonts w:ascii="Times New Roman" w:hAnsi="Times New Roman" w:cs="Times New Roman"/>
-          <w:sz w:val="24"/>
-          <w:szCs w:val="24"/>
-        </w:rPr>
-        <w:t xml:space="preserve"> gain particular satisfaction.</w:t>
-      </w:r>
-      <w:r>
-        <w:rPr>
-          <w:rFonts w:ascii="Times New Roman" w:hAnsi="Times New Roman" w:cs="Times New Roman"/>
-          <w:sz w:val="24"/>
-          <w:szCs w:val="24"/>
-        </w:rPr>
-        <w:t xml:space="preserve"> For example</w:t>
-      </w:r>
-      <w:r>
-        <w:rPr>
-          <w:rFonts w:ascii="Times New Roman" w:hAnsi="Times New Roman" w:cs="Times New Roman"/>
-          <w:sz w:val="24"/>
-          <w:szCs w:val="24"/>
-        </w:rPr>
-        <w:t>,</w:t>
-      </w:r>
-      <w:r>
-        <w:rPr>
-          <w:rFonts w:ascii="Times New Roman" w:hAnsi="Times New Roman" w:cs="Times New Roman"/>
-          <w:sz w:val="24"/>
-          <w:szCs w:val="24"/>
-        </w:rPr>
-        <w:t xml:space="preserve"> my </w:t>
-      </w:r>
-      <w:r>
-        <w:rPr>
-          <w:rFonts w:ascii="Times New Roman" w:hAnsi="Times New Roman" w:cs="Times New Roman"/>
-          <w:sz w:val="24"/>
-          <w:szCs w:val="24"/>
-        </w:rPr>
-        <w:t>Software Engineering class</w:t>
-      </w:r>
-      <w:r>
-        <w:rPr>
-          <w:rFonts w:ascii="Times New Roman" w:hAnsi="Times New Roman" w:cs="Times New Roman"/>
-          <w:sz w:val="24"/>
-          <w:szCs w:val="24"/>
-        </w:rPr>
-        <w:t xml:space="preserve"> was in the semester</w:t>
-      </w:r>
-      <w:r>
-        <w:rPr>
-          <w:rFonts w:ascii="Times New Roman" w:hAnsi="Times New Roman" w:cs="Times New Roman"/>
-          <w:sz w:val="24"/>
-          <w:szCs w:val="24"/>
-        </w:rPr>
-        <w:t xml:space="preserve"> when we were</w:t>
-      </w:r>
-      <w:r>
-        <w:rPr>
-          <w:rFonts w:ascii="Times New Roman" w:hAnsi="Times New Roman" w:cs="Times New Roman"/>
-          <w:sz w:val="24"/>
-          <w:szCs w:val="24"/>
-        </w:rPr>
-        <w:t xml:space="preserve"> </w:t>
-      </w:r>
-      <w:r>
-        <w:rPr>
-          <w:rFonts w:ascii="Times New Roman" w:hAnsi="Times New Roman" w:cs="Times New Roman"/>
-          <w:sz w:val="24"/>
-          <w:szCs w:val="24"/>
-        </w:rPr>
-        <w:t>indulged in programming on Online Judge</w:t>
-      </w:r>
-      <w:r>
-        <w:rPr>
-          <w:rFonts w:ascii="Times New Roman" w:hAnsi="Times New Roman" w:cs="Times New Roman"/>
-          <w:sz w:val="24"/>
-          <w:szCs w:val="24"/>
-        </w:rPr>
-        <w:t xml:space="preserve"> websites</w:t>
-      </w:r>
-      <w:r>
-        <w:rPr>
-          <w:rFonts w:ascii="Times New Roman" w:eastAsia="Yu Mincho" w:hAnsi="Times New Roman" w:cs="Times New Roman"/>
-          <w:sz w:val="24"/>
-          <w:szCs w:val="24"/>
-          <w:lang w:eastAsia="ja-JP"/>
-        </w:rPr>
-        <w:t>.</w:t>
-      </w:r>
-      <w:r>
-        <w:rPr>
-          <w:rFonts w:ascii="Times New Roman" w:hAnsi="Times New Roman" w:cs="Times New Roman"/>
-          <w:sz w:val="24"/>
-          <w:szCs w:val="24"/>
-        </w:rPr>
-        <w:t xml:space="preserve"> S</w:t>
-      </w:r>
-      <w:r>
-        <w:rPr>
-          <w:rFonts w:ascii="Times New Roman" w:hAnsi="Times New Roman" w:cs="Times New Roman"/>
-          <w:sz w:val="24"/>
-          <w:szCs w:val="24"/>
-        </w:rPr>
-        <w:t>o</w:t>
-      </w:r>
-      <w:r>
-        <w:rPr>
-          <w:rFonts w:ascii="Times New Roman" w:hAnsi="Times New Roman" w:cs="Times New Roman"/>
-          <w:sz w:val="24"/>
-          <w:szCs w:val="24"/>
-        </w:rPr>
-        <w:t xml:space="preserve"> </w:t>
-      </w:r>
-      <w:r>
-        <w:rPr>
-          <w:rFonts w:ascii="Times New Roman" w:hAnsi="Times New Roman" w:cs="Times New Roman"/>
-          <w:sz w:val="24"/>
-          <w:szCs w:val="24"/>
-        </w:rPr>
-        <w:t>my team</w:t>
-      </w:r>
-      <w:r>
-        <w:rPr>
-          <w:rFonts w:ascii="Times New Roman" w:hAnsi="Times New Roman" w:cs="Times New Roman"/>
-          <w:sz w:val="24"/>
-          <w:szCs w:val="24"/>
-        </w:rPr>
-        <w:t xml:space="preserve"> implemented a multi-language IDE spe</w:t>
-      </w:r>
-      <w:r>
-        <w:rPr>
-          <w:rFonts w:ascii="Times New Roman" w:hAnsi="Times New Roman" w:cs="Times New Roman"/>
-          <w:sz w:val="24"/>
-          <w:szCs w:val="24"/>
-        </w:rPr>
-        <w:t>cially designed for OJ</w:t>
-      </w:r>
-      <w:r>
-        <w:rPr>
-          <w:rFonts w:ascii="Times New Roman" w:hAnsi="Times New Roman" w:cs="Times New Roman"/>
-          <w:sz w:val="24"/>
-          <w:szCs w:val="24"/>
-        </w:rPr>
-        <w:t xml:space="preserve"> </w:t>
-      </w:r>
-      <w:r>
-        <w:rPr>
-          <w:rFonts w:ascii="Times New Roman" w:hAnsi="Times New Roman" w:cs="Times New Roman"/>
-          <w:sz w:val="24"/>
-          <w:szCs w:val="24"/>
-        </w:rPr>
-        <w:t>site user</w:t>
-      </w:r>
-      <w:r>
-        <w:rPr>
-          <w:rFonts w:ascii="Times New Roman" w:hAnsi="Times New Roman" w:cs="Times New Roman"/>
-          <w:sz w:val="24"/>
-          <w:szCs w:val="24"/>
-        </w:rPr>
-        <w:t>s</w:t>
-      </w:r>
-      <w:r>
-        <w:rPr>
-          <w:rFonts w:ascii="Times New Roman" w:hAnsi="Times New Roman" w:cs="Times New Roman"/>
-          <w:sz w:val="24"/>
-          <w:szCs w:val="24"/>
-        </w:rPr>
-        <w:t>,</w:t>
-      </w:r>
-      <w:r>
-        <w:rPr>
-          <w:rFonts w:ascii="Times New Roman" w:hAnsi="Times New Roman" w:cs="Times New Roman"/>
-          <w:sz w:val="24"/>
-          <w:szCs w:val="24"/>
-        </w:rPr>
-        <w:t xml:space="preserve"> with basic functions including</w:t>
-      </w:r>
-      <w:r>
-        <w:rPr>
-          <w:rFonts w:ascii="Times New Roman" w:hAnsi="Times New Roman" w:cs="Times New Roman"/>
-          <w:sz w:val="24"/>
-          <w:szCs w:val="24"/>
-        </w:rPr>
-        <w:t xml:space="preserve"> highlight, compile, submit and advanced functions in</w:t>
-      </w:r>
-      <w:r>
-        <w:rPr>
-          <w:rFonts w:ascii="Times New Roman" w:hAnsi="Times New Roman" w:cs="Times New Roman"/>
-          <w:sz w:val="24"/>
-          <w:szCs w:val="24"/>
-        </w:rPr>
-        <w:t>cluding record, revert and sharing</w:t>
-      </w:r>
-      <w:r>
-        <w:rPr>
-          <w:rFonts w:ascii="Times New Roman" w:hAnsi="Times New Roman" w:cs="Times New Roman"/>
-          <w:sz w:val="24"/>
-          <w:szCs w:val="24"/>
-        </w:rPr>
-        <w:t>.</w:t>
-      </w:r>
-      <w:r>
-        <w:rPr>
-          <w:rFonts w:ascii="Times New Roman" w:hAnsi="Times New Roman" w:cs="Times New Roman"/>
-          <w:sz w:val="24"/>
-          <w:szCs w:val="24"/>
-        </w:rPr>
-        <w:t xml:space="preserve"> </w:t>
-      </w:r>
-      <w:r>
-        <w:rPr>
-          <w:rFonts w:ascii="Times New Roman" w:hAnsi="Times New Roman" w:cs="Times New Roman"/>
-          <w:sz w:val="24"/>
-          <w:szCs w:val="24"/>
-        </w:rPr>
-        <w:t>I have never been</w:t>
-      </w:r>
-      <w:r>
-        <w:rPr>
-          <w:rFonts w:ascii="Times New Roman" w:hAnsi="Times New Roman" w:cs="Times New Roman"/>
-          <w:sz w:val="24"/>
-          <w:szCs w:val="24"/>
-        </w:rPr>
-        <w:t xml:space="preserve"> short of new ideas</w:t>
-      </w:r>
-      <w:r>
-        <w:rPr>
-          <w:rFonts w:ascii="Times New Roman" w:hAnsi="Times New Roman" w:cs="Times New Roman"/>
-          <w:sz w:val="24"/>
-          <w:szCs w:val="24"/>
-        </w:rPr>
-        <w:t>, so a</w:t>
-      </w:r>
-      <w:r>
-        <w:rPr>
-          <w:rFonts w:ascii="Times New Roman" w:hAnsi="Times New Roman" w:cs="Times New Roman"/>
-          <w:sz w:val="24"/>
-          <w:szCs w:val="24"/>
-        </w:rPr>
-        <w:t>s a team leader m</w:t>
-      </w:r>
-      <w:r>
-        <w:rPr>
-          <w:rFonts w:ascii="Times New Roman" w:hAnsi="Times New Roman" w:cs="Times New Roman"/>
-          <w:sz w:val="24"/>
-          <w:szCs w:val="24"/>
-        </w:rPr>
-        <w:t>y programs</w:t>
-      </w:r>
-      <w:r>
-        <w:rPr>
-          <w:rFonts w:ascii="Times New Roman" w:hAnsi="Times New Roman" w:cs="Times New Roman"/>
-          <w:sz w:val="24"/>
-          <w:szCs w:val="24"/>
-        </w:rPr>
-        <w:t xml:space="preserve"> had never lacked functionality.</w:t>
-      </w:r>
-      <w:r>
-        <w:rPr>
-          <w:rFonts w:ascii="Times New Roman" w:hAnsi="Times New Roman" w:cs="Times New Roman"/>
-          <w:sz w:val="24"/>
-          <w:szCs w:val="24"/>
-        </w:rPr>
-        <w:t xml:space="preserve"> </w:t>
-      </w:r>
-      <w:r>
-        <w:rPr>
-          <w:rFonts w:ascii="Times New Roman" w:hAnsi="Times New Roman" w:cs="Times New Roman"/>
-          <w:sz w:val="24"/>
-          <w:szCs w:val="24"/>
-        </w:rPr>
-        <w:t>B</w:t>
-      </w:r>
-      <w:r>
-        <w:rPr>
-          <w:rFonts w:ascii="Times New Roman" w:hAnsi="Times New Roman" w:cs="Times New Roman"/>
-          <w:sz w:val="24"/>
-          <w:szCs w:val="24"/>
-        </w:rPr>
-        <w:t xml:space="preserve">ut </w:t>
-      </w:r>
-      <w:r>
-        <w:rPr>
-          <w:rFonts w:ascii="Times New Roman" w:hAnsi="Times New Roman" w:cs="Times New Roman"/>
-          <w:sz w:val="24"/>
-          <w:szCs w:val="24"/>
-        </w:rPr>
-        <w:t>w</w:t>
-      </w:r>
-      <w:r>
-        <w:rPr>
-          <w:rFonts w:ascii="Times New Roman" w:hAnsi="Times New Roman" w:cs="Times New Roman"/>
-          <w:sz w:val="24"/>
-          <w:szCs w:val="24"/>
-        </w:rPr>
-        <w:t>hen it came</w:t>
-      </w:r>
-      <w:r>
-        <w:rPr>
-          <w:rFonts w:ascii="Times New Roman" w:hAnsi="Times New Roman" w:cs="Times New Roman"/>
-          <w:sz w:val="24"/>
-          <w:szCs w:val="24"/>
-        </w:rPr>
-        <w:t xml:space="preserve"> to the </w:t>
-      </w:r>
-      <w:r>
-        <w:rPr>
-          <w:rFonts w:ascii="Times New Roman" w:hAnsi="Times New Roman" w:cs="Times New Roman"/>
-          <w:sz w:val="24"/>
-          <w:szCs w:val="24"/>
-        </w:rPr>
-        <w:t>utility of language features</w:t>
-      </w:r>
-      <w:r>
-        <w:rPr>
-          <w:rFonts w:ascii="Times New Roman" w:hAnsi="Times New Roman" w:cs="Times New Roman"/>
-          <w:sz w:val="24"/>
-          <w:szCs w:val="24"/>
-        </w:rPr>
-        <w:t>,</w:t>
-      </w:r>
-      <w:r>
-        <w:rPr>
-          <w:rFonts w:ascii="Times New Roman" w:hAnsi="Times New Roman" w:cs="Times New Roman"/>
-          <w:sz w:val="24"/>
-          <w:szCs w:val="24"/>
-        </w:rPr>
-        <w:t xml:space="preserve"> </w:t>
-      </w:r>
-      <w:r>
-        <w:rPr>
-          <w:rFonts w:ascii="Times New Roman" w:hAnsi="Times New Roman" w:cs="Times New Roman"/>
-          <w:sz w:val="24"/>
-          <w:szCs w:val="24"/>
-        </w:rPr>
-        <w:t xml:space="preserve">software architecture and interface design, </w:t>
-      </w:r>
-      <w:r>
-        <w:rPr>
-          <w:rFonts w:ascii="Times New Roman" w:hAnsi="Times New Roman" w:cs="Times New Roman"/>
-          <w:sz w:val="24"/>
-          <w:szCs w:val="24"/>
-        </w:rPr>
-        <w:t xml:space="preserve">there </w:t>
-      </w:r>
-      <w:r>
-        <w:rPr>
-          <w:rFonts w:ascii="Times New Roman" w:hAnsi="Times New Roman" w:cs="Times New Roman"/>
-          <w:sz w:val="24"/>
-          <w:szCs w:val="24"/>
-        </w:rPr>
-        <w:t>were often</w:t>
-      </w:r>
-      <w:r>
-        <w:rPr>
-          <w:rFonts w:ascii="Times New Roman" w:hAnsi="Times New Roman" w:cs="Times New Roman"/>
-          <w:sz w:val="24"/>
-          <w:szCs w:val="24"/>
-        </w:rPr>
-        <w:t xml:space="preserve"> </w:t>
-      </w:r>
-      <w:r>
-        <w:rPr>
-          <w:rFonts w:ascii="Times New Roman" w:hAnsi="Times New Roman" w:cs="Times New Roman"/>
-          <w:sz w:val="24"/>
-          <w:szCs w:val="24"/>
-        </w:rPr>
-        <w:t>subtle</w:t>
-      </w:r>
-      <w:r>
-        <w:rPr>
-          <w:rFonts w:ascii="Times New Roman" w:hAnsi="Times New Roman" w:cs="Times New Roman"/>
-          <w:sz w:val="24"/>
-          <w:szCs w:val="24"/>
-        </w:rPr>
-        <w:t xml:space="preserve"> gap</w:t>
-      </w:r>
-      <w:r>
-        <w:rPr>
-          <w:rFonts w:ascii="Times New Roman" w:hAnsi="Times New Roman" w:cs="Times New Roman"/>
-          <w:sz w:val="24"/>
-          <w:szCs w:val="24"/>
-        </w:rPr>
-        <w:t>s</w:t>
-      </w:r>
-      <w:r>
-        <w:rPr>
-          <w:rFonts w:ascii="Times New Roman" w:hAnsi="Times New Roman" w:cs="Times New Roman"/>
-          <w:sz w:val="24"/>
-          <w:szCs w:val="24"/>
-        </w:rPr>
-        <w:t xml:space="preserve"> between my</w:t>
-      </w:r>
-      <w:r>
-        <w:rPr>
-          <w:rFonts w:ascii="Times New Roman" w:hAnsi="Times New Roman" w:cs="Times New Roman"/>
-          <w:sz w:val="24"/>
-          <w:szCs w:val="24"/>
-        </w:rPr>
-        <w:t xml:space="preserve"> program and</w:t>
-      </w:r>
-      <w:r>
-        <w:rPr>
-          <w:rFonts w:ascii="Times New Roman" w:hAnsi="Times New Roman" w:cs="Times New Roman"/>
-          <w:sz w:val="24"/>
-          <w:szCs w:val="24"/>
-        </w:rPr>
-        <w:t xml:space="preserve"> a</w:t>
-      </w:r>
-      <w:r>
-        <w:rPr>
-          <w:rFonts w:ascii="Times New Roman" w:hAnsi="Times New Roman" w:cs="Times New Roman"/>
-          <w:sz w:val="24"/>
-          <w:szCs w:val="24"/>
-        </w:rPr>
-        <w:t xml:space="preserve"> </w:t>
-      </w:r>
-      <w:r>
-        <w:rPr>
-          <w:rFonts w:ascii="Times New Roman" w:hAnsi="Times New Roman" w:cs="Times New Roman"/>
-          <w:sz w:val="24"/>
-          <w:szCs w:val="24"/>
-        </w:rPr>
-        <w:t>professional one.</w:t>
-      </w:r>
-      <w:r>
-        <w:rPr>
-          <w:rFonts w:ascii="Times New Roman" w:hAnsi="Times New Roman" w:cs="Times New Roman"/>
-          <w:sz w:val="24"/>
-          <w:szCs w:val="24"/>
-        </w:rPr>
-        <w:t xml:space="preserve"> </w:t>
-      </w:r>
-      <w:r>
-        <w:rPr>
-          <w:rFonts w:ascii="Times New Roman" w:hAnsi="Times New Roman" w:cs="Times New Roman"/>
-          <w:sz w:val="24"/>
-          <w:szCs w:val="24"/>
-        </w:rPr>
-        <w:t>B</w:t>
-      </w:r>
-      <w:r>
-        <w:rPr>
-          <w:rFonts w:ascii="Times New Roman" w:hAnsi="Times New Roman" w:cs="Times New Roman"/>
-          <w:sz w:val="24"/>
-          <w:szCs w:val="24"/>
-        </w:rPr>
-        <w:t xml:space="preserve">y practice </w:t>
-      </w:r>
-      <w:r>
-        <w:rPr>
-          <w:rFonts w:ascii="Times New Roman" w:hAnsi="Times New Roman" w:cs="Times New Roman"/>
-          <w:sz w:val="24"/>
-          <w:szCs w:val="24"/>
-        </w:rPr>
         <w:t>I fou</w:t>
       </w:r>
       <w:r>
@@ -1056,23 +1191,7 @@
           <w:sz w:val="24"/>
           <w:szCs w:val="24"/>
         </w:rPr>
-        <w:t>nd</w:t>
-      </w:r>
-      <w:r>
-        <w:rPr>
-          <w:rFonts w:ascii="Times New Roman" w:hAnsi="Times New Roman" w:cs="Times New Roman"/>
-          <w:sz w:val="24"/>
-          <w:szCs w:val="24"/>
-        </w:rPr>
-        <w:t xml:space="preserve"> that</w:t>
-      </w:r>
-      <w:r>
-        <w:rPr>
-          <w:rFonts w:ascii="Times New Roman" w:hAnsi="Times New Roman" w:cs="Times New Roman"/>
-          <w:sz w:val="24"/>
-          <w:szCs w:val="24"/>
-        </w:rPr>
-        <w:t xml:space="preserve"> </w:t>
+        <w:t xml:space="preserve">nd </w:t>
       </w:r>
       <w:r>
         <w:rPr>
@@ -1243,56 +1362,259 @@
           <w:szCs w:val="24"/>
           <w:lang w:eastAsia="ja-JP"/>
         </w:rPr>
-        <w:t>These papers</w:t>
-      </w:r>
-      <w:r>
-        <w:rPr>
-          <w:rFonts w:ascii="Times New Roman" w:eastAsia="Yu Mincho" w:hAnsi="Times New Roman" w:cs="Times New Roman"/>
-          <w:sz w:val="24"/>
-          <w:szCs w:val="24"/>
-          <w:lang w:eastAsia="ja-JP"/>
-        </w:rPr>
-        <w:t xml:space="preserve"> contained</w:t>
-      </w:r>
-      <w:r>
-        <w:rPr>
-          <w:rFonts w:ascii="Times New Roman" w:hAnsi="Times New Roman" w:cs="Times New Roman"/>
-          <w:sz w:val="24"/>
-          <w:szCs w:val="24"/>
-        </w:rPr>
-        <w:t xml:space="preserve"> my</w:t>
-      </w:r>
-      <w:r>
-        <w:rPr>
-          <w:rFonts w:ascii="Times New Roman" w:hAnsi="Times New Roman" w:cs="Times New Roman"/>
-          <w:sz w:val="24"/>
-          <w:szCs w:val="24"/>
-        </w:rPr>
-        <w:t xml:space="preserve"> culmination of enduring</w:t>
-      </w:r>
-      <w:r>
-        <w:rPr>
-          <w:rFonts w:ascii="Times New Roman" w:hAnsi="Times New Roman" w:cs="Times New Roman"/>
-          <w:sz w:val="24"/>
-          <w:szCs w:val="24"/>
-        </w:rPr>
-        <w:t xml:space="preserve"> commitment</w:t>
-      </w:r>
-      <w:r>
-        <w:rPr>
-          <w:rFonts w:ascii="Times New Roman" w:hAnsi="Times New Roman" w:cs="Times New Roman"/>
-          <w:sz w:val="24"/>
-          <w:szCs w:val="24"/>
+        <w:t>It has been</w:t>
+      </w:r>
+      <w:r>
+        <w:rPr>
+          <w:rFonts w:ascii="Times New Roman" w:eastAsia="Yu Mincho" w:hAnsi="Times New Roman" w:cs="Times New Roman"/>
+          <w:sz w:val="24"/>
+          <w:szCs w:val="24"/>
+          <w:lang w:eastAsia="ja-JP"/>
+        </w:rPr>
+        <w:t xml:space="preserve"> a</w:t>
+      </w:r>
+      <w:r>
+        <w:rPr>
+          <w:rFonts w:ascii="Times New Roman" w:eastAsia="Yu Mincho" w:hAnsi="Times New Roman" w:cs="Times New Roman"/>
+          <w:sz w:val="24"/>
+          <w:szCs w:val="24"/>
+          <w:lang w:eastAsia="ja-JP"/>
+        </w:rPr>
+        <w:t xml:space="preserve"> great pleasure working on these papers, especially when you see your paper accepted and highly evaluated by</w:t>
+      </w:r>
+      <w:r>
+        <w:rPr>
+          <w:rFonts w:ascii="Times New Roman" w:eastAsia="Yu Mincho" w:hAnsi="Times New Roman" w:cs="Times New Roman"/>
+          <w:sz w:val="24"/>
+          <w:szCs w:val="24"/>
+          <w:lang w:eastAsia="ja-JP"/>
+        </w:rPr>
+        <w:t xml:space="preserve"> the</w:t>
+      </w:r>
+      <w:r>
+        <w:rPr>
+          <w:rFonts w:ascii="Times New Roman" w:eastAsia="Yu Mincho" w:hAnsi="Times New Roman" w:cs="Times New Roman"/>
+          <w:sz w:val="24"/>
+          <w:szCs w:val="24"/>
+          <w:lang w:eastAsia="ja-JP"/>
+        </w:rPr>
+        <w:t xml:space="preserve"> reviewers</w:t>
+      </w:r>
+      <w:r>
+        <w:rPr>
+          <w:rFonts w:ascii="Times New Roman" w:eastAsia="Yu Mincho" w:hAnsi="Times New Roman" w:cs="Times New Roman"/>
+          <w:sz w:val="24"/>
+          <w:szCs w:val="24"/>
+          <w:lang w:eastAsia="ja-JP"/>
+        </w:rPr>
+        <w:t>.</w:t>
+      </w:r>
+      <w:r>
+        <w:rPr>
+          <w:rFonts w:ascii="Times New Roman" w:eastAsia="Yu Mincho" w:hAnsi="Times New Roman" w:cs="Times New Roman"/>
+          <w:sz w:val="24"/>
+          <w:szCs w:val="24"/>
+          <w:lang w:eastAsia="ja-JP"/>
+        </w:rPr>
+        <w:t xml:space="preserve"> </w:t>
+      </w:r>
+      <w:r>
+        <w:rPr>
+          <w:rFonts w:ascii="Times New Roman" w:eastAsia="Yu Mincho" w:hAnsi="Times New Roman" w:cs="Times New Roman"/>
+          <w:sz w:val="24"/>
+          <w:szCs w:val="24"/>
+          <w:lang w:eastAsia="ja-JP"/>
+        </w:rPr>
+        <w:t xml:space="preserve">The role I played </w:t>
+      </w:r>
+      <w:r>
+        <w:rPr>
+          <w:rFonts w:ascii="Times New Roman" w:eastAsia="Yu Mincho" w:hAnsi="Times New Roman" w:cs="Times New Roman"/>
+          <w:sz w:val="24"/>
+          <w:szCs w:val="24"/>
+          <w:lang w:eastAsia="ja-JP"/>
+        </w:rPr>
+        <w:t xml:space="preserve">in academic research </w:t>
+      </w:r>
+      <w:r>
+        <w:rPr>
+          <w:rFonts w:ascii="Times New Roman" w:eastAsia="Yu Mincho" w:hAnsi="Times New Roman" w:cs="Times New Roman"/>
+          <w:sz w:val="24"/>
+          <w:szCs w:val="24"/>
+          <w:lang w:eastAsia="ja-JP"/>
+        </w:rPr>
+        <w:t>had</w:t>
+      </w:r>
+      <w:r>
+        <w:rPr>
+          <w:rFonts w:ascii="Times New Roman" w:eastAsia="Yu Mincho" w:hAnsi="Times New Roman" w:cs="Times New Roman"/>
+          <w:sz w:val="24"/>
+          <w:szCs w:val="24"/>
+          <w:lang w:eastAsia="ja-JP"/>
+        </w:rPr>
+        <w:t xml:space="preserve"> been</w:t>
+      </w:r>
+      <w:r>
+        <w:rPr>
+          <w:rFonts w:ascii="Times New Roman" w:eastAsia="Yu Mincho" w:hAnsi="Times New Roman" w:cs="Times New Roman"/>
+          <w:sz w:val="24"/>
+          <w:szCs w:val="24"/>
+          <w:lang w:eastAsia="ja-JP"/>
+        </w:rPr>
+        <w:t xml:space="preserve"> more practical</w:t>
+      </w:r>
+      <w:r>
+        <w:rPr>
+          <w:rFonts w:ascii="Times New Roman" w:eastAsia="Yu Mincho" w:hAnsi="Times New Roman" w:cs="Times New Roman"/>
+          <w:sz w:val="24"/>
+          <w:szCs w:val="24"/>
+          <w:lang w:eastAsia="ja-JP"/>
+        </w:rPr>
+        <w:t xml:space="preserve"> than theoretical</w:t>
+      </w:r>
+      <w:r>
+        <w:rPr>
+          <w:rFonts w:ascii="Times New Roman" w:eastAsia="Yu Mincho" w:hAnsi="Times New Roman" w:cs="Times New Roman"/>
+          <w:sz w:val="24"/>
+          <w:szCs w:val="24"/>
+          <w:lang w:eastAsia="ja-JP"/>
+        </w:rPr>
+        <w:t>, as my contribution was mainly</w:t>
+      </w:r>
+      <w:r>
+        <w:rPr>
+          <w:rFonts w:ascii="Times New Roman" w:eastAsia="Yu Mincho" w:hAnsi="Times New Roman" w:cs="Times New Roman"/>
+          <w:sz w:val="24"/>
+          <w:szCs w:val="24"/>
+          <w:lang w:eastAsia="ja-JP"/>
+        </w:rPr>
+        <w:t xml:space="preserve"> on algor</w:t>
+      </w:r>
+      <w:r>
+        <w:rPr>
+          <w:rFonts w:ascii="Times New Roman" w:eastAsia="Yu Mincho" w:hAnsi="Times New Roman" w:cs="Times New Roman"/>
+          <w:sz w:val="24"/>
+          <w:szCs w:val="24"/>
+          <w:lang w:eastAsia="ja-JP"/>
+        </w:rPr>
+        <w:t>ithm design and implementation</w:t>
+      </w:r>
+      <w:r>
+        <w:rPr>
+          <w:rFonts w:ascii="Times New Roman" w:eastAsia="Yu Mincho" w:hAnsi="Times New Roman" w:cs="Times New Roman"/>
+          <w:sz w:val="24"/>
+          <w:szCs w:val="24"/>
+          <w:lang w:eastAsia="ja-JP"/>
+        </w:rPr>
+        <w:t>s</w:t>
+      </w:r>
+      <w:r>
+        <w:rPr>
+          <w:rFonts w:ascii="Times New Roman" w:eastAsia="Yu Mincho" w:hAnsi="Times New Roman" w:cs="Times New Roman"/>
+          <w:sz w:val="24"/>
+          <w:szCs w:val="24"/>
+          <w:lang w:eastAsia="ja-JP"/>
+        </w:rPr>
+        <w:t>.</w:t>
+      </w:r>
+      <w:r>
+        <w:rPr>
+          <w:rFonts w:ascii="Times New Roman" w:eastAsia="Yu Mincho" w:hAnsi="Times New Roman" w:cs="Times New Roman"/>
+          <w:sz w:val="24"/>
+          <w:szCs w:val="24"/>
+          <w:lang w:eastAsia="ja-JP"/>
+        </w:rPr>
+        <w:t xml:space="preserve"> The topic</w:t>
+      </w:r>
+      <w:r>
+        <w:rPr>
+          <w:rFonts w:ascii="Times New Roman" w:eastAsia="Yu Mincho" w:hAnsi="Times New Roman" w:cs="Times New Roman"/>
+          <w:sz w:val="24"/>
+          <w:szCs w:val="24"/>
+          <w:lang w:eastAsia="ja-JP"/>
+        </w:rPr>
+        <w:t>s</w:t>
+      </w:r>
+      <w:r>
+        <w:rPr>
+          <w:rFonts w:ascii="Times New Roman" w:eastAsia="Yu Mincho" w:hAnsi="Times New Roman" w:cs="Times New Roman"/>
+          <w:sz w:val="24"/>
+          <w:szCs w:val="24"/>
+          <w:lang w:eastAsia="ja-JP"/>
+        </w:rPr>
+        <w:t xml:space="preserve"> of these</w:t>
+      </w:r>
+      <w:r>
+        <w:rPr>
+          <w:rFonts w:ascii="Times New Roman" w:eastAsia="Yu Mincho" w:hAnsi="Times New Roman" w:cs="Times New Roman"/>
+          <w:sz w:val="24"/>
+          <w:szCs w:val="24"/>
+          <w:lang w:eastAsia="ja-JP"/>
+        </w:rPr>
+        <w:t xml:space="preserve"> papers varied a lot</w:t>
+      </w:r>
+      <w:r>
+        <w:rPr>
+          <w:rFonts w:ascii="Times New Roman" w:eastAsia="Yu Mincho" w:hAnsi="Times New Roman" w:cs="Times New Roman"/>
+          <w:sz w:val="24"/>
+          <w:szCs w:val="24"/>
+          <w:lang w:eastAsia="ja-JP"/>
+        </w:rPr>
+        <w:t>, from NLP and recommender systems to graph theories</w:t>
+      </w:r>
+      <w:r>
+        <w:rPr>
+          <w:rFonts w:ascii="Times New Roman" w:eastAsia="Yu Mincho" w:hAnsi="Times New Roman" w:cs="Times New Roman"/>
+          <w:sz w:val="24"/>
+          <w:szCs w:val="24"/>
+          <w:lang w:eastAsia="ja-JP"/>
         </w:rPr>
         <w:t>,</w:t>
       </w:r>
       <w:r>
         <w:rPr>
-          <w:rFonts w:ascii="Times New Roman" w:hAnsi="Times New Roman" w:cs="Times New Roman"/>
-          <w:sz w:val="24"/>
-          <w:szCs w:val="24"/>
-        </w:rPr>
-        <w:t xml:space="preserve"> and I had really learned a lot by working on them</w:t>
+          <w:rFonts w:ascii="Times New Roman" w:eastAsia="Yu Mincho" w:hAnsi="Times New Roman" w:cs="Times New Roman"/>
+          <w:sz w:val="24"/>
+          <w:szCs w:val="24"/>
+          <w:lang w:eastAsia="ja-JP"/>
+        </w:rPr>
+        <w:t xml:space="preserve"> but the core idea </w:t>
+      </w:r>
+      <w:r>
+        <w:rPr>
+          <w:rFonts w:ascii="Times New Roman" w:eastAsia="Yu Mincho" w:hAnsi="Times New Roman" w:cs="Times New Roman"/>
+          <w:sz w:val="24"/>
+          <w:szCs w:val="24"/>
+          <w:lang w:eastAsia="ja-JP"/>
+        </w:rPr>
+        <w:t>was</w:t>
+      </w:r>
+      <w:r>
+        <w:rPr>
+          <w:rFonts w:ascii="Times New Roman" w:eastAsia="Yu Mincho" w:hAnsi="Times New Roman" w:cs="Times New Roman"/>
+          <w:sz w:val="24"/>
+          <w:szCs w:val="24"/>
+          <w:lang w:eastAsia="ja-JP"/>
+        </w:rPr>
+        <w:t xml:space="preserve"> much</w:t>
+      </w:r>
+      <w:r>
+        <w:rPr>
+          <w:rFonts w:ascii="Times New Roman" w:eastAsia="Yu Mincho" w:hAnsi="Times New Roman" w:cs="Times New Roman"/>
+          <w:sz w:val="24"/>
+          <w:szCs w:val="24"/>
+          <w:lang w:eastAsia="ja-JP"/>
+        </w:rPr>
+        <w:t xml:space="preserve"> </w:t>
+      </w:r>
+      <w:r>
+        <w:rPr>
+          <w:rFonts w:ascii="Times New Roman" w:eastAsia="Yu Mincho" w:hAnsi="Times New Roman" w:cs="Times New Roman"/>
+          <w:sz w:val="24"/>
+          <w:szCs w:val="24"/>
+          <w:lang w:eastAsia="ja-JP"/>
+        </w:rPr>
+        <w:t>in common</w:t>
       </w:r>
       <w:r>
         <w:rPr>
@@ -1310,293 +1632,420 @@
           <w:szCs w:val="24"/>
           <w:lang w:eastAsia="ja-JP"/>
         </w:rPr>
-        <w:t xml:space="preserve">The role I played </w:t>
-      </w:r>
-      <w:r>
-        <w:rPr>
-          <w:rFonts w:ascii="Times New Roman" w:eastAsia="Yu Mincho" w:hAnsi="Times New Roman" w:cs="Times New Roman"/>
-          <w:sz w:val="24"/>
-          <w:szCs w:val="24"/>
-          <w:lang w:eastAsia="ja-JP"/>
-        </w:rPr>
-        <w:t xml:space="preserve">in academic research </w:t>
-      </w:r>
-      <w:r>
-        <w:rPr>
-          <w:rFonts w:ascii="Times New Roman" w:eastAsia="Yu Mincho" w:hAnsi="Times New Roman" w:cs="Times New Roman"/>
-          <w:sz w:val="24"/>
-          <w:szCs w:val="24"/>
-          <w:lang w:eastAsia="ja-JP"/>
-        </w:rPr>
-        <w:t>has been</w:t>
-      </w:r>
-      <w:r>
-        <w:rPr>
-          <w:rFonts w:ascii="Times New Roman" w:eastAsia="Yu Mincho" w:hAnsi="Times New Roman" w:cs="Times New Roman"/>
-          <w:sz w:val="24"/>
-          <w:szCs w:val="24"/>
-          <w:lang w:eastAsia="ja-JP"/>
-        </w:rPr>
-        <w:t xml:space="preserve"> more practical</w:t>
-      </w:r>
-      <w:r>
-        <w:rPr>
-          <w:rFonts w:ascii="Times New Roman" w:eastAsia="Yu Mincho" w:hAnsi="Times New Roman" w:cs="Times New Roman"/>
-          <w:sz w:val="24"/>
-          <w:szCs w:val="24"/>
-          <w:lang w:eastAsia="ja-JP"/>
-        </w:rPr>
-        <w:t xml:space="preserve"> than theoretical</w:t>
-      </w:r>
-      <w:r>
-        <w:rPr>
-          <w:rFonts w:ascii="Times New Roman" w:eastAsia="Yu Mincho" w:hAnsi="Times New Roman" w:cs="Times New Roman"/>
-          <w:sz w:val="24"/>
-          <w:szCs w:val="24"/>
-          <w:lang w:eastAsia="ja-JP"/>
-        </w:rPr>
-        <w:t>, as my contribution was mainly</w:t>
-      </w:r>
-      <w:r>
-        <w:rPr>
-          <w:rFonts w:ascii="Times New Roman" w:eastAsia="Yu Mincho" w:hAnsi="Times New Roman" w:cs="Times New Roman"/>
-          <w:sz w:val="24"/>
-          <w:szCs w:val="24"/>
-          <w:lang w:eastAsia="ja-JP"/>
-        </w:rPr>
-        <w:t xml:space="preserve"> on algor</w:t>
-      </w:r>
-      <w:r>
-        <w:rPr>
-          <w:rFonts w:ascii="Times New Roman" w:eastAsia="Yu Mincho" w:hAnsi="Times New Roman" w:cs="Times New Roman"/>
-          <w:sz w:val="24"/>
-          <w:szCs w:val="24"/>
-          <w:lang w:eastAsia="ja-JP"/>
-        </w:rPr>
-        <w:t>ithm design and implementation.</w:t>
-      </w:r>
-      <w:r>
-        <w:rPr>
-          <w:rFonts w:ascii="Times New Roman" w:eastAsia="Yu Mincho" w:hAnsi="Times New Roman" w:cs="Times New Roman"/>
-          <w:sz w:val="24"/>
-          <w:szCs w:val="24"/>
-          <w:lang w:eastAsia="ja-JP"/>
-        </w:rPr>
-        <w:t xml:space="preserve"> The topic</w:t>
-      </w:r>
-      <w:r>
-        <w:rPr>
-          <w:rFonts w:ascii="Times New Roman" w:eastAsia="Yu Mincho" w:hAnsi="Times New Roman" w:cs="Times New Roman"/>
-          <w:sz w:val="24"/>
-          <w:szCs w:val="24"/>
-          <w:lang w:eastAsia="ja-JP"/>
+        <w:t>That is</w:t>
+      </w:r>
+      <w:r>
+        <w:rPr>
+          <w:rFonts w:ascii="Times New Roman" w:eastAsia="Yu Mincho" w:hAnsi="Times New Roman" w:cs="Times New Roman"/>
+          <w:sz w:val="24"/>
+          <w:szCs w:val="24"/>
+          <w:lang w:eastAsia="ja-JP"/>
+        </w:rPr>
+        <w:t>,</w:t>
+      </w:r>
+      <w:r>
+        <w:rPr>
+          <w:rFonts w:ascii="Times New Roman" w:eastAsia="Yu Mincho" w:hAnsi="Times New Roman" w:cs="Times New Roman"/>
+          <w:sz w:val="24"/>
+          <w:szCs w:val="24"/>
+          <w:lang w:eastAsia="ja-JP"/>
+        </w:rPr>
+        <w:t xml:space="preserve"> to decompose your problem into</w:t>
+      </w:r>
+      <w:r>
+        <w:rPr>
+          <w:rFonts w:ascii="Times New Roman" w:eastAsia="Yu Mincho" w:hAnsi="Times New Roman" w:cs="Times New Roman"/>
+          <w:sz w:val="24"/>
+          <w:szCs w:val="24"/>
+          <w:lang w:eastAsia="ja-JP"/>
+        </w:rPr>
+        <w:t xml:space="preserve"> solvable parts </w:t>
+      </w:r>
+      <w:r>
+        <w:rPr>
+          <w:rFonts w:ascii="Times New Roman" w:eastAsia="Yu Mincho" w:hAnsi="Times New Roman" w:cs="Times New Roman"/>
+          <w:sz w:val="24"/>
+          <w:szCs w:val="24"/>
+          <w:lang w:eastAsia="ja-JP"/>
+        </w:rPr>
+        <w:t>and</w:t>
+      </w:r>
+      <w:r>
+        <w:rPr>
+          <w:rFonts w:ascii="Times New Roman" w:eastAsia="Yu Mincho" w:hAnsi="Times New Roman" w:cs="Times New Roman"/>
+          <w:sz w:val="24"/>
+          <w:szCs w:val="24"/>
+          <w:lang w:eastAsia="ja-JP"/>
+        </w:rPr>
+        <w:t xml:space="preserve"> to</w:t>
+      </w:r>
+      <w:r>
+        <w:rPr>
+          <w:rFonts w:ascii="Times New Roman" w:eastAsia="Yu Mincho" w:hAnsi="Times New Roman" w:cs="Times New Roman"/>
+          <w:sz w:val="24"/>
+          <w:szCs w:val="24"/>
+          <w:lang w:eastAsia="ja-JP"/>
+        </w:rPr>
+        <w:t xml:space="preserve"> design</w:t>
+      </w:r>
+      <w:r>
+        <w:rPr>
+          <w:rFonts w:ascii="Times New Roman" w:eastAsia="Yu Mincho" w:hAnsi="Times New Roman" w:cs="Times New Roman"/>
+          <w:sz w:val="24"/>
+          <w:szCs w:val="24"/>
+          <w:lang w:eastAsia="ja-JP"/>
+        </w:rPr>
+        <w:t xml:space="preserve"> the most</w:t>
+      </w:r>
+      <w:r>
+        <w:rPr>
+          <w:rFonts w:ascii="Times New Roman" w:eastAsia="Yu Mincho" w:hAnsi="Times New Roman" w:cs="Times New Roman"/>
+          <w:sz w:val="24"/>
+          <w:szCs w:val="24"/>
+          <w:lang w:eastAsia="ja-JP"/>
+        </w:rPr>
+        <w:t xml:space="preserve"> proper</w:t>
+      </w:r>
+      <w:r>
+        <w:rPr>
+          <w:rFonts w:ascii="Times New Roman" w:eastAsia="Yu Mincho" w:hAnsi="Times New Roman" w:cs="Times New Roman"/>
+          <w:sz w:val="24"/>
+          <w:szCs w:val="24"/>
+          <w:lang w:eastAsia="ja-JP"/>
+        </w:rPr>
+        <w:t xml:space="preserve"> algorithm and</w:t>
+      </w:r>
+      <w:r>
+        <w:rPr>
+          <w:rFonts w:ascii="Times New Roman" w:eastAsia="Yu Mincho" w:hAnsi="Times New Roman" w:cs="Times New Roman"/>
+          <w:sz w:val="24"/>
+          <w:szCs w:val="24"/>
+          <w:lang w:eastAsia="ja-JP"/>
+        </w:rPr>
+        <w:t xml:space="preserve"> data structure </w:t>
+      </w:r>
+      <w:r>
+        <w:rPr>
+          <w:rFonts w:ascii="Times New Roman" w:hAnsi="Times New Roman" w:cs="Times New Roman"/>
+          <w:sz w:val="24"/>
+          <w:szCs w:val="24"/>
+        </w:rPr>
+        <w:t xml:space="preserve">to manage them. </w:t>
+      </w:r>
+      <w:r>
+        <w:rPr>
+          <w:rFonts w:ascii="Times New Roman" w:hAnsi="Times New Roman" w:cs="Times New Roman"/>
+          <w:sz w:val="24"/>
+          <w:szCs w:val="24"/>
+        </w:rPr>
+        <w:t>Experimental</w:t>
+      </w:r>
+      <w:r>
+        <w:rPr>
+          <w:rFonts w:ascii="Times New Roman" w:hAnsi="Times New Roman" w:cs="Times New Roman"/>
+          <w:sz w:val="24"/>
+          <w:szCs w:val="24"/>
+        </w:rPr>
+        <w:t xml:space="preserve"> programs</w:t>
+      </w:r>
+      <w:r>
+        <w:rPr>
+          <w:rFonts w:ascii="Times New Roman" w:hAnsi="Times New Roman" w:cs="Times New Roman"/>
+          <w:sz w:val="24"/>
+          <w:szCs w:val="24"/>
+        </w:rPr>
+        <w:t xml:space="preserve"> for research</w:t>
+      </w:r>
+      <w:r>
+        <w:rPr>
+          <w:rFonts w:ascii="Times New Roman" w:hAnsi="Times New Roman" w:cs="Times New Roman"/>
+          <w:sz w:val="24"/>
+          <w:szCs w:val="24"/>
+        </w:rPr>
+        <w:t xml:space="preserve"> papers</w:t>
+      </w:r>
+      <w:r>
+        <w:rPr>
+          <w:rFonts w:ascii="Times New Roman" w:hAnsi="Times New Roman" w:cs="Times New Roman"/>
+          <w:sz w:val="24"/>
+          <w:szCs w:val="24"/>
+        </w:rPr>
+        <w:t xml:space="preserve"> </w:t>
+      </w:r>
+      <w:r>
+        <w:rPr>
+          <w:rFonts w:ascii="Times New Roman" w:hAnsi="Times New Roman" w:cs="Times New Roman"/>
+          <w:sz w:val="24"/>
+          <w:szCs w:val="24"/>
+        </w:rPr>
+        <w:t>are</w:t>
+      </w:r>
+      <w:r>
+        <w:rPr>
+          <w:rFonts w:ascii="Times New Roman" w:hAnsi="Times New Roman" w:cs="Times New Roman"/>
+          <w:sz w:val="24"/>
+          <w:szCs w:val="24"/>
+        </w:rPr>
+        <w:t xml:space="preserve"> often large-scaled and</w:t>
+      </w:r>
+      <w:r>
+        <w:rPr>
+          <w:rFonts w:ascii="Times New Roman" w:hAnsi="Times New Roman" w:cs="Times New Roman"/>
+          <w:sz w:val="24"/>
+          <w:szCs w:val="24"/>
+        </w:rPr>
+        <w:t xml:space="preserve"> zero tolerant to bugs and errors, so</w:t>
+      </w:r>
+      <w:r>
+        <w:rPr>
+          <w:rFonts w:ascii="Times New Roman" w:hAnsi="Times New Roman" w:cs="Times New Roman"/>
+          <w:sz w:val="24"/>
+          <w:szCs w:val="24"/>
+        </w:rPr>
+        <w:t xml:space="preserve"> it required</w:t>
+      </w:r>
+      <w:r>
+        <w:rPr>
+          <w:rFonts w:ascii="Times New Roman" w:hAnsi="Times New Roman" w:cs="Times New Roman"/>
+          <w:sz w:val="24"/>
+          <w:szCs w:val="24"/>
+        </w:rPr>
+        <w:t xml:space="preserve"> me</w:t>
+      </w:r>
+      <w:r>
+        <w:rPr>
+          <w:rFonts w:ascii="Times New Roman" w:hAnsi="Times New Roman" w:cs="Times New Roman"/>
+          <w:sz w:val="24"/>
+          <w:szCs w:val="24"/>
+        </w:rPr>
+        <w:t xml:space="preserve"> to be very technical</w:t>
+      </w:r>
+      <w:r>
+        <w:rPr>
+          <w:rFonts w:ascii="Times New Roman" w:hAnsi="Times New Roman" w:cs="Times New Roman"/>
+          <w:sz w:val="24"/>
+          <w:szCs w:val="24"/>
+        </w:rPr>
+        <w:t xml:space="preserve"> and professional in implementing them</w:t>
+      </w:r>
+      <w:r>
+        <w:rPr>
+          <w:rFonts w:ascii="Times New Roman" w:hAnsi="Times New Roman" w:cs="Times New Roman"/>
+          <w:sz w:val="24"/>
+          <w:szCs w:val="24"/>
+        </w:rPr>
+        <w:t>.</w:t>
+      </w:r>
+      <w:r>
+        <w:rPr>
+          <w:rFonts w:ascii="Times New Roman" w:hAnsi="Times New Roman" w:cs="Times New Roman"/>
+          <w:sz w:val="24"/>
+          <w:szCs w:val="24"/>
+        </w:rPr>
+        <w:t xml:space="preserve"> After the training of these experience</w:t>
+      </w:r>
+      <w:r>
+        <w:rPr>
+          <w:rFonts w:ascii="Times New Roman" w:hAnsi="Times New Roman" w:cs="Times New Roman"/>
+          <w:sz w:val="24"/>
+          <w:szCs w:val="24"/>
         </w:rPr>
         <w:t>s</w:t>
       </w:r>
       <w:r>
         <w:rPr>
-          <w:rFonts w:ascii="Times New Roman" w:eastAsia="Yu Mincho" w:hAnsi="Times New Roman" w:cs="Times New Roman"/>
-          <w:sz w:val="24"/>
-          <w:szCs w:val="24"/>
-          <w:lang w:eastAsia="ja-JP"/>
-        </w:rPr>
-        <w:t xml:space="preserve"> of these</w:t>
-      </w:r>
-      <w:r>
-        <w:rPr>
-          <w:rFonts w:ascii="Times New Roman" w:eastAsia="Yu Mincho" w:hAnsi="Times New Roman" w:cs="Times New Roman"/>
-          <w:sz w:val="24"/>
-          <w:szCs w:val="24"/>
-          <w:lang w:eastAsia="ja-JP"/>
-        </w:rPr>
-        <w:t xml:space="preserve"> papers varied a lot, but the core idea of algorithm</w:t>
-      </w:r>
-      <w:r>
-        <w:rPr>
-          <w:rFonts w:ascii="Times New Roman" w:eastAsia="Yu Mincho" w:hAnsi="Times New Roman" w:cs="Times New Roman"/>
-          <w:sz w:val="24"/>
-          <w:szCs w:val="24"/>
-          <w:lang w:eastAsia="ja-JP"/>
-        </w:rPr>
-        <w:t xml:space="preserve"> design was</w:t>
-      </w:r>
-      <w:r>
-        <w:rPr>
-          <w:rFonts w:ascii="Times New Roman" w:eastAsia="Yu Mincho" w:hAnsi="Times New Roman" w:cs="Times New Roman"/>
-          <w:sz w:val="24"/>
-          <w:szCs w:val="24"/>
-          <w:lang w:eastAsia="ja-JP"/>
-        </w:rPr>
-        <w:t xml:space="preserve"> much</w:t>
-      </w:r>
-      <w:r>
-        <w:rPr>
-          <w:rFonts w:ascii="Times New Roman" w:eastAsia="Yu Mincho" w:hAnsi="Times New Roman" w:cs="Times New Roman"/>
-          <w:sz w:val="24"/>
-          <w:szCs w:val="24"/>
-          <w:lang w:eastAsia="ja-JP"/>
+          <w:rFonts w:ascii="Times New Roman" w:hAnsi="Times New Roman" w:cs="Times New Roman"/>
+          <w:sz w:val="24"/>
+          <w:szCs w:val="24"/>
+        </w:rPr>
+        <w:t>, I got</w:t>
+      </w:r>
+      <w:r>
+        <w:rPr>
+          <w:rFonts w:ascii="Times New Roman" w:hAnsi="Times New Roman" w:cs="Times New Roman"/>
+          <w:sz w:val="24"/>
+          <w:szCs w:val="24"/>
+        </w:rPr>
+        <w:t xml:space="preserve"> quite</w:t>
+      </w:r>
+      <w:r>
+        <w:rPr>
+          <w:rFonts w:ascii="Times New Roman" w:hAnsi="Times New Roman" w:cs="Times New Roman"/>
+          <w:sz w:val="24"/>
+          <w:szCs w:val="24"/>
+        </w:rPr>
+        <w:t xml:space="preserve"> familiar with </w:t>
+      </w:r>
+      <w:r>
+        <w:rPr>
+          <w:rFonts w:ascii="Times New Roman" w:hAnsi="Times New Roman" w:cs="Times New Roman"/>
+          <w:sz w:val="24"/>
+          <w:szCs w:val="24"/>
+        </w:rPr>
+        <w:t>many</w:t>
+      </w:r>
+      <w:r>
+        <w:rPr>
+          <w:rFonts w:ascii="Times New Roman" w:hAnsi="Times New Roman" w:cs="Times New Roman"/>
+          <w:sz w:val="24"/>
+          <w:szCs w:val="24"/>
+        </w:rPr>
+        <w:t xml:space="preserve"> programming languages and</w:t>
+      </w:r>
+      <w:r>
+        <w:rPr>
+          <w:rFonts w:ascii="Times New Roman" w:hAnsi="Times New Roman" w:cs="Times New Roman"/>
+          <w:sz w:val="24"/>
+          <w:szCs w:val="24"/>
+        </w:rPr>
+        <w:t xml:space="preserve"> their</w:t>
+      </w:r>
+      <w:r>
+        <w:rPr>
+          <w:rFonts w:ascii="Times New Roman" w:hAnsi="Times New Roman" w:cs="Times New Roman"/>
+          <w:sz w:val="24"/>
+          <w:szCs w:val="24"/>
         </w:rPr>
         <w:t xml:space="preserve"> </w:t>
       </w:r>
       <w:r>
         <w:rPr>
-          <w:rFonts w:ascii="Times New Roman" w:eastAsia="Yu Mincho" w:hAnsi="Times New Roman" w:cs="Times New Roman"/>
-          <w:sz w:val="24"/>
-          <w:szCs w:val="24"/>
-          <w:lang w:eastAsia="ja-JP"/>
-        </w:rPr>
-        <w:t>in common</w:t>
-      </w:r>
-      <w:r>
-        <w:rPr>
-          <w:rFonts w:ascii="Times New Roman" w:eastAsia="Yu Mincho" w:hAnsi="Times New Roman" w:cs="Times New Roman"/>
-          <w:sz w:val="24"/>
-          <w:szCs w:val="24"/>
-          <w:lang w:eastAsia="ja-JP"/>
-        </w:rPr>
-        <w:t xml:space="preserve">. </w:t>
-      </w:r>
-      <w:r>
-        <w:rPr>
-          <w:rFonts w:ascii="Times New Roman" w:eastAsia="Yu Mincho" w:hAnsi="Times New Roman" w:cs="Times New Roman"/>
-          <w:sz w:val="24"/>
-          <w:szCs w:val="24"/>
-          <w:lang w:eastAsia="ja-JP"/>
-        </w:rPr>
-        <w:t>That is</w:t>
-      </w:r>
-      <w:r>
-        <w:rPr>
-          <w:rFonts w:ascii="Times New Roman" w:eastAsia="Yu Mincho" w:hAnsi="Times New Roman" w:cs="Times New Roman"/>
-          <w:sz w:val="24"/>
-          <w:szCs w:val="24"/>
-          <w:lang w:eastAsia="ja-JP"/>
+          <w:rFonts w:ascii="Times New Roman" w:hAnsi="Times New Roman" w:cs="Times New Roman"/>
+          <w:sz w:val="24"/>
+          <w:szCs w:val="24"/>
+        </w:rPr>
+        <w:t>scientific computing libraries. Also</w:t>
+      </w:r>
+      <w:r>
+        <w:rPr>
+          <w:rFonts w:ascii="Times New Roman" w:hAnsi="Times New Roman" w:cs="Times New Roman"/>
+          <w:sz w:val="24"/>
+          <w:szCs w:val="24"/>
         </w:rPr>
         <w:t>,</w:t>
       </w:r>
       <w:r>
         <w:rPr>
-          <w:rFonts w:ascii="Times New Roman" w:eastAsia="Yu Mincho" w:hAnsi="Times New Roman" w:cs="Times New Roman"/>
-          <w:sz w:val="24"/>
-          <w:szCs w:val="24"/>
-          <w:lang w:eastAsia="ja-JP"/>
-        </w:rPr>
-        <w:t xml:space="preserve"> to decompose your problem into</w:t>
-      </w:r>
-      <w:r>
-        <w:rPr>
-          <w:rFonts w:ascii="Times New Roman" w:eastAsia="Yu Mincho" w:hAnsi="Times New Roman" w:cs="Times New Roman"/>
-          <w:sz w:val="24"/>
-          <w:szCs w:val="24"/>
-          <w:lang w:eastAsia="ja-JP"/>
-        </w:rPr>
-        <w:t xml:space="preserve"> solvable parts </w:t>
-      </w:r>
-      <w:r>
-        <w:rPr>
-          <w:rFonts w:ascii="Times New Roman" w:eastAsia="Yu Mincho" w:hAnsi="Times New Roman" w:cs="Times New Roman"/>
-          <w:sz w:val="24"/>
-          <w:szCs w:val="24"/>
-          <w:lang w:eastAsia="ja-JP"/>
-        </w:rPr>
-        <w:t>and</w:t>
-      </w:r>
-      <w:r>
-        <w:rPr>
-          <w:rFonts w:ascii="Times New Roman" w:eastAsia="Yu Mincho" w:hAnsi="Times New Roman" w:cs="Times New Roman"/>
-          <w:sz w:val="24"/>
-          <w:szCs w:val="24"/>
-          <w:lang w:eastAsia="ja-JP"/>
-        </w:rPr>
-        <w:t xml:space="preserve"> to</w:t>
-      </w:r>
-      <w:r>
-        <w:rPr>
-          <w:rFonts w:ascii="Times New Roman" w:eastAsia="Yu Mincho" w:hAnsi="Times New Roman" w:cs="Times New Roman"/>
-          <w:sz w:val="24"/>
-          <w:szCs w:val="24"/>
-          <w:lang w:eastAsia="ja-JP"/>
-        </w:rPr>
-        <w:t xml:space="preserve"> design</w:t>
-      </w:r>
-      <w:r>
-        <w:rPr>
-          <w:rFonts w:ascii="Times New Roman" w:eastAsia="Yu Mincho" w:hAnsi="Times New Roman" w:cs="Times New Roman"/>
-          <w:sz w:val="24"/>
-          <w:szCs w:val="24"/>
-          <w:lang w:eastAsia="ja-JP"/>
-        </w:rPr>
-        <w:t xml:space="preserve"> the most</w:t>
-      </w:r>
-      <w:r>
-        <w:rPr>
-          <w:rFonts w:ascii="Times New Roman" w:eastAsia="Yu Mincho" w:hAnsi="Times New Roman" w:cs="Times New Roman"/>
-          <w:sz w:val="24"/>
-          <w:szCs w:val="24"/>
-          <w:lang w:eastAsia="ja-JP"/>
-        </w:rPr>
-        <w:t xml:space="preserve"> proper</w:t>
-      </w:r>
-      <w:r>
-        <w:rPr>
-          <w:rFonts w:ascii="Times New Roman" w:eastAsia="Yu Mincho" w:hAnsi="Times New Roman" w:cs="Times New Roman"/>
-          <w:sz w:val="24"/>
-          <w:szCs w:val="24"/>
-          <w:lang w:eastAsia="ja-JP"/>
+          <w:rFonts w:ascii="Times New Roman" w:hAnsi="Times New Roman" w:cs="Times New Roman"/>
+          <w:sz w:val="24"/>
+          <w:szCs w:val="24"/>
+        </w:rPr>
+        <w:t xml:space="preserve"> I</w:t>
+      </w:r>
+      <w:r>
+        <w:rPr>
+          <w:rFonts w:ascii="Times New Roman" w:hAnsi="Times New Roman" w:cs="Times New Roman"/>
+          <w:sz w:val="24"/>
+          <w:szCs w:val="24"/>
+        </w:rPr>
+        <w:t xml:space="preserve"> f</w:t>
+      </w:r>
+      <w:r>
+        <w:rPr>
+          <w:rFonts w:ascii="Times New Roman" w:hAnsi="Times New Roman" w:cs="Times New Roman"/>
+          <w:sz w:val="24"/>
+          <w:szCs w:val="24"/>
+        </w:rPr>
+        <w:t>ormed the ability to study the</w:t>
+      </w:r>
+      <w:r>
+        <w:rPr>
+          <w:rFonts w:ascii="Times New Roman" w:hAnsi="Times New Roman" w:cs="Times New Roman"/>
+          <w:sz w:val="24"/>
+          <w:szCs w:val="24"/>
+        </w:rPr>
+        <w:t xml:space="preserve"> </w:t>
+      </w:r>
+      <w:r>
+        <w:rPr>
+          <w:rFonts w:ascii="Times New Roman" w:hAnsi="Times New Roman" w:cs="Times New Roman"/>
+          <w:sz w:val="24"/>
+          <w:szCs w:val="24"/>
+        </w:rPr>
+        <w:t>relevant research</w:t>
+      </w:r>
+      <w:r>
+        <w:rPr>
+          <w:rFonts w:ascii="Times New Roman" w:hAnsi="Times New Roman" w:cs="Times New Roman"/>
+          <w:sz w:val="24"/>
+          <w:szCs w:val="24"/>
+        </w:rPr>
+        <w:t xml:space="preserve"> and </w:t>
+      </w:r>
+      <w:r>
+        <w:rPr>
+          <w:rFonts w:ascii="Times New Roman" w:hAnsi="Times New Roman" w:cs="Times New Roman"/>
+          <w:sz w:val="24"/>
+          <w:szCs w:val="24"/>
+        </w:rPr>
+        <w:t>published papers for inspirations</w:t>
+      </w:r>
+      <w:r>
+        <w:rPr>
+          <w:rFonts w:ascii="Times New Roman" w:hAnsi="Times New Roman" w:cs="Times New Roman"/>
+          <w:sz w:val="24"/>
+          <w:szCs w:val="24"/>
+        </w:rPr>
+        <w:t xml:space="preserve"> </w:t>
+      </w:r>
+      <w:r>
+        <w:rPr>
+          <w:rFonts w:ascii="Times New Roman" w:hAnsi="Times New Roman" w:cs="Times New Roman"/>
+          <w:sz w:val="24"/>
+          <w:szCs w:val="24"/>
+        </w:rPr>
+        <w:t>to solve new</w:t>
+      </w:r>
+      <w:r>
+        <w:rPr>
+          <w:rFonts w:ascii="Times New Roman" w:hAnsi="Times New Roman" w:cs="Times New Roman"/>
+          <w:sz w:val="24"/>
+          <w:szCs w:val="24"/>
+        </w:rPr>
+        <w:t xml:space="preserve"> derived</w:t>
+      </w:r>
+      <w:r>
+        <w:rPr>
+          <w:rFonts w:ascii="Times New Roman" w:hAnsi="Times New Roman" w:cs="Times New Roman"/>
+          <w:sz w:val="24"/>
+          <w:szCs w:val="24"/>
+        </w:rPr>
+        <w:t xml:space="preserve"> problems.</w:t>
+      </w:r>
+      <w:r>
+        <w:rPr>
+          <w:rFonts w:ascii="Times New Roman" w:hAnsi="Times New Roman" w:cs="Times New Roman"/>
+          <w:sz w:val="24"/>
+          <w:szCs w:val="24"/>
+        </w:rPr>
+        <w:t xml:space="preserve"> Long </w:t>
+      </w:r>
+      <w:r>
+        <w:rPr>
+          <w:rFonts w:ascii="Times New Roman" w:hAnsi="Times New Roman" w:cs="Times New Roman" w:hint="eastAsia"/>
+          <w:sz w:val="24"/>
+          <w:szCs w:val="24"/>
+        </w:rPr>
+        <w:t>engagement</w:t>
+      </w:r>
+      <w:r>
+        <w:rPr>
+          <w:rFonts w:ascii="Times New Roman" w:hAnsi="Times New Roman" w:cs="Times New Roman"/>
+          <w:sz w:val="24"/>
+          <w:szCs w:val="24"/>
+        </w:rPr>
+        <w:t xml:space="preserve"> with</w:t>
+      </w:r>
+      <w:r>
+        <w:rPr>
+          <w:rFonts w:ascii="Times New Roman" w:hAnsi="Times New Roman" w:cs="Times New Roman"/>
+          <w:sz w:val="24"/>
+          <w:szCs w:val="24"/>
         </w:rPr>
         <w:t xml:space="preserve"> algorithm and</w:t>
       </w:r>
       <w:r>
         <w:rPr>
-          <w:rFonts w:ascii="Times New Roman" w:eastAsia="Yu Mincho" w:hAnsi="Times New Roman" w:cs="Times New Roman"/>
-          <w:sz w:val="24"/>
-          <w:szCs w:val="24"/>
-          <w:lang w:eastAsia="ja-JP"/>
-        </w:rPr>
-        <w:t xml:space="preserve"> data structure </w:t>
-      </w:r>
-      <w:r>
-        <w:rPr>
-          <w:rFonts w:ascii="Times New Roman" w:hAnsi="Times New Roman" w:cs="Times New Roman"/>
-          <w:sz w:val="24"/>
-          <w:szCs w:val="24"/>
-        </w:rPr>
-        <w:t xml:space="preserve">to manage them. </w:t>
-      </w:r>
-      <w:r>
-        <w:rPr>
-          <w:rFonts w:ascii="Times New Roman" w:hAnsi="Times New Roman" w:cs="Times New Roman"/>
-          <w:sz w:val="24"/>
-          <w:szCs w:val="24"/>
-        </w:rPr>
-        <w:t>Experimental</w:t>
-      </w:r>
-      <w:r>
-        <w:rPr>
-          <w:rFonts w:ascii="Times New Roman" w:hAnsi="Times New Roman" w:cs="Times New Roman"/>
-          <w:sz w:val="24"/>
-          <w:szCs w:val="24"/>
-        </w:rPr>
-        <w:t xml:space="preserve"> programs</w:t>
-      </w:r>
-      <w:r>
-        <w:rPr>
-          <w:rFonts w:ascii="Times New Roman" w:hAnsi="Times New Roman" w:cs="Times New Roman"/>
-          <w:sz w:val="24"/>
-          <w:szCs w:val="24"/>
-        </w:rPr>
-        <w:t xml:space="preserve"> for research</w:t>
-      </w:r>
-      <w:r>
-        <w:rPr>
-          <w:rFonts w:ascii="Times New Roman" w:hAnsi="Times New Roman" w:cs="Times New Roman"/>
-          <w:sz w:val="24"/>
-          <w:szCs w:val="24"/>
-        </w:rPr>
-        <w:t xml:space="preserve"> papers</w:t>
-      </w:r>
-      <w:r>
-        <w:rPr>
           <w:rFonts w:ascii="Times New Roman" w:hAnsi="Times New Roman" w:cs="Times New Roman"/>
           <w:sz w:val="24"/>
           <w:szCs w:val="24"/>
@@ -1609,175 +2058,39 @@
           <w:sz w:val="24"/>
           <w:szCs w:val="24"/>
         </w:rPr>
-        <w:t>are</w:t>
-      </w:r>
-      <w:r>
-        <w:rPr>
-          <w:rFonts w:ascii="Times New Roman" w:hAnsi="Times New Roman" w:cs="Times New Roman"/>
-          <w:sz w:val="24"/>
-          <w:szCs w:val="24"/>
-        </w:rPr>
-        <w:t xml:space="preserve"> often large-scaled and</w:t>
-      </w:r>
-      <w:r>
-        <w:rPr>
-          <w:rFonts w:ascii="Times New Roman" w:hAnsi="Times New Roman" w:cs="Times New Roman"/>
-          <w:sz w:val="24"/>
-          <w:szCs w:val="24"/>
-        </w:rPr>
-        <w:t xml:space="preserve"> zero tolerant to bugs and errors, so</w:t>
-      </w:r>
-      <w:r>
-        <w:rPr>
-          <w:rFonts w:ascii="Times New Roman" w:hAnsi="Times New Roman" w:cs="Times New Roman"/>
-          <w:sz w:val="24"/>
-          <w:szCs w:val="24"/>
-        </w:rPr>
-        <w:t xml:space="preserve"> it required</w:t>
-      </w:r>
-      <w:r>
-        <w:rPr>
-          <w:rFonts w:ascii="Times New Roman" w:hAnsi="Times New Roman" w:cs="Times New Roman"/>
-          <w:sz w:val="24"/>
-          <w:szCs w:val="24"/>
-        </w:rPr>
-        <w:t xml:space="preserve"> me</w:t>
-      </w:r>
-      <w:r>
-        <w:rPr>
-          <w:rFonts w:ascii="Times New Roman" w:hAnsi="Times New Roman" w:cs="Times New Roman"/>
-          <w:sz w:val="24"/>
-          <w:szCs w:val="24"/>
-        </w:rPr>
-        <w:t xml:space="preserve"> to be very technical</w:t>
-      </w:r>
-      <w:r>
-        <w:rPr>
-          <w:rFonts w:ascii="Times New Roman" w:hAnsi="Times New Roman" w:cs="Times New Roman"/>
-          <w:sz w:val="24"/>
-          <w:szCs w:val="24"/>
-        </w:rPr>
-        <w:t xml:space="preserve"> and professional in implementing them</w:t>
-      </w:r>
-      <w:r>
-        <w:rPr>
-          <w:rFonts w:ascii="Times New Roman" w:hAnsi="Times New Roman" w:cs="Times New Roman"/>
-          <w:sz w:val="24"/>
-          <w:szCs w:val="24"/>
-        </w:rPr>
-        <w:t>.</w:t>
-      </w:r>
-      <w:r>
-        <w:rPr>
-          <w:rFonts w:ascii="Times New Roman" w:hAnsi="Times New Roman" w:cs="Times New Roman"/>
-          <w:sz w:val="24"/>
-          <w:szCs w:val="24"/>
-        </w:rPr>
-        <w:t xml:space="preserve"> After the training of these experience</w:t>
-      </w:r>
-      <w:r>
-        <w:rPr>
-          <w:rFonts w:ascii="Times New Roman" w:hAnsi="Times New Roman" w:cs="Times New Roman"/>
-          <w:sz w:val="24"/>
-          <w:szCs w:val="24"/>
-        </w:rPr>
-        <w:t>s</w:t>
-      </w:r>
-      <w:r>
-        <w:rPr>
-          <w:rFonts w:ascii="Times New Roman" w:hAnsi="Times New Roman" w:cs="Times New Roman"/>
-          <w:sz w:val="24"/>
-          <w:szCs w:val="24"/>
-        </w:rPr>
-        <w:t>, I got</w:t>
-      </w:r>
-      <w:r>
-        <w:rPr>
-          <w:rFonts w:ascii="Times New Roman" w:hAnsi="Times New Roman" w:cs="Times New Roman"/>
-          <w:sz w:val="24"/>
-          <w:szCs w:val="24"/>
-        </w:rPr>
-        <w:t xml:space="preserve"> quite</w:t>
-      </w:r>
-      <w:r>
-        <w:rPr>
-          <w:rFonts w:ascii="Times New Roman" w:hAnsi="Times New Roman" w:cs="Times New Roman"/>
-          <w:sz w:val="24"/>
-          <w:szCs w:val="24"/>
-        </w:rPr>
-        <w:t xml:space="preserve"> familiar with </w:t>
-      </w:r>
-      <w:r>
-        <w:rPr>
-          <w:rFonts w:ascii="Times New Roman" w:hAnsi="Times New Roman" w:cs="Times New Roman"/>
-          <w:sz w:val="24"/>
-          <w:szCs w:val="24"/>
-        </w:rPr>
-        <w:t>many</w:t>
-      </w:r>
-      <w:r>
-        <w:rPr>
-          <w:rFonts w:ascii="Times New Roman" w:hAnsi="Times New Roman" w:cs="Times New Roman"/>
-          <w:sz w:val="24"/>
-          <w:szCs w:val="24"/>
-        </w:rPr>
-        <w:t xml:space="preserve"> programming languages and</w:t>
-      </w:r>
-      <w:r>
-        <w:rPr>
-          <w:rFonts w:ascii="Times New Roman" w:hAnsi="Times New Roman" w:cs="Times New Roman"/>
-          <w:sz w:val="24"/>
-          <w:szCs w:val="24"/>
-        </w:rPr>
-        <w:t xml:space="preserve"> their</w:t>
-      </w:r>
-      <w:r>
-        <w:rPr>
-          <w:rFonts w:ascii="Times New Roman" w:hAnsi="Times New Roman" w:cs="Times New Roman"/>
-          <w:sz w:val="24"/>
-          <w:szCs w:val="24"/>
-        </w:rPr>
-        <w:t xml:space="preserve"> relevant</w:t>
-      </w:r>
-      <w:r>
-        <w:rPr>
-          <w:rFonts w:ascii="Times New Roman" w:hAnsi="Times New Roman" w:cs="Times New Roman"/>
-          <w:sz w:val="24"/>
-          <w:szCs w:val="24"/>
-        </w:rPr>
-        <w:t xml:space="preserve"> scientific computing libraries. Also</w:t>
-      </w:r>
-      <w:r>
-        <w:rPr>
-          <w:rFonts w:ascii="Times New Roman" w:hAnsi="Times New Roman" w:cs="Times New Roman"/>
-          <w:sz w:val="24"/>
-          <w:szCs w:val="24"/>
-        </w:rPr>
-        <w:t>,</w:t>
-      </w:r>
-      <w:r>
-        <w:rPr>
-          <w:rFonts w:ascii="Times New Roman" w:hAnsi="Times New Roman" w:cs="Times New Roman"/>
-          <w:sz w:val="24"/>
-          <w:szCs w:val="24"/>
-        </w:rPr>
-        <w:t xml:space="preserve"> I</w:t>
-      </w:r>
-      <w:r>
-        <w:rPr>
-          <w:rFonts w:ascii="Times New Roman" w:hAnsi="Times New Roman" w:cs="Times New Roman"/>
-          <w:sz w:val="24"/>
-          <w:szCs w:val="24"/>
-        </w:rPr>
-        <w:t xml:space="preserve"> f</w:t>
-      </w:r>
-      <w:r>
-        <w:rPr>
-          <w:rFonts w:ascii="Times New Roman" w:hAnsi="Times New Roman" w:cs="Times New Roman"/>
-          <w:sz w:val="24"/>
-          <w:szCs w:val="24"/>
-        </w:rPr>
-        <w:t>ormed the ability to study the</w:t>
+        <w:t>code had also inspired me to think how we</w:t>
+      </w:r>
+      <w:r>
+        <w:rPr>
+          <w:rFonts w:ascii="Times New Roman" w:hAnsi="Times New Roman" w:cs="Times New Roman"/>
+          <w:sz w:val="24"/>
+          <w:szCs w:val="24"/>
+        </w:rPr>
+        <w:t xml:space="preserve"> can</w:t>
+      </w:r>
+      <w:r>
+        <w:rPr>
+          <w:rFonts w:ascii="Times New Roman" w:hAnsi="Times New Roman" w:cs="Times New Roman"/>
+          <w:sz w:val="24"/>
+          <w:szCs w:val="24"/>
+        </w:rPr>
+        <w:t xml:space="preserve"> utilize or even optimize our programming language to help us find latent bugs</w:t>
+      </w:r>
+      <w:r>
+        <w:rPr>
+          <w:rFonts w:ascii="Times New Roman" w:hAnsi="Times New Roman" w:cs="Times New Roman"/>
+          <w:sz w:val="24"/>
+          <w:szCs w:val="24"/>
+        </w:rPr>
+        <w:t xml:space="preserve"> o</w:t>
+      </w:r>
+      <w:r>
+        <w:rPr>
+          <w:rFonts w:ascii="Times New Roman" w:hAnsi="Times New Roman" w:cs="Times New Roman"/>
+          <w:sz w:val="24"/>
+          <w:szCs w:val="24"/>
+        </w:rPr>
+        <w:t>r</w:t>
       </w:r>
       <w:r>
         <w:rPr>
@@ -1793,111 +2106,47 @@
           <w:sz w:val="24"/>
           <w:szCs w:val="24"/>
         </w:rPr>
-        <w:t>relevant research</w:t>
-      </w:r>
-      <w:r>
-        <w:rPr>
-          <w:rFonts w:ascii="Times New Roman" w:hAnsi="Times New Roman" w:cs="Times New Roman"/>
-          <w:sz w:val="24"/>
-          <w:szCs w:val="24"/>
-        </w:rPr>
-        <w:t xml:space="preserve"> and </w:t>
-      </w:r>
-      <w:r>
-        <w:rPr>
-          <w:rFonts w:ascii="Times New Roman" w:hAnsi="Times New Roman" w:cs="Times New Roman"/>
-          <w:sz w:val="24"/>
-          <w:szCs w:val="24"/>
-        </w:rPr>
-        <w:t>published papers for inspirations</w:t>
-      </w:r>
-      <w:r>
-        <w:rPr>
-          <w:rFonts w:ascii="Times New Roman" w:hAnsi="Times New Roman" w:cs="Times New Roman"/>
-          <w:sz w:val="24"/>
-          <w:szCs w:val="24"/>
-        </w:rPr>
-        <w:t xml:space="preserve"> </w:t>
-      </w:r>
-      <w:r>
-        <w:rPr>
-          <w:rFonts w:ascii="Times New Roman" w:hAnsi="Times New Roman" w:cs="Times New Roman"/>
-          <w:sz w:val="24"/>
-          <w:szCs w:val="24"/>
-        </w:rPr>
-        <w:t>to solve new</w:t>
-      </w:r>
-      <w:r>
-        <w:rPr>
-          <w:rFonts w:ascii="Times New Roman" w:hAnsi="Times New Roman" w:cs="Times New Roman"/>
-          <w:sz w:val="24"/>
-          <w:szCs w:val="24"/>
-        </w:rPr>
-        <w:t xml:space="preserve"> derived</w:t>
-      </w:r>
-      <w:r>
-        <w:rPr>
-          <w:rFonts w:ascii="Times New Roman" w:hAnsi="Times New Roman" w:cs="Times New Roman"/>
-          <w:sz w:val="24"/>
-          <w:szCs w:val="24"/>
-        </w:rPr>
-        <w:t xml:space="preserve"> problems.</w:t>
-      </w:r>
-      <w:r>
-        <w:rPr>
-          <w:rFonts w:ascii="Times New Roman" w:hAnsi="Times New Roman" w:cs="Times New Roman"/>
-          <w:sz w:val="24"/>
-          <w:szCs w:val="24"/>
-        </w:rPr>
-        <w:t xml:space="preserve"> Long </w:t>
-      </w:r>
-      <w:r>
-        <w:rPr>
-          <w:rFonts w:ascii="Times New Roman" w:hAnsi="Times New Roman" w:cs="Times New Roman" w:hint="eastAsia"/>
-          <w:sz w:val="24"/>
-          <w:szCs w:val="24"/>
-        </w:rPr>
-        <w:t>engagement</w:t>
-      </w:r>
-      <w:r>
-        <w:rPr>
-          <w:rFonts w:ascii="Times New Roman" w:hAnsi="Times New Roman" w:cs="Times New Roman"/>
-          <w:sz w:val="24"/>
-          <w:szCs w:val="24"/>
-        </w:rPr>
-        <w:t xml:space="preserve"> with</w:t>
-      </w:r>
-      <w:r>
-        <w:rPr>
-          <w:rFonts w:ascii="Times New Roman" w:hAnsi="Times New Roman" w:cs="Times New Roman"/>
-          <w:sz w:val="24"/>
-          <w:szCs w:val="24"/>
-        </w:rPr>
-        <w:t xml:space="preserve"> algorithm and</w:t>
-      </w:r>
-      <w:r>
-        <w:rPr>
-          <w:rFonts w:ascii="Times New Roman" w:hAnsi="Times New Roman" w:cs="Times New Roman"/>
-          <w:sz w:val="24"/>
-          <w:szCs w:val="24"/>
-        </w:rPr>
-        <w:t xml:space="preserve"> code had also inspired me to think that how can we utilize or even optimize our programming language to help us find latent bugs</w:t>
-      </w:r>
-      <w:r>
-        <w:rPr>
-          <w:rFonts w:ascii="Times New Roman" w:hAnsi="Times New Roman" w:cs="Times New Roman"/>
-          <w:sz w:val="24"/>
-          <w:szCs w:val="24"/>
-        </w:rPr>
-        <w:t xml:space="preserve"> or archive a higher performance</w:t>
-      </w:r>
-      <w:r>
-        <w:rPr>
-          <w:rFonts w:ascii="Times New Roman" w:hAnsi="Times New Roman" w:cs="Times New Roman"/>
-          <w:sz w:val="24"/>
-          <w:szCs w:val="24"/>
-        </w:rPr>
-        <w:t xml:space="preserve">, and how can we built our system to be more </w:t>
+        <w:t>achieve</w:t>
+      </w:r>
+      <w:r>
+        <w:rPr>
+          <w:rFonts w:ascii="Times New Roman" w:hAnsi="Times New Roman" w:cs="Times New Roman"/>
+          <w:sz w:val="24"/>
+          <w:szCs w:val="24"/>
+        </w:rPr>
+        <w:t xml:space="preserve"> a higher performance</w:t>
+      </w:r>
+      <w:r>
+        <w:rPr>
+          <w:rFonts w:ascii="Times New Roman" w:hAnsi="Times New Roman" w:cs="Times New Roman"/>
+          <w:sz w:val="24"/>
+          <w:szCs w:val="24"/>
+        </w:rPr>
+        <w:t>, and how we</w:t>
+      </w:r>
+      <w:r>
+        <w:rPr>
+          <w:rFonts w:ascii="Times New Roman" w:hAnsi="Times New Roman" w:cs="Times New Roman"/>
+          <w:sz w:val="24"/>
+          <w:szCs w:val="24"/>
+        </w:rPr>
+        <w:t xml:space="preserve"> can</w:t>
+      </w:r>
+      <w:r>
+        <w:rPr>
+          <w:rFonts w:ascii="Times New Roman" w:hAnsi="Times New Roman" w:cs="Times New Roman"/>
+          <w:sz w:val="24"/>
+          <w:szCs w:val="24"/>
+        </w:rPr>
+        <w:t xml:space="preserve"> build</w:t>
+      </w:r>
+      <w:r>
+        <w:rPr>
+          <w:rFonts w:ascii="Times New Roman" w:hAnsi="Times New Roman" w:cs="Times New Roman"/>
+          <w:sz w:val="24"/>
+          <w:szCs w:val="24"/>
+        </w:rPr>
+        <w:t xml:space="preserve"> our system to be more </w:t>
       </w:r>
       <w:r>
         <w:rPr>
@@ -1931,6 +2180,7 @@
           <w:sz w:val="24"/>
           <w:szCs w:val="24"/>
         </w:rPr>
+        <w:lastRenderedPageBreak/>
         <w:tab/>
       </w:r>
       <w:r>
@@ -2035,24 +2285,31 @@
           <w:sz w:val="24"/>
           <w:szCs w:val="24"/>
         </w:rPr>
-        <w:t>, one of the biggest hospital in Shanghai</w:t>
-      </w:r>
-      <w:r>
-        <w:rPr>
-          <w:rFonts w:ascii="Times New Roman" w:hAnsi="Times New Roman" w:cs="Times New Roman"/>
-          <w:sz w:val="24"/>
-          <w:szCs w:val="24"/>
-        </w:rPr>
-        <w:t xml:space="preserve">. Involved in </w:t>
-      </w:r>
-      <w:r>
-        <w:rPr>
-          <w:rFonts w:ascii="Times New Roman" w:hAnsi="Times New Roman" w:cs="Times New Roman"/>
-          <w:sz w:val="24"/>
-          <w:szCs w:val="24"/>
-        </w:rPr>
-        <w:lastRenderedPageBreak/>
-        <w:t>the development</w:t>
+        <w:t>, one of the biggest hospital</w:t>
+      </w:r>
+      <w:r>
+        <w:rPr>
+          <w:rFonts w:ascii="Times New Roman" w:hAnsi="Times New Roman" w:cs="Times New Roman"/>
+          <w:sz w:val="24"/>
+          <w:szCs w:val="24"/>
+        </w:rPr>
+        <w:t>s</w:t>
+      </w:r>
+      <w:r>
+        <w:rPr>
+          <w:rFonts w:ascii="Times New Roman" w:hAnsi="Times New Roman" w:cs="Times New Roman"/>
+          <w:sz w:val="24"/>
+          <w:szCs w:val="24"/>
+        </w:rPr>
+        <w:t xml:space="preserve"> in Shanghai</w:t>
+      </w:r>
+      <w:r>
+        <w:rPr>
+          <w:rFonts w:ascii="Times New Roman" w:hAnsi="Times New Roman" w:cs="Times New Roman"/>
+          <w:sz w:val="24"/>
+          <w:szCs w:val="24"/>
+        </w:rPr>
+        <w:t>. Involved in the development</w:t>
       </w:r>
       <w:r>
         <w:rPr>
@@ -2172,6 +2429,158 @@
           <w:sz w:val="24"/>
           <w:szCs w:val="24"/>
         </w:rPr>
+        <w:t xml:space="preserve"> NCCN</w:t>
+      </w:r>
+      <w:r>
+        <w:rPr>
+          <w:rFonts w:ascii="Times New Roman" w:hAnsi="Times New Roman" w:cs="Times New Roman"/>
+          <w:sz w:val="24"/>
+          <w:szCs w:val="24"/>
+        </w:rPr>
+        <w:t>,</w:t>
+      </w:r>
+      <w:r>
+        <w:rPr>
+          <w:rFonts w:ascii="Times New Roman" w:hAnsi="Times New Roman" w:cs="Times New Roman"/>
+          <w:sz w:val="24"/>
+          <w:szCs w:val="24"/>
+        </w:rPr>
+        <w:t xml:space="preserve"> a professional cancer guideline</w:t>
+      </w:r>
+      <w:r>
+        <w:rPr>
+          <w:rFonts w:ascii="Times New Roman" w:hAnsi="Times New Roman" w:cs="Times New Roman"/>
+          <w:sz w:val="24"/>
+          <w:szCs w:val="24"/>
+        </w:rPr>
+        <w:t xml:space="preserve">. </w:t>
+      </w:r>
+      <w:r>
+        <w:rPr>
+          <w:rFonts w:ascii="Times New Roman" w:hAnsi="Times New Roman" w:cs="Times New Roman"/>
+          <w:sz w:val="24"/>
+          <w:szCs w:val="24"/>
+        </w:rPr>
+        <w:t>During</w:t>
+      </w:r>
+      <w:r>
+        <w:rPr>
+          <w:rFonts w:ascii="Times New Roman" w:hAnsi="Times New Roman" w:cs="Times New Roman"/>
+          <w:sz w:val="24"/>
+          <w:szCs w:val="24"/>
+        </w:rPr>
+        <w:t xml:space="preserve"> the</w:t>
+      </w:r>
+      <w:r>
+        <w:rPr>
+          <w:rFonts w:ascii="Times New Roman" w:hAnsi="Times New Roman" w:cs="Times New Roman"/>
+          <w:sz w:val="24"/>
+          <w:szCs w:val="24"/>
+        </w:rPr>
+        <w:t xml:space="preserve"> internship I received many precious advices from </w:t>
+      </w:r>
+      <w:r>
+        <w:rPr>
+          <w:rFonts w:ascii="Times New Roman" w:hAnsi="Times New Roman" w:cs="Times New Roman"/>
+          <w:sz w:val="24"/>
+          <w:szCs w:val="24"/>
+        </w:rPr>
+        <w:t>professionals</w:t>
+      </w:r>
+      <w:r>
+        <w:rPr>
+          <w:rFonts w:ascii="Times New Roman" w:hAnsi="Times New Roman" w:cs="Times New Roman"/>
+          <w:sz w:val="24"/>
+          <w:szCs w:val="24"/>
+        </w:rPr>
+        <w:t>,</w:t>
+      </w:r>
+      <w:r>
+        <w:rPr>
+          <w:rFonts w:ascii="Times New Roman" w:hAnsi="Times New Roman" w:cs="Times New Roman"/>
+          <w:sz w:val="24"/>
+          <w:szCs w:val="24"/>
+        </w:rPr>
+        <w:t xml:space="preserve"> and</w:t>
+      </w:r>
+      <w:r>
+        <w:rPr>
+          <w:rFonts w:ascii="Times New Roman" w:hAnsi="Times New Roman" w:cs="Times New Roman"/>
+          <w:sz w:val="24"/>
+          <w:szCs w:val="24"/>
+        </w:rPr>
+        <w:t xml:space="preserve"> put much effort on</w:t>
+      </w:r>
+      <w:r>
+        <w:rPr>
+          <w:rFonts w:ascii="Times New Roman" w:hAnsi="Times New Roman" w:cs="Times New Roman"/>
+          <w:sz w:val="24"/>
+          <w:szCs w:val="24"/>
+        </w:rPr>
+        <w:t xml:space="preserve"> code optimization</w:t>
+      </w:r>
+      <w:r>
+        <w:rPr>
+          <w:rFonts w:ascii="Times New Roman" w:hAnsi="Times New Roman" w:cs="Times New Roman"/>
+          <w:sz w:val="24"/>
+          <w:szCs w:val="24"/>
+        </w:rPr>
+        <w:t>s</w:t>
+      </w:r>
+      <w:r>
+        <w:rPr>
+          <w:rFonts w:ascii="Times New Roman" w:hAnsi="Times New Roman" w:cs="Times New Roman"/>
+          <w:sz w:val="24"/>
+          <w:szCs w:val="24"/>
+        </w:rPr>
+        <w:t>. There I</w:t>
+      </w:r>
+      <w:r>
+        <w:rPr>
+          <w:rFonts w:ascii="Times New Roman" w:hAnsi="Times New Roman" w:cs="Times New Roman"/>
+          <w:sz w:val="24"/>
+          <w:szCs w:val="24"/>
+        </w:rPr>
+        <w:t xml:space="preserve"> used</w:t>
+      </w:r>
+      <w:r>
+        <w:rPr>
+          <w:rFonts w:ascii="Times New Roman" w:hAnsi="Times New Roman" w:cs="Times New Roman"/>
+          <w:sz w:val="24"/>
+          <w:szCs w:val="24"/>
+        </w:rPr>
+        <w:t xml:space="preserve"> recursive </w:t>
+      </w:r>
+      <w:r>
+        <w:rPr>
+          <w:rFonts w:ascii="Times New Roman" w:hAnsi="Times New Roman" w:cs="Times New Roman"/>
+          <w:sz w:val="24"/>
+          <w:szCs w:val="24"/>
+        </w:rPr>
+        <w:t>judgement</w:t>
+      </w:r>
+      <w:r>
+        <w:rPr>
+          <w:rFonts w:ascii="Times New Roman" w:hAnsi="Times New Roman" w:cs="Times New Roman"/>
+          <w:sz w:val="24"/>
+          <w:szCs w:val="24"/>
+        </w:rPr>
+        <w:t xml:space="preserve"> in replace of nested loop to make my code concise and extensible</w:t>
+      </w:r>
+      <w:r>
+        <w:rPr>
+          <w:rFonts w:ascii="Times New Roman" w:hAnsi="Times New Roman" w:cs="Times New Roman"/>
+          <w:sz w:val="24"/>
+          <w:szCs w:val="24"/>
+        </w:rPr>
+        <w:t>, adopted</w:t>
+      </w:r>
+      <w:r>
+        <w:rPr>
+          <w:rFonts w:ascii="Times New Roman" w:hAnsi="Times New Roman" w:cs="Times New Roman"/>
+          <w:sz w:val="24"/>
+          <w:szCs w:val="24"/>
+        </w:rPr>
         <w:t xml:space="preserve"> </w:t>
       </w:r>
       <w:r>
@@ -2180,63 +2589,295 @@
           <w:sz w:val="24"/>
           <w:szCs w:val="24"/>
         </w:rPr>
-        <w:t>a professional</w:t>
-      </w:r>
-      <w:r>
-        <w:rPr>
-          <w:rFonts w:ascii="Times New Roman" w:hAnsi="Times New Roman" w:cs="Times New Roman"/>
-          <w:sz w:val="24"/>
-          <w:szCs w:val="24"/>
-        </w:rPr>
-        <w:t xml:space="preserve"> cancer guidelin</w:t>
-      </w:r>
-      <w:r>
-        <w:rPr>
-          <w:rFonts w:ascii="Times New Roman" w:hAnsi="Times New Roman" w:cs="Times New Roman"/>
-          <w:sz w:val="24"/>
-          <w:szCs w:val="24"/>
-        </w:rPr>
-        <w:t>e</w:t>
-      </w:r>
-      <w:r>
-        <w:rPr>
-          <w:rFonts w:ascii="Times New Roman" w:hAnsi="Times New Roman" w:cs="Times New Roman"/>
-          <w:sz w:val="24"/>
-          <w:szCs w:val="24"/>
-        </w:rPr>
-        <w:t xml:space="preserve"> NCCN</w:t>
-      </w:r>
-      <w:r>
-        <w:rPr>
-          <w:rFonts w:ascii="Times New Roman" w:hAnsi="Times New Roman" w:cs="Times New Roman"/>
-          <w:sz w:val="24"/>
-          <w:szCs w:val="24"/>
-        </w:rPr>
-        <w:t xml:space="preserve">. </w:t>
-      </w:r>
-      <w:r>
-        <w:rPr>
-          <w:rFonts w:ascii="Times New Roman" w:hAnsi="Times New Roman" w:cs="Times New Roman"/>
-          <w:sz w:val="24"/>
-          <w:szCs w:val="24"/>
-        </w:rPr>
-        <w:t>During</w:t>
-      </w:r>
-      <w:r>
-        <w:rPr>
-          <w:rFonts w:ascii="Times New Roman" w:hAnsi="Times New Roman" w:cs="Times New Roman"/>
-          <w:sz w:val="24"/>
-          <w:szCs w:val="24"/>
-        </w:rPr>
-        <w:t xml:space="preserve"> internship I received many precious advices from the</w:t>
-      </w:r>
-      <w:r>
-        <w:rPr>
-          <w:rFonts w:ascii="Times New Roman" w:hAnsi="Times New Roman" w:cs="Times New Roman"/>
-          <w:sz w:val="24"/>
-          <w:szCs w:val="24"/>
-        </w:rPr>
-        <w:t xml:space="preserve"> professionals</w:t>
+        <w:t xml:space="preserve">JSON </w:t>
+      </w:r>
+      <w:r>
+        <w:rPr>
+          <w:rFonts w:ascii="Times New Roman" w:hAnsi="Times New Roman" w:cs="Times New Roman"/>
+          <w:sz w:val="24"/>
+          <w:szCs w:val="24"/>
+        </w:rPr>
+        <w:t>file</w:t>
+      </w:r>
+      <w:r>
+        <w:rPr>
+          <w:rFonts w:ascii="Times New Roman" w:hAnsi="Times New Roman" w:cs="Times New Roman"/>
+          <w:sz w:val="24"/>
+          <w:szCs w:val="24"/>
+        </w:rPr>
+        <w:t>s</w:t>
+      </w:r>
+      <w:r>
+        <w:rPr>
+          <w:rFonts w:ascii="Times New Roman" w:hAnsi="Times New Roman" w:cs="Times New Roman"/>
+          <w:sz w:val="24"/>
+          <w:szCs w:val="24"/>
+        </w:rPr>
+        <w:t xml:space="preserve"> to separate logic and rule</w:t>
+      </w:r>
+      <w:r>
+        <w:rPr>
+          <w:rFonts w:ascii="Times New Roman" w:hAnsi="Times New Roman" w:cs="Times New Roman"/>
+          <w:sz w:val="24"/>
+          <w:szCs w:val="24"/>
+        </w:rPr>
+        <w:t>s</w:t>
+      </w:r>
+      <w:r>
+        <w:rPr>
+          <w:rFonts w:ascii="Times New Roman" w:hAnsi="Times New Roman" w:cs="Times New Roman"/>
+          <w:sz w:val="24"/>
+          <w:szCs w:val="24"/>
+        </w:rPr>
+        <w:t xml:space="preserve"> thus achieving low coupling, </w:t>
+      </w:r>
+      <w:r>
+        <w:rPr>
+          <w:rFonts w:ascii="Times New Roman" w:hAnsi="Times New Roman" w:cs="Times New Roman"/>
+          <w:sz w:val="24"/>
+          <w:szCs w:val="24"/>
+        </w:rPr>
+        <w:t xml:space="preserve">and </w:t>
+      </w:r>
+      <w:r>
+        <w:rPr>
+          <w:rFonts w:ascii="Times New Roman" w:hAnsi="Times New Roman" w:cs="Times New Roman"/>
+          <w:sz w:val="24"/>
+          <w:szCs w:val="24"/>
+        </w:rPr>
+        <w:t>applied</w:t>
+      </w:r>
+      <w:r>
+        <w:rPr>
+          <w:rFonts w:ascii="Times New Roman" w:hAnsi="Times New Roman" w:cs="Times New Roman"/>
+          <w:sz w:val="24"/>
+          <w:szCs w:val="24"/>
+        </w:rPr>
+        <w:t xml:space="preserve"> disjunc</w:t>
+      </w:r>
+      <w:r>
+        <w:rPr>
+          <w:rFonts w:ascii="Times New Roman" w:hAnsi="Times New Roman" w:cs="Times New Roman"/>
+          <w:sz w:val="24"/>
+          <w:szCs w:val="24"/>
+        </w:rPr>
+        <w:t>tive normal form</w:t>
+      </w:r>
+      <w:r>
+        <w:rPr>
+          <w:rFonts w:ascii="Times New Roman" w:hAnsi="Times New Roman" w:cs="Times New Roman"/>
+          <w:sz w:val="24"/>
+          <w:szCs w:val="24"/>
+        </w:rPr>
+        <w:t xml:space="preserve"> in rule formats to make them</w:t>
+      </w:r>
+      <w:r>
+        <w:rPr>
+          <w:rFonts w:ascii="Times New Roman" w:hAnsi="Times New Roman" w:cs="Times New Roman"/>
+          <w:sz w:val="24"/>
+          <w:szCs w:val="24"/>
+        </w:rPr>
+        <w:t xml:space="preserve"> much </w:t>
+      </w:r>
+      <w:r>
+        <w:rPr>
+          <w:rFonts w:ascii="Times New Roman" w:hAnsi="Times New Roman" w:cs="Times New Roman"/>
+          <w:sz w:val="24"/>
+          <w:szCs w:val="24"/>
+        </w:rPr>
+        <w:t>easier to check and edit</w:t>
+      </w:r>
+      <w:r>
+        <w:rPr>
+          <w:rFonts w:ascii="Times New Roman" w:hAnsi="Times New Roman" w:cs="Times New Roman"/>
+          <w:sz w:val="24"/>
+          <w:szCs w:val="24"/>
+        </w:rPr>
+        <w:t>.</w:t>
+      </w:r>
+      <w:r>
+        <w:rPr>
+          <w:rFonts w:ascii="Times New Roman" w:hAnsi="Times New Roman" w:cs="Times New Roman"/>
+          <w:sz w:val="24"/>
+          <w:szCs w:val="24"/>
+        </w:rPr>
+        <w:t xml:space="preserve"> </w:t>
+      </w:r>
+      <w:r>
+        <w:rPr>
+          <w:rFonts w:ascii="Times New Roman" w:hAnsi="Times New Roman" w:cs="Times New Roman"/>
+          <w:sz w:val="24"/>
+          <w:szCs w:val="24"/>
+        </w:rPr>
+        <w:t>N</w:t>
+      </w:r>
+      <w:r>
+        <w:rPr>
+          <w:rFonts w:ascii="Times New Roman" w:hAnsi="Times New Roman" w:cs="Times New Roman"/>
+          <w:sz w:val="24"/>
+          <w:szCs w:val="24"/>
+        </w:rPr>
+        <w:t>ow</w:t>
+      </w:r>
+      <w:r>
+        <w:rPr>
+          <w:rFonts w:ascii="Times New Roman" w:hAnsi="Times New Roman" w:cs="Times New Roman"/>
+          <w:sz w:val="24"/>
+          <w:szCs w:val="24"/>
+        </w:rPr>
+        <w:t xml:space="preserve"> </w:t>
+      </w:r>
+      <w:r>
+        <w:rPr>
+          <w:rFonts w:ascii="Times New Roman" w:hAnsi="Times New Roman" w:cs="Times New Roman"/>
+          <w:sz w:val="24"/>
+          <w:szCs w:val="24"/>
+        </w:rPr>
+        <w:t xml:space="preserve">my work </w:t>
+      </w:r>
+      <w:r>
+        <w:rPr>
+          <w:rFonts w:ascii="Times New Roman" w:hAnsi="Times New Roman" w:cs="Times New Roman"/>
+          <w:sz w:val="24"/>
+          <w:szCs w:val="24"/>
+        </w:rPr>
+        <w:t>has passed</w:t>
+      </w:r>
+      <w:r>
+        <w:rPr>
+          <w:rFonts w:ascii="Times New Roman" w:hAnsi="Times New Roman" w:cs="Times New Roman"/>
+          <w:sz w:val="24"/>
+          <w:szCs w:val="24"/>
+        </w:rPr>
+        <w:t xml:space="preserve"> </w:t>
+      </w:r>
+      <w:r>
+        <w:rPr>
+          <w:rFonts w:ascii="Times New Roman" w:hAnsi="Times New Roman" w:cs="Times New Roman"/>
+          <w:sz w:val="24"/>
+          <w:szCs w:val="24"/>
+        </w:rPr>
+        <w:t>the code review</w:t>
+      </w:r>
+      <w:r>
+        <w:rPr>
+          <w:rFonts w:ascii="Times New Roman" w:hAnsi="Times New Roman" w:cs="Times New Roman"/>
+          <w:sz w:val="24"/>
+          <w:szCs w:val="24"/>
+        </w:rPr>
+        <w:t xml:space="preserve"> and is</w:t>
+      </w:r>
+      <w:r>
+        <w:rPr>
+          <w:rFonts w:ascii="Times New Roman" w:hAnsi="Times New Roman" w:cs="Times New Roman"/>
+          <w:sz w:val="24"/>
+          <w:szCs w:val="24"/>
+        </w:rPr>
+        <w:t xml:space="preserve"> widely used </w:t>
+      </w:r>
+      <w:r>
+        <w:rPr>
+          <w:rFonts w:ascii="Times New Roman" w:hAnsi="Times New Roman" w:cs="Times New Roman"/>
+          <w:sz w:val="24"/>
+          <w:szCs w:val="24"/>
+        </w:rPr>
+        <w:t>in</w:t>
+      </w:r>
+      <w:r>
+        <w:rPr>
+          <w:rFonts w:ascii="Times New Roman" w:hAnsi="Times New Roman" w:cs="Times New Roman"/>
+          <w:sz w:val="24"/>
+          <w:szCs w:val="24"/>
+        </w:rPr>
+        <w:t xml:space="preserve"> </w:t>
+      </w:r>
+      <w:r>
+        <w:rPr>
+          <w:rFonts w:ascii="Times New Roman" w:hAnsi="Times New Roman" w:cs="Times New Roman"/>
+          <w:sz w:val="24"/>
+          <w:szCs w:val="24"/>
+        </w:rPr>
+        <w:t>the</w:t>
+      </w:r>
+      <w:r>
+        <w:rPr>
+          <w:rFonts w:ascii="Times New Roman" w:hAnsi="Times New Roman" w:cs="Times New Roman"/>
+          <w:sz w:val="24"/>
+          <w:szCs w:val="24"/>
+        </w:rPr>
+        <w:t xml:space="preserve"> </w:t>
+      </w:r>
+      <w:r>
+        <w:rPr>
+          <w:rFonts w:ascii="Times New Roman" w:hAnsi="Times New Roman" w:cs="Times New Roman"/>
+          <w:sz w:val="24"/>
+          <w:szCs w:val="24"/>
+        </w:rPr>
+        <w:t xml:space="preserve">diagnosis </w:t>
+      </w:r>
+      <w:r>
+        <w:rPr>
+          <w:rFonts w:ascii="Times New Roman" w:hAnsi="Times New Roman" w:cs="Times New Roman"/>
+          <w:sz w:val="24"/>
+          <w:szCs w:val="24"/>
+        </w:rPr>
+        <w:t>system as a bottom-level module</w:t>
+      </w:r>
+      <w:r>
+        <w:rPr>
+          <w:rFonts w:ascii="Times New Roman" w:hAnsi="Times New Roman" w:cs="Times New Roman"/>
+          <w:sz w:val="24"/>
+          <w:szCs w:val="24"/>
+        </w:rPr>
+        <w:t>.</w:t>
+      </w:r>
+      <w:r>
+        <w:rPr>
+          <w:rFonts w:ascii="Times New Roman" w:hAnsi="Times New Roman" w:cs="Times New Roman"/>
+          <w:sz w:val="24"/>
+          <w:szCs w:val="24"/>
+        </w:rPr>
+        <w:t xml:space="preserve"> This experience taught me that as a professional developer </w:t>
+      </w:r>
+      <w:r>
+        <w:rPr>
+          <w:rFonts w:ascii="Times New Roman" w:hAnsi="Times New Roman" w:cs="Times New Roman"/>
+          <w:sz w:val="24"/>
+          <w:szCs w:val="24"/>
+        </w:rPr>
+        <w:t>the</w:t>
+      </w:r>
+      <w:r>
+        <w:rPr>
+          <w:rFonts w:ascii="Times New Roman" w:hAnsi="Times New Roman" w:cs="Times New Roman"/>
+          <w:sz w:val="24"/>
+          <w:szCs w:val="24"/>
+        </w:rPr>
+        <w:t xml:space="preserve"> value</w:t>
+      </w:r>
+      <w:r>
+        <w:rPr>
+          <w:rFonts w:ascii="Times New Roman" w:hAnsi="Times New Roman" w:cs="Times New Roman"/>
+          <w:sz w:val="24"/>
+          <w:szCs w:val="24"/>
+        </w:rPr>
+        <w:t xml:space="preserve"> you create is</w:t>
+      </w:r>
+      <w:r>
+        <w:rPr>
+          <w:rFonts w:ascii="Times New Roman" w:hAnsi="Times New Roman" w:cs="Times New Roman"/>
+          <w:sz w:val="24"/>
+          <w:szCs w:val="24"/>
+        </w:rPr>
+        <w:t xml:space="preserve"> not only from </w:t>
+      </w:r>
+      <w:r>
+        <w:rPr>
+          <w:rFonts w:ascii="Times New Roman" w:hAnsi="Times New Roman" w:cs="Times New Roman"/>
+          <w:sz w:val="24"/>
+          <w:szCs w:val="24"/>
+        </w:rPr>
+        <w:t>what you implement but also from how you implement</w:t>
       </w:r>
       <w:r>
         <w:rPr>
@@ -2252,86 +2893,6 @@
           <w:sz w:val="24"/>
           <w:szCs w:val="24"/>
         </w:rPr>
-        <w:t xml:space="preserve"> and</w:t>
-      </w:r>
-      <w:r>
-        <w:rPr>
-          <w:rFonts w:ascii="Times New Roman" w:hAnsi="Times New Roman" w:cs="Times New Roman"/>
-          <w:sz w:val="24"/>
-          <w:szCs w:val="24"/>
-        </w:rPr>
-        <w:t xml:space="preserve"> put much effort on</w:t>
-      </w:r>
-      <w:r>
-        <w:rPr>
-          <w:rFonts w:ascii="Times New Roman" w:hAnsi="Times New Roman" w:cs="Times New Roman"/>
-          <w:sz w:val="24"/>
-          <w:szCs w:val="24"/>
-        </w:rPr>
-        <w:t xml:space="preserve"> code optimization</w:t>
-      </w:r>
-      <w:r>
-        <w:rPr>
-          <w:rFonts w:ascii="Times New Roman" w:hAnsi="Times New Roman" w:cs="Times New Roman"/>
-          <w:sz w:val="24"/>
-          <w:szCs w:val="24"/>
-        </w:rPr>
-        <w:t>s</w:t>
-      </w:r>
-      <w:r>
-        <w:rPr>
-          <w:rFonts w:ascii="Times New Roman" w:hAnsi="Times New Roman" w:cs="Times New Roman"/>
-          <w:sz w:val="24"/>
-          <w:szCs w:val="24"/>
-        </w:rPr>
-        <w:t>. There I</w:t>
-      </w:r>
-      <w:r>
-        <w:rPr>
-          <w:rFonts w:ascii="Times New Roman" w:hAnsi="Times New Roman" w:cs="Times New Roman"/>
-          <w:sz w:val="24"/>
-          <w:szCs w:val="24"/>
-        </w:rPr>
-        <w:t xml:space="preserve"> used</w:t>
-      </w:r>
-      <w:r>
-        <w:rPr>
-          <w:rFonts w:ascii="Times New Roman" w:hAnsi="Times New Roman" w:cs="Times New Roman"/>
-          <w:sz w:val="24"/>
-          <w:szCs w:val="24"/>
-        </w:rPr>
-        <w:t xml:space="preserve"> recursive </w:t>
-      </w:r>
-      <w:r>
-        <w:rPr>
-          <w:rFonts w:ascii="Times New Roman" w:hAnsi="Times New Roman" w:cs="Times New Roman"/>
-          <w:sz w:val="24"/>
-          <w:szCs w:val="24"/>
-        </w:rPr>
-        <w:t>judgement</w:t>
-      </w:r>
-      <w:r>
-        <w:rPr>
-          <w:rFonts w:ascii="Times New Roman" w:hAnsi="Times New Roman" w:cs="Times New Roman"/>
-          <w:sz w:val="24"/>
-          <w:szCs w:val="24"/>
-        </w:rPr>
-        <w:t xml:space="preserve"> in replace of nested loop to make my code concise and extensible</w:t>
-      </w:r>
-      <w:r>
-        <w:rPr>
-          <w:rFonts w:ascii="Times New Roman" w:hAnsi="Times New Roman" w:cs="Times New Roman"/>
-          <w:sz w:val="24"/>
-          <w:szCs w:val="24"/>
-        </w:rPr>
-        <w:t>, used</w:t>
-      </w:r>
-      <w:r>
-        <w:rPr>
-          <w:rFonts w:ascii="Times New Roman" w:hAnsi="Times New Roman" w:cs="Times New Roman"/>
-          <w:sz w:val="24"/>
-          <w:szCs w:val="24"/>
-        </w:rPr>
         <w:t xml:space="preserve"> </w:t>
       </w:r>
       <w:r>
@@ -2340,343 +2901,23 @@
           <w:sz w:val="24"/>
           <w:szCs w:val="24"/>
         </w:rPr>
-        <w:t xml:space="preserve">JSON </w:t>
-      </w:r>
-      <w:r>
-        <w:rPr>
-          <w:rFonts w:ascii="Times New Roman" w:hAnsi="Times New Roman" w:cs="Times New Roman"/>
-          <w:sz w:val="24"/>
-          <w:szCs w:val="24"/>
-        </w:rPr>
-        <w:t>file</w:t>
-      </w:r>
-      <w:r>
-        <w:rPr>
-          <w:rFonts w:ascii="Times New Roman" w:hAnsi="Times New Roman" w:cs="Times New Roman"/>
-          <w:sz w:val="24"/>
-          <w:szCs w:val="24"/>
-        </w:rPr>
-        <w:t>s</w:t>
-      </w:r>
-      <w:r>
-        <w:rPr>
-          <w:rFonts w:ascii="Times New Roman" w:hAnsi="Times New Roman" w:cs="Times New Roman"/>
-          <w:sz w:val="24"/>
-          <w:szCs w:val="24"/>
-        </w:rPr>
-        <w:t xml:space="preserve"> to separate logic and rule</w:t>
-      </w:r>
-      <w:r>
-        <w:rPr>
-          <w:rFonts w:ascii="Times New Roman" w:hAnsi="Times New Roman" w:cs="Times New Roman"/>
-          <w:sz w:val="24"/>
-          <w:szCs w:val="24"/>
-        </w:rPr>
-        <w:t>s</w:t>
-      </w:r>
-      <w:r>
-        <w:rPr>
-          <w:rFonts w:ascii="Times New Roman" w:hAnsi="Times New Roman" w:cs="Times New Roman"/>
-          <w:sz w:val="24"/>
-          <w:szCs w:val="24"/>
-        </w:rPr>
-        <w:t xml:space="preserve"> thus achieving low coupling, </w:t>
-      </w:r>
-      <w:r>
-        <w:rPr>
-          <w:rFonts w:ascii="Times New Roman" w:hAnsi="Times New Roman" w:cs="Times New Roman"/>
-          <w:sz w:val="24"/>
-          <w:szCs w:val="24"/>
-        </w:rPr>
-        <w:t xml:space="preserve">and </w:t>
-      </w:r>
-      <w:r>
-        <w:rPr>
-          <w:rFonts w:ascii="Times New Roman" w:hAnsi="Times New Roman" w:cs="Times New Roman"/>
-          <w:sz w:val="24"/>
-          <w:szCs w:val="24"/>
-        </w:rPr>
-        <w:t>used</w:t>
-      </w:r>
-      <w:r>
-        <w:rPr>
-          <w:rFonts w:ascii="Times New Roman" w:hAnsi="Times New Roman" w:cs="Times New Roman"/>
-          <w:sz w:val="24"/>
-          <w:szCs w:val="24"/>
-        </w:rPr>
-        <w:t xml:space="preserve"> disjunc</w:t>
-      </w:r>
-      <w:r>
-        <w:rPr>
-          <w:rFonts w:ascii="Times New Roman" w:hAnsi="Times New Roman" w:cs="Times New Roman"/>
-          <w:sz w:val="24"/>
-          <w:szCs w:val="24"/>
-        </w:rPr>
-        <w:t>tive normal form</w:t>
-      </w:r>
-      <w:r>
-        <w:rPr>
-          <w:rFonts w:ascii="Times New Roman" w:hAnsi="Times New Roman" w:cs="Times New Roman"/>
-          <w:sz w:val="24"/>
-          <w:szCs w:val="24"/>
-        </w:rPr>
-        <w:t xml:space="preserve"> in rule formats to make them</w:t>
-      </w:r>
-      <w:r>
-        <w:rPr>
-          <w:rFonts w:ascii="Times New Roman" w:hAnsi="Times New Roman" w:cs="Times New Roman"/>
-          <w:sz w:val="24"/>
-          <w:szCs w:val="24"/>
-        </w:rPr>
-        <w:t xml:space="preserve"> much </w:t>
-      </w:r>
-      <w:r>
-        <w:rPr>
-          <w:rFonts w:ascii="Times New Roman" w:hAnsi="Times New Roman" w:cs="Times New Roman"/>
-          <w:sz w:val="24"/>
-          <w:szCs w:val="24"/>
-        </w:rPr>
-        <w:t>easier to check and edit</w:t>
-      </w:r>
-      <w:r>
-        <w:rPr>
-          <w:rFonts w:ascii="Times New Roman" w:hAnsi="Times New Roman" w:cs="Times New Roman"/>
-          <w:sz w:val="24"/>
-          <w:szCs w:val="24"/>
-        </w:rPr>
-        <w:t>.</w:t>
-      </w:r>
-      <w:r>
-        <w:rPr>
-          <w:rFonts w:ascii="Times New Roman" w:hAnsi="Times New Roman" w:cs="Times New Roman"/>
-          <w:sz w:val="24"/>
-          <w:szCs w:val="24"/>
-        </w:rPr>
-        <w:t xml:space="preserve"> </w:t>
-      </w:r>
-      <w:r>
-        <w:rPr>
-          <w:rFonts w:ascii="Times New Roman" w:hAnsi="Times New Roman" w:cs="Times New Roman"/>
-          <w:sz w:val="24"/>
-          <w:szCs w:val="24"/>
-        </w:rPr>
-        <w:t>N</w:t>
-      </w:r>
-      <w:r>
-        <w:rPr>
-          <w:rFonts w:ascii="Times New Roman" w:hAnsi="Times New Roman" w:cs="Times New Roman"/>
-          <w:sz w:val="24"/>
-          <w:szCs w:val="24"/>
-        </w:rPr>
-        <w:t>ow</w:t>
-      </w:r>
-      <w:r>
-        <w:rPr>
-          <w:rFonts w:ascii="Times New Roman" w:hAnsi="Times New Roman" w:cs="Times New Roman"/>
-          <w:sz w:val="24"/>
-          <w:szCs w:val="24"/>
-        </w:rPr>
-        <w:t xml:space="preserve"> </w:t>
-      </w:r>
-      <w:r>
-        <w:rPr>
-          <w:rFonts w:ascii="Times New Roman" w:hAnsi="Times New Roman" w:cs="Times New Roman"/>
-          <w:sz w:val="24"/>
-          <w:szCs w:val="24"/>
-        </w:rPr>
-        <w:t xml:space="preserve">my work </w:t>
-      </w:r>
-      <w:r>
-        <w:rPr>
-          <w:rFonts w:ascii="Times New Roman" w:hAnsi="Times New Roman" w:cs="Times New Roman"/>
-          <w:sz w:val="24"/>
-          <w:szCs w:val="24"/>
-        </w:rPr>
-        <w:t>has passed</w:t>
-      </w:r>
-      <w:r>
-        <w:rPr>
-          <w:rFonts w:ascii="Times New Roman" w:hAnsi="Times New Roman" w:cs="Times New Roman"/>
-          <w:sz w:val="24"/>
-          <w:szCs w:val="24"/>
-        </w:rPr>
-        <w:t xml:space="preserve"> </w:t>
-      </w:r>
-      <w:r>
-        <w:rPr>
-          <w:rFonts w:ascii="Times New Roman" w:hAnsi="Times New Roman" w:cs="Times New Roman"/>
-          <w:sz w:val="24"/>
-          <w:szCs w:val="24"/>
-        </w:rPr>
-        <w:t>the code review</w:t>
-      </w:r>
-      <w:r>
-        <w:rPr>
-          <w:rFonts w:ascii="Times New Roman" w:hAnsi="Times New Roman" w:cs="Times New Roman"/>
-          <w:sz w:val="24"/>
-          <w:szCs w:val="24"/>
-        </w:rPr>
-        <w:t xml:space="preserve"> and is</w:t>
-      </w:r>
-      <w:r>
-        <w:rPr>
-          <w:rFonts w:ascii="Times New Roman" w:hAnsi="Times New Roman" w:cs="Times New Roman"/>
-          <w:sz w:val="24"/>
-          <w:szCs w:val="24"/>
-        </w:rPr>
-        <w:t xml:space="preserve"> widely used </w:t>
-      </w:r>
-      <w:r>
-        <w:rPr>
-          <w:rFonts w:ascii="Times New Roman" w:hAnsi="Times New Roman" w:cs="Times New Roman"/>
-          <w:sz w:val="24"/>
-          <w:szCs w:val="24"/>
-        </w:rPr>
-        <w:t>in</w:t>
-      </w:r>
-      <w:r>
-        <w:rPr>
-          <w:rFonts w:ascii="Times New Roman" w:hAnsi="Times New Roman" w:cs="Times New Roman"/>
-          <w:sz w:val="24"/>
-          <w:szCs w:val="24"/>
-        </w:rPr>
-        <w:t xml:space="preserve"> </w:t>
-      </w:r>
-      <w:r>
-        <w:rPr>
-          <w:rFonts w:ascii="Times New Roman" w:hAnsi="Times New Roman" w:cs="Times New Roman"/>
-          <w:sz w:val="24"/>
-          <w:szCs w:val="24"/>
-        </w:rPr>
-        <w:t>the</w:t>
-      </w:r>
-      <w:r>
-        <w:rPr>
-          <w:rFonts w:ascii="Times New Roman" w:hAnsi="Times New Roman" w:cs="Times New Roman"/>
-          <w:sz w:val="24"/>
-          <w:szCs w:val="24"/>
-        </w:rPr>
-        <w:t xml:space="preserve"> </w:t>
-      </w:r>
-      <w:r>
-        <w:rPr>
-          <w:rFonts w:ascii="Times New Roman" w:hAnsi="Times New Roman" w:cs="Times New Roman"/>
-          <w:sz w:val="24"/>
-          <w:szCs w:val="24"/>
-        </w:rPr>
-        <w:t xml:space="preserve">diagnosis </w:t>
-      </w:r>
-      <w:r>
-        <w:rPr>
-          <w:rFonts w:ascii="Times New Roman" w:hAnsi="Times New Roman" w:cs="Times New Roman"/>
-          <w:sz w:val="24"/>
-          <w:szCs w:val="24"/>
-        </w:rPr>
-        <w:t>system as a bottom-level module</w:t>
-      </w:r>
-      <w:r>
-        <w:rPr>
-          <w:rFonts w:ascii="Times New Roman" w:hAnsi="Times New Roman" w:cs="Times New Roman"/>
-          <w:sz w:val="24"/>
-          <w:szCs w:val="24"/>
-        </w:rPr>
-        <w:t>.</w:t>
-      </w:r>
-      <w:r>
-        <w:rPr>
-          <w:rFonts w:ascii="Times New Roman" w:hAnsi="Times New Roman" w:cs="Times New Roman"/>
-          <w:sz w:val="24"/>
-          <w:szCs w:val="24"/>
-        </w:rPr>
-        <w:t xml:space="preserve"> This experience taught me that as a professional developer </w:t>
-      </w:r>
-      <w:r>
-        <w:rPr>
-          <w:rFonts w:ascii="Times New Roman" w:hAnsi="Times New Roman" w:cs="Times New Roman"/>
-          <w:sz w:val="24"/>
-          <w:szCs w:val="24"/>
-        </w:rPr>
-        <w:t>the</w:t>
-      </w:r>
-      <w:r>
-        <w:rPr>
-          <w:rFonts w:ascii="Times New Roman" w:hAnsi="Times New Roman" w:cs="Times New Roman"/>
-          <w:sz w:val="24"/>
-          <w:szCs w:val="24"/>
-        </w:rPr>
-        <w:t xml:space="preserve"> value</w:t>
-      </w:r>
-      <w:r>
-        <w:rPr>
-          <w:rFonts w:ascii="Times New Roman" w:hAnsi="Times New Roman" w:cs="Times New Roman"/>
-          <w:sz w:val="24"/>
-          <w:szCs w:val="24"/>
-        </w:rPr>
-        <w:t xml:space="preserve"> you create is</w:t>
-      </w:r>
-      <w:r>
-        <w:rPr>
-          <w:rFonts w:ascii="Times New Roman" w:hAnsi="Times New Roman" w:cs="Times New Roman"/>
-          <w:sz w:val="24"/>
-          <w:szCs w:val="24"/>
-        </w:rPr>
-        <w:t xml:space="preserve"> not only from </w:t>
-      </w:r>
-      <w:r>
-        <w:rPr>
-          <w:rFonts w:ascii="Times New Roman" w:hAnsi="Times New Roman" w:cs="Times New Roman"/>
-          <w:sz w:val="24"/>
-          <w:szCs w:val="24"/>
-        </w:rPr>
-        <w:t>what you implement but also from how you implement</w:t>
-      </w:r>
-      <w:r>
-        <w:rPr>
-          <w:rFonts w:ascii="Times New Roman" w:hAnsi="Times New Roman" w:cs="Times New Roman"/>
-          <w:sz w:val="24"/>
-          <w:szCs w:val="24"/>
-        </w:rPr>
-        <w:t>.</w:t>
-      </w:r>
-      <w:r>
-        <w:rPr>
-          <w:rFonts w:ascii="Times New Roman" w:hAnsi="Times New Roman" w:cs="Times New Roman"/>
-          <w:sz w:val="24"/>
-          <w:szCs w:val="24"/>
-        </w:rPr>
-        <w:t xml:space="preserve"> </w:t>
-      </w:r>
-      <w:r>
-        <w:rPr>
-          <w:rFonts w:ascii="Times New Roman" w:hAnsi="Times New Roman" w:cs="Times New Roman"/>
-          <w:sz w:val="24"/>
-          <w:szCs w:val="24"/>
-        </w:rPr>
-        <w:t>And a</w:t>
-      </w:r>
-      <w:r>
-        <w:rPr>
-          <w:rFonts w:ascii="Times New Roman" w:hAnsi="Times New Roman" w:cs="Times New Roman"/>
-          <w:sz w:val="24"/>
-          <w:szCs w:val="24"/>
-        </w:rPr>
-        <w:t xml:space="preserve">n elegant implementation </w:t>
-      </w:r>
-      <w:r>
-        <w:rPr>
-          <w:rFonts w:ascii="Times New Roman" w:hAnsi="Times New Roman" w:cs="Times New Roman"/>
-          <w:sz w:val="24"/>
-          <w:szCs w:val="24"/>
-        </w:rPr>
-        <w:t>is requiring</w:t>
-      </w:r>
-      <w:r>
-        <w:rPr>
-          <w:rFonts w:ascii="Times New Roman" w:hAnsi="Times New Roman" w:cs="Times New Roman"/>
-          <w:sz w:val="24"/>
-          <w:szCs w:val="24"/>
-        </w:rPr>
-        <w:t xml:space="preserve"> a</w:t>
+        <w:t>a</w:t>
+      </w:r>
+      <w:r>
+        <w:rPr>
+          <w:rFonts w:ascii="Times New Roman" w:hAnsi="Times New Roman" w:cs="Times New Roman"/>
+          <w:sz w:val="24"/>
+          <w:szCs w:val="24"/>
+        </w:rPr>
+        <w:t xml:space="preserve">nd </w:t>
+      </w:r>
+      <w:r>
+        <w:rPr>
+          <w:rFonts w:ascii="Times New Roman" w:hAnsi="Times New Roman" w:cs="Times New Roman"/>
+          <w:sz w:val="24"/>
+          <w:szCs w:val="24"/>
+        </w:rPr>
+        <w:t>a</w:t>
       </w:r>
       <w:r>
         <w:rPr>
@@ -2693,6 +2934,22 @@
           <w:szCs w:val="24"/>
         </w:rPr>
         <w:t xml:space="preserve"> understanding to the programming language and development environment</w:t>
+      </w:r>
+      <w:r>
+        <w:rPr>
+          <w:rFonts w:ascii="Times New Roman" w:hAnsi="Times New Roman" w:cs="Times New Roman"/>
+          <w:sz w:val="24"/>
+          <w:szCs w:val="24"/>
+        </w:rPr>
+        <w:t xml:space="preserve"> is</w:t>
+      </w:r>
+      <w:r>
+        <w:rPr>
+          <w:rFonts w:ascii="Times New Roman" w:hAnsi="Times New Roman" w:cs="Times New Roman"/>
+          <w:sz w:val="24"/>
+          <w:szCs w:val="24"/>
+        </w:rPr>
+        <w:t xml:space="preserve"> indispensable for an elegant implementation</w:t>
       </w:r>
       <w:r>
         <w:rPr>
@@ -2735,7 +2992,15 @@
           <w:sz w:val="24"/>
           <w:szCs w:val="24"/>
         </w:rPr>
-        <w:t xml:space="preserve"> have been </w:t>
+        <w:t xml:space="preserve"> has</w:t>
+      </w:r>
+      <w:r>
+        <w:rPr>
+          <w:rFonts w:ascii="Times New Roman" w:hAnsi="Times New Roman" w:cs="Times New Roman"/>
+          <w:sz w:val="24"/>
+          <w:szCs w:val="24"/>
+        </w:rPr>
+        <w:t xml:space="preserve"> been </w:t>
       </w:r>
       <w:r>
         <w:rPr>
@@ -3023,15 +3288,15 @@
           <w:sz w:val="24"/>
           <w:szCs w:val="24"/>
         </w:rPr>
-        <w:t xml:space="preserve">I want to </w:t>
-      </w:r>
-      <w:r>
-        <w:rPr>
-          <w:rFonts w:ascii="Times New Roman" w:hAnsi="Times New Roman" w:cs="Times New Roman"/>
-          <w:sz w:val="24"/>
-          <w:szCs w:val="24"/>
-        </w:rPr>
-        <w:t>deep into</w:t>
+        <w:t>I want</w:t>
+      </w:r>
+      <w:r>
+        <w:rPr>
+          <w:rFonts w:ascii="Times New Roman" w:hAnsi="Times New Roman" w:cs="Times New Roman"/>
+          <w:sz w:val="24"/>
+          <w:szCs w:val="24"/>
+        </w:rPr>
+        <w:t xml:space="preserve"> to focus on</w:t>
       </w:r>
       <w:r>
         <w:rPr>
@@ -3079,7 +3344,7 @@
           <w:sz w:val="24"/>
           <w:szCs w:val="24"/>
         </w:rPr>
-        <w:t xml:space="preserve">UCLA has been one of the world’s best graduate school </w:t>
+        <w:t xml:space="preserve">UCLA has the best graduate school </w:t>
       </w:r>
       <w:r>
         <w:rPr>
@@ -3199,7 +3464,7 @@
           <w:sz w:val="24"/>
           <w:szCs w:val="24"/>
         </w:rPr>
-        <w:t xml:space="preserve"> just matches my interest perfectly, </w:t>
+        <w:t xml:space="preserve"> matches my interest perfectly, </w:t>
       </w:r>
       <w:r>
         <w:rPr>
@@ -3247,15 +3512,39 @@
           <w:sz w:val="24"/>
           <w:szCs w:val="24"/>
         </w:rPr>
-        <w:t xml:space="preserve"> participate </w:t>
-      </w:r>
-      <w:r>
-        <w:rPr>
-          <w:rFonts w:ascii="Times New Roman" w:hAnsi="Times New Roman" w:cs="Times New Roman"/>
-          <w:sz w:val="24"/>
-          <w:szCs w:val="24"/>
-        </w:rPr>
-        <w:t xml:space="preserve">in </w:t>
+        <w:t xml:space="preserve"> </w:t>
+      </w:r>
+      <w:r>
+        <w:rPr>
+          <w:rFonts w:ascii="Times New Roman" w:hAnsi="Times New Roman" w:cs="Times New Roman"/>
+          <w:sz w:val="24"/>
+          <w:szCs w:val="24"/>
+        </w:rPr>
+        <w:t>join your esteemed group</w:t>
+      </w:r>
+      <w:r>
+        <w:rPr>
+          <w:rFonts w:ascii="Times New Roman" w:hAnsi="Times New Roman" w:cs="Times New Roman"/>
+          <w:sz w:val="24"/>
+          <w:szCs w:val="24"/>
+        </w:rPr>
+        <w:t xml:space="preserve">, especially working with Prof. </w:t>
+      </w:r>
+      <w:r>
+        <w:rPr>
+          <w:rFonts w:ascii="Times New Roman" w:hAnsi="Times New Roman" w:cs="Times New Roman"/>
+          <w:sz w:val="24"/>
+          <w:szCs w:val="24"/>
+        </w:rPr>
+        <w:t>Jens Palsberg</w:t>
+      </w:r>
+      <w:r>
+        <w:rPr>
+          <w:rFonts w:ascii="Times New Roman" w:hAnsi="Times New Roman" w:cs="Times New Roman"/>
+          <w:sz w:val="24"/>
+          <w:szCs w:val="24"/>
+        </w:rPr>
+        <w:t>, Todd Millstein</w:t>
       </w:r>
       <w:bookmarkStart w:id="0" w:name="_GoBack"/>
       <w:bookmarkEnd w:id="0"/>
@@ -3265,47 +3554,39 @@
           <w:sz w:val="24"/>
           <w:szCs w:val="24"/>
         </w:rPr>
-        <w:t>the work</w:t>
-      </w:r>
-      <w:r>
-        <w:rPr>
-          <w:rFonts w:ascii="Times New Roman" w:hAnsi="Times New Roman" w:cs="Times New Roman"/>
-          <w:sz w:val="24"/>
-          <w:szCs w:val="24"/>
-        </w:rPr>
-        <w:t xml:space="preserve"> </w:t>
-      </w:r>
-      <w:r>
-        <w:rPr>
-          <w:rFonts w:ascii="Times New Roman" w:hAnsi="Times New Roman" w:cs="Times New Roman"/>
-          <w:sz w:val="24"/>
-          <w:szCs w:val="24"/>
-        </w:rPr>
-        <w:t xml:space="preserve">in </w:t>
-      </w:r>
-      <w:r>
-        <w:rPr>
-          <w:rFonts w:ascii="Times New Roman" w:hAnsi="Times New Roman" w:cs="Times New Roman"/>
-          <w:sz w:val="24"/>
-          <w:szCs w:val="24"/>
-        </w:rPr>
-        <w:t>this</w:t>
-      </w:r>
-      <w:r>
-        <w:rPr>
-          <w:rFonts w:ascii="Times New Roman" w:hAnsi="Times New Roman" w:cs="Times New Roman"/>
-          <w:sz w:val="24"/>
-          <w:szCs w:val="24"/>
-        </w:rPr>
-        <w:t xml:space="preserve"> </w:t>
-      </w:r>
-      <w:r>
-        <w:rPr>
-          <w:rFonts w:ascii="Times New Roman" w:hAnsi="Times New Roman" w:cs="Times New Roman"/>
-          <w:sz w:val="24"/>
-          <w:szCs w:val="24"/>
-        </w:rPr>
-        <w:t>group</w:t>
+        <w:t xml:space="preserve"> and </w:t>
+      </w:r>
+      <w:r>
+        <w:rPr>
+          <w:rFonts w:ascii="Times New Roman" w:hAnsi="Times New Roman" w:cs="Times New Roman"/>
+          <w:sz w:val="24"/>
+          <w:szCs w:val="24"/>
+        </w:rPr>
+        <w:t>D</w:t>
+      </w:r>
+      <w:r>
+        <w:rPr>
+          <w:rFonts w:ascii="Times New Roman" w:hAnsi="Times New Roman" w:cs="Times New Roman"/>
+          <w:sz w:val="24"/>
+          <w:szCs w:val="24"/>
+        </w:rPr>
+        <w:t>r</w:t>
+      </w:r>
+      <w:r>
+        <w:rPr>
+          <w:rFonts w:ascii="Times New Roman" w:hAnsi="Times New Roman" w:cs="Times New Roman"/>
+          <w:sz w:val="24"/>
+          <w:szCs w:val="24"/>
+        </w:rPr>
+        <w:t xml:space="preserve">. </w:t>
+      </w:r>
+      <w:r>
+        <w:rPr>
+          <w:rFonts w:ascii="Times New Roman" w:hAnsi="Times New Roman" w:cs="Times New Roman"/>
+          <w:sz w:val="24"/>
+          <w:szCs w:val="24"/>
+        </w:rPr>
+        <w:t>Rupak Majumdar</w:t>
       </w:r>
       <w:r>
         <w:rPr>
@@ -3344,7 +3625,7 @@
     <w:p>
       <w:pPr>
         <w:rPr>
-          <w:rFonts w:ascii="Times New Roman" w:hAnsi="Times New Roman" w:cs="Times New Roman" w:hint="eastAsia"/>
+          <w:rFonts w:ascii="Times New Roman" w:hAnsi="Times New Roman" w:cs="Times New Roman"/>
           <w:sz w:val="24"/>
           <w:szCs w:val="24"/>
         </w:rPr>
@@ -3354,7 +3635,7 @@
       <w:pPr>
         <w:jc w:val="right"/>
         <w:rPr>
-          <w:rFonts w:ascii="Times New Roman" w:hAnsi="Times New Roman" w:cs="Times New Roman" w:hint="eastAsia"/>
+          <w:rFonts w:ascii="Times New Roman" w:hAnsi="Times New Roman" w:cs="Times New Roman"/>
           <w:sz w:val="24"/>
           <w:szCs w:val="24"/>
         </w:rPr>
@@ -4361,7 +4642,7 @@
 </file>
 
 <file path=customXml/itemProps1.xml><?xml version="1.0" encoding="utf-8"?>
-<ds:datastoreItem xmlns:ds="http://schemas.openxmlformats.org/officeDocument/2006/customXml" ds:itemID="{B5F24268-6362-4694-83E3-70286D23DB0A}">
+<ds:datastoreItem xmlns:ds="http://schemas.openxmlformats.org/officeDocument/2006/customXml" ds:itemID="{3EDC318A-8AC3-45DB-BF78-2C498DE2B109}">
   <ds:schemaRefs>
     <ds:schemaRef ds:uri="http://schemas.openxmlformats.org/officeDocument/2006/bibliography"/>
   </ds:schemaRefs>

--- a/statics/UCLA/SoPforUCLA.docx
+++ b/statics/UCLA/SoPforUCLA.docx
@@ -503,15 +503,7 @@
           <w:sz w:val="24"/>
           <w:szCs w:val="24"/>
         </w:rPr>
-        <w:t>The</w:t>
-      </w:r>
-      <w:r>
-        <w:rPr>
-          <w:rFonts w:ascii="Times New Roman" w:hAnsi="Times New Roman" w:cs="Times New Roman"/>
-          <w:sz w:val="24"/>
-          <w:szCs w:val="24"/>
-        </w:rPr>
-        <w:t xml:space="preserve"> "learning by doing" educational philosophy</w:t>
+        <w:t>The "learning by doing" educational philosophy</w:t>
       </w:r>
       <w:r>
         <w:rPr>
@@ -599,7 +591,23 @@
           <w:sz w:val="24"/>
           <w:szCs w:val="24"/>
         </w:rPr>
-        <w:t>So in course projects</w:t>
+        <w:t>Therefore</w:t>
+      </w:r>
+      <w:r>
+        <w:rPr>
+          <w:rFonts w:ascii="Times New Roman" w:hAnsi="Times New Roman" w:cs="Times New Roman"/>
+          <w:sz w:val="24"/>
+          <w:szCs w:val="24"/>
+        </w:rPr>
+        <w:t>,</w:t>
+      </w:r>
+      <w:r>
+        <w:rPr>
+          <w:rFonts w:ascii="Times New Roman" w:hAnsi="Times New Roman" w:cs="Times New Roman"/>
+          <w:sz w:val="24"/>
+          <w:szCs w:val="24"/>
+        </w:rPr>
+        <w:t xml:space="preserve"> in course projects</w:t>
       </w:r>
       <w:r>
         <w:rPr>
@@ -871,7 +879,15 @@
           <w:sz w:val="24"/>
           <w:szCs w:val="24"/>
         </w:rPr>
-        <w:t>NAS system</w:t>
+        <w:t>network attached storage</w:t>
+      </w:r>
+      <w:r>
+        <w:rPr>
+          <w:rFonts w:ascii="Times New Roman" w:hAnsi="Times New Roman" w:cs="Times New Roman"/>
+          <w:sz w:val="24"/>
+          <w:szCs w:val="24"/>
+        </w:rPr>
+        <w:t xml:space="preserve"> system</w:t>
       </w:r>
       <w:r>
         <w:rPr>
@@ -975,15 +991,7 @@
           <w:sz w:val="24"/>
           <w:szCs w:val="24"/>
         </w:rPr>
-        <w:t xml:space="preserve">reviewing these projects had always given me more </w:t>
-      </w:r>
-      <w:r>
-        <w:rPr>
-          <w:rFonts w:ascii="Times New Roman" w:hAnsi="Times New Roman" w:cs="Times New Roman"/>
-          <w:sz w:val="24"/>
-          <w:szCs w:val="24"/>
-        </w:rPr>
-        <w:t xml:space="preserve">to introspect than to celebrate, as </w:t>
+        <w:t xml:space="preserve">reviewing these projects had always given me more to introspect than to celebrate, as </w:t>
       </w:r>
       <w:r>
         <w:rPr>
@@ -1103,15 +1111,23 @@
           <w:sz w:val="24"/>
           <w:szCs w:val="24"/>
         </w:rPr>
-        <w:t xml:space="preserve"> program and</w:t>
-      </w:r>
-      <w:r>
-        <w:rPr>
-          <w:rFonts w:ascii="Times New Roman" w:hAnsi="Times New Roman" w:cs="Times New Roman"/>
-          <w:sz w:val="24"/>
-          <w:szCs w:val="24"/>
-        </w:rPr>
-        <w:t xml:space="preserve"> a</w:t>
+        <w:t xml:space="preserve"> program</w:t>
+      </w:r>
+      <w:r>
+        <w:rPr>
+          <w:rFonts w:ascii="Times New Roman" w:hAnsi="Times New Roman" w:cs="Times New Roman"/>
+          <w:sz w:val="24"/>
+          <w:szCs w:val="24"/>
+        </w:rPr>
+        <w:t xml:space="preserve">s </w:t>
+      </w:r>
+      <w:r>
+        <w:rPr>
+          <w:rFonts w:ascii="Times New Roman" w:hAnsi="Times New Roman" w:cs="Times New Roman"/>
+          <w:sz w:val="24"/>
+          <w:szCs w:val="24"/>
+        </w:rPr>
+        <w:t>and</w:t>
       </w:r>
       <w:r>
         <w:rPr>
@@ -1127,7 +1143,23 @@
           <w:sz w:val="24"/>
           <w:szCs w:val="24"/>
         </w:rPr>
-        <w:t>professional one.</w:t>
+        <w:t>professional one</w:t>
+      </w:r>
+      <w:r>
+        <w:rPr>
+          <w:rFonts w:ascii="Times New Roman" w:hAnsi="Times New Roman" w:cs="Times New Roman"/>
+          <w:sz w:val="24"/>
+          <w:szCs w:val="24"/>
+        </w:rPr>
+        <w:t>s</w:t>
+      </w:r>
+      <w:r>
+        <w:rPr>
+          <w:rFonts w:ascii="Times New Roman" w:hAnsi="Times New Roman" w:cs="Times New Roman"/>
+          <w:sz w:val="24"/>
+          <w:szCs w:val="24"/>
+        </w:rPr>
+        <w:t>.</w:t>
       </w:r>
       <w:r>
         <w:rPr>
@@ -1299,7 +1331,7 @@
           <w:szCs w:val="24"/>
           <w:lang w:eastAsia="ja-JP"/>
         </w:rPr>
-        <w:t>During my sophomore and junior year, I have</w:t>
+        <w:t xml:space="preserve">During my sophomore and junior year, I </w:t>
       </w:r>
       <w:r>
         <w:rPr>
@@ -1308,461 +1340,686 @@
           <w:szCs w:val="24"/>
           <w:lang w:eastAsia="ja-JP"/>
         </w:rPr>
+        <w:t>participated</w:t>
+      </w:r>
+      <w:r>
+        <w:rPr>
+          <w:rFonts w:ascii="Times New Roman" w:eastAsia="Yu Mincho" w:hAnsi="Times New Roman" w:cs="Times New Roman"/>
+          <w:sz w:val="24"/>
+          <w:szCs w:val="24"/>
+          <w:lang w:eastAsia="ja-JP"/>
+        </w:rPr>
+        <w:t xml:space="preserve"> in several </w:t>
+      </w:r>
+      <w:r>
+        <w:rPr>
+          <w:rFonts w:ascii="Times New Roman" w:eastAsia="Yu Mincho" w:hAnsi="Times New Roman" w:cs="Times New Roman"/>
+          <w:sz w:val="24"/>
+          <w:szCs w:val="24"/>
+          <w:lang w:eastAsia="ja-JP"/>
+        </w:rPr>
+        <w:t xml:space="preserve">research </w:t>
+      </w:r>
+      <w:r>
+        <w:rPr>
+          <w:rFonts w:ascii="Times New Roman" w:eastAsia="Yu Mincho" w:hAnsi="Times New Roman" w:cs="Times New Roman"/>
+          <w:sz w:val="24"/>
+          <w:szCs w:val="24"/>
+          <w:lang w:eastAsia="ja-JP"/>
+        </w:rPr>
+        <w:t xml:space="preserve">topics and co-authored in three </w:t>
+      </w:r>
+      <w:r>
+        <w:rPr>
+          <w:rFonts w:ascii="Times New Roman" w:eastAsia="Yu Mincho" w:hAnsi="Times New Roman" w:cs="Times New Roman"/>
+          <w:sz w:val="24"/>
+          <w:szCs w:val="24"/>
+          <w:lang w:eastAsia="ja-JP"/>
+        </w:rPr>
+        <w:t xml:space="preserve">papers. </w:t>
+      </w:r>
+      <w:r>
+        <w:rPr>
+          <w:rFonts w:ascii="Times New Roman" w:eastAsia="Yu Mincho" w:hAnsi="Times New Roman" w:cs="Times New Roman"/>
+          <w:sz w:val="24"/>
+          <w:szCs w:val="24"/>
+          <w:lang w:eastAsia="ja-JP"/>
+        </w:rPr>
+        <w:t>The rol</w:t>
+      </w:r>
+      <w:r>
+        <w:rPr>
+          <w:rFonts w:ascii="Times New Roman" w:hAnsi="Times New Roman" w:cs="Times New Roman"/>
+          <w:sz w:val="24"/>
+          <w:szCs w:val="24"/>
+        </w:rPr>
+        <w:t xml:space="preserve">e I played </w:t>
+      </w:r>
+      <w:r>
+        <w:rPr>
+          <w:rFonts w:ascii="Times New Roman" w:hAnsi="Times New Roman" w:cs="Times New Roman"/>
+          <w:sz w:val="24"/>
+          <w:szCs w:val="24"/>
+        </w:rPr>
+        <w:t xml:space="preserve">in academic research </w:t>
+      </w:r>
+      <w:r>
+        <w:rPr>
+          <w:rFonts w:ascii="Times New Roman" w:hAnsi="Times New Roman" w:cs="Times New Roman"/>
+          <w:sz w:val="24"/>
+          <w:szCs w:val="24"/>
+        </w:rPr>
+        <w:t>had</w:t>
+      </w:r>
+      <w:r>
+        <w:rPr>
+          <w:rFonts w:ascii="Times New Roman" w:hAnsi="Times New Roman" w:cs="Times New Roman"/>
+          <w:sz w:val="24"/>
+          <w:szCs w:val="24"/>
+        </w:rPr>
+        <w:t xml:space="preserve"> been</w:t>
+      </w:r>
+      <w:r>
+        <w:rPr>
+          <w:rFonts w:ascii="Times New Roman" w:hAnsi="Times New Roman" w:cs="Times New Roman"/>
+          <w:sz w:val="24"/>
+          <w:szCs w:val="24"/>
+        </w:rPr>
+        <w:t xml:space="preserve"> more practical</w:t>
+      </w:r>
+      <w:r>
+        <w:rPr>
+          <w:rFonts w:ascii="Times New Roman" w:hAnsi="Times New Roman" w:cs="Times New Roman"/>
+          <w:sz w:val="24"/>
+          <w:szCs w:val="24"/>
+        </w:rPr>
+        <w:t xml:space="preserve"> than theoretical</w:t>
+      </w:r>
+      <w:r>
+        <w:rPr>
+          <w:rFonts w:ascii="Times New Roman" w:hAnsi="Times New Roman" w:cs="Times New Roman"/>
+          <w:sz w:val="24"/>
+          <w:szCs w:val="24"/>
+        </w:rPr>
+        <w:t xml:space="preserve">. </w:t>
+      </w:r>
+      <w:r>
+        <w:rPr>
+          <w:rFonts w:ascii="Times New Roman" w:hAnsi="Times New Roman" w:cs="Times New Roman"/>
+          <w:sz w:val="24"/>
+          <w:szCs w:val="24"/>
+        </w:rPr>
+        <w:t>My first research topic</w:t>
+      </w:r>
+      <w:r>
+        <w:rPr>
+          <w:rFonts w:ascii="Times New Roman" w:hAnsi="Times New Roman" w:cs="Times New Roman"/>
+          <w:sz w:val="24"/>
+          <w:szCs w:val="24"/>
+        </w:rPr>
+        <w:t>, supervised by Prof Jian Cao,</w:t>
+      </w:r>
+      <w:r>
+        <w:rPr>
+          <w:rFonts w:ascii="Times New Roman" w:hAnsi="Times New Roman" w:cs="Times New Roman"/>
+          <w:sz w:val="24"/>
+          <w:szCs w:val="24"/>
+        </w:rPr>
         <w:t xml:space="preserve"> </w:t>
       </w:r>
       <w:r>
         <w:rPr>
-          <w:rFonts w:ascii="Times New Roman" w:eastAsia="Yu Mincho" w:hAnsi="Times New Roman" w:cs="Times New Roman"/>
-          <w:sz w:val="24"/>
-          <w:szCs w:val="24"/>
-          <w:lang w:eastAsia="ja-JP"/>
-        </w:rPr>
-        <w:t>participated</w:t>
-      </w:r>
-      <w:r>
-        <w:rPr>
-          <w:rFonts w:ascii="Times New Roman" w:eastAsia="Yu Mincho" w:hAnsi="Times New Roman" w:cs="Times New Roman"/>
-          <w:sz w:val="24"/>
-          <w:szCs w:val="24"/>
-          <w:lang w:eastAsia="ja-JP"/>
-        </w:rPr>
-        <w:t xml:space="preserve"> in several </w:t>
-      </w:r>
-      <w:r>
-        <w:rPr>
-          <w:rFonts w:ascii="Times New Roman" w:eastAsia="Yu Mincho" w:hAnsi="Times New Roman" w:cs="Times New Roman"/>
-          <w:sz w:val="24"/>
-          <w:szCs w:val="24"/>
-          <w:lang w:eastAsia="ja-JP"/>
-        </w:rPr>
-        <w:t xml:space="preserve">research </w:t>
-      </w:r>
-      <w:r>
-        <w:rPr>
-          <w:rFonts w:ascii="Times New Roman" w:eastAsia="Yu Mincho" w:hAnsi="Times New Roman" w:cs="Times New Roman"/>
-          <w:sz w:val="24"/>
-          <w:szCs w:val="24"/>
-          <w:lang w:eastAsia="ja-JP"/>
-        </w:rPr>
-        <w:t xml:space="preserve">topics and co-authored in three </w:t>
-      </w:r>
-      <w:r>
-        <w:rPr>
-          <w:rFonts w:ascii="Times New Roman" w:eastAsia="Yu Mincho" w:hAnsi="Times New Roman" w:cs="Times New Roman"/>
-          <w:sz w:val="24"/>
-          <w:szCs w:val="24"/>
-          <w:lang w:eastAsia="ja-JP"/>
-        </w:rPr>
-        <w:t xml:space="preserve">papers. </w:t>
-      </w:r>
-      <w:r>
-        <w:rPr>
-          <w:rFonts w:ascii="Times New Roman" w:eastAsia="Yu Mincho" w:hAnsi="Times New Roman" w:cs="Times New Roman"/>
-          <w:sz w:val="24"/>
-          <w:szCs w:val="24"/>
-          <w:lang w:eastAsia="ja-JP"/>
-        </w:rPr>
-        <w:t>It has been</w:t>
-      </w:r>
-      <w:r>
-        <w:rPr>
-          <w:rFonts w:ascii="Times New Roman" w:eastAsia="Yu Mincho" w:hAnsi="Times New Roman" w:cs="Times New Roman"/>
-          <w:sz w:val="24"/>
-          <w:szCs w:val="24"/>
-          <w:lang w:eastAsia="ja-JP"/>
-        </w:rPr>
-        <w:t xml:space="preserve"> a</w:t>
-      </w:r>
-      <w:r>
-        <w:rPr>
-          <w:rFonts w:ascii="Times New Roman" w:eastAsia="Yu Mincho" w:hAnsi="Times New Roman" w:cs="Times New Roman"/>
-          <w:sz w:val="24"/>
-          <w:szCs w:val="24"/>
-          <w:lang w:eastAsia="ja-JP"/>
-        </w:rPr>
-        <w:t xml:space="preserve"> great pleasure working on these papers, especially when you see your paper accepted and highly evaluated by</w:t>
-      </w:r>
-      <w:r>
-        <w:rPr>
-          <w:rFonts w:ascii="Times New Roman" w:eastAsia="Yu Mincho" w:hAnsi="Times New Roman" w:cs="Times New Roman"/>
-          <w:sz w:val="24"/>
-          <w:szCs w:val="24"/>
-          <w:lang w:eastAsia="ja-JP"/>
-        </w:rPr>
-        <w:t xml:space="preserve"> the</w:t>
-      </w:r>
-      <w:r>
-        <w:rPr>
-          <w:rFonts w:ascii="Times New Roman" w:eastAsia="Yu Mincho" w:hAnsi="Times New Roman" w:cs="Times New Roman"/>
-          <w:sz w:val="24"/>
-          <w:szCs w:val="24"/>
-          <w:lang w:eastAsia="ja-JP"/>
-        </w:rPr>
-        <w:t xml:space="preserve"> reviewers</w:t>
-      </w:r>
-      <w:r>
-        <w:rPr>
-          <w:rFonts w:ascii="Times New Roman" w:eastAsia="Yu Mincho" w:hAnsi="Times New Roman" w:cs="Times New Roman"/>
-          <w:sz w:val="24"/>
-          <w:szCs w:val="24"/>
-          <w:lang w:eastAsia="ja-JP"/>
+          <w:rFonts w:ascii="Times New Roman" w:hAnsi="Times New Roman" w:cs="Times New Roman"/>
+          <w:sz w:val="24"/>
+          <w:szCs w:val="24"/>
+        </w:rPr>
+        <w:t>was on discourse paring usage in service package recommender system</w:t>
+      </w:r>
+      <w:r>
+        <w:rPr>
+          <w:rFonts w:ascii="Times New Roman" w:hAnsi="Times New Roman" w:cs="Times New Roman"/>
+          <w:sz w:val="24"/>
+          <w:szCs w:val="24"/>
+        </w:rPr>
+        <w:t>s.</w:t>
+      </w:r>
+      <w:r>
+        <w:rPr>
+          <w:rFonts w:ascii="Times New Roman" w:hAnsi="Times New Roman" w:cs="Times New Roman"/>
+          <w:sz w:val="24"/>
+          <w:szCs w:val="24"/>
+        </w:rPr>
+        <w:t xml:space="preserve"> I</w:t>
+      </w:r>
+      <w:r>
+        <w:rPr>
+          <w:rFonts w:ascii="Times New Roman" w:hAnsi="Times New Roman" w:cs="Times New Roman"/>
+          <w:sz w:val="24"/>
+          <w:szCs w:val="24"/>
+        </w:rPr>
+        <w:t xml:space="preserve"> independently</w:t>
+      </w:r>
+      <w:r>
+        <w:rPr>
+          <w:rFonts w:ascii="Times New Roman" w:hAnsi="Times New Roman" w:cs="Times New Roman"/>
+          <w:sz w:val="24"/>
+          <w:szCs w:val="24"/>
+        </w:rPr>
+        <w:t xml:space="preserve"> designed and</w:t>
+      </w:r>
+      <w:r>
+        <w:rPr>
+          <w:rFonts w:ascii="Times New Roman" w:hAnsi="Times New Roman" w:cs="Times New Roman"/>
+          <w:sz w:val="24"/>
+          <w:szCs w:val="24"/>
+        </w:rPr>
+        <w:t xml:space="preserve"> implemented</w:t>
+      </w:r>
+      <w:r>
+        <w:rPr>
+          <w:rFonts w:ascii="Times New Roman" w:hAnsi="Times New Roman" w:cs="Times New Roman"/>
+          <w:sz w:val="24"/>
+          <w:szCs w:val="24"/>
+        </w:rPr>
+        <w:t xml:space="preserve"> a service recommenda</w:t>
+      </w:r>
+      <w:r>
+        <w:rPr>
+          <w:rFonts w:ascii="Times New Roman" w:hAnsi="Times New Roman" w:cs="Times New Roman"/>
+          <w:sz w:val="24"/>
+          <w:szCs w:val="24"/>
+        </w:rPr>
+        <w:t>tion engine with</w:t>
+      </w:r>
+      <w:r>
+        <w:rPr>
+          <w:rFonts w:ascii="Times New Roman" w:hAnsi="Times New Roman" w:cs="Times New Roman"/>
+          <w:sz w:val="24"/>
+          <w:szCs w:val="24"/>
+        </w:rPr>
+        <w:t xml:space="preserve"> a three-layer architecture</w:t>
+      </w:r>
+      <w:r>
+        <w:rPr>
+          <w:rFonts w:ascii="Times New Roman" w:hAnsi="Times New Roman" w:cs="Times New Roman"/>
+          <w:sz w:val="24"/>
+          <w:szCs w:val="24"/>
+        </w:rPr>
+        <w:t>, which</w:t>
+      </w:r>
+      <w:r>
+        <w:rPr>
+          <w:rFonts w:ascii="Times New Roman" w:hAnsi="Times New Roman" w:cs="Times New Roman"/>
+          <w:sz w:val="24"/>
+          <w:szCs w:val="24"/>
+        </w:rPr>
+        <w:t xml:space="preserve"> had</w:t>
+      </w:r>
+      <w:r>
+        <w:rPr>
+          <w:rFonts w:ascii="Times New Roman" w:hAnsi="Times New Roman" w:cs="Times New Roman"/>
+          <w:sz w:val="24"/>
+          <w:szCs w:val="24"/>
+        </w:rPr>
+        <w:t xml:space="preserve"> provided rich and stable </w:t>
+      </w:r>
+      <w:r>
+        <w:rPr>
+          <w:rFonts w:ascii="Times New Roman" w:hAnsi="Times New Roman" w:cs="Times New Roman"/>
+          <w:sz w:val="24"/>
+          <w:szCs w:val="24"/>
+        </w:rPr>
+        <w:t xml:space="preserve">supportive data for our theoretical </w:t>
+      </w:r>
+      <w:r>
+        <w:rPr>
+          <w:rFonts w:ascii="Times New Roman" w:hAnsi="Times New Roman" w:cs="Times New Roman"/>
+          <w:sz w:val="24"/>
+          <w:szCs w:val="24"/>
+        </w:rPr>
+        <w:t xml:space="preserve">part of </w:t>
+      </w:r>
+      <w:r>
+        <w:rPr>
+          <w:rFonts w:ascii="Times New Roman" w:hAnsi="Times New Roman" w:cs="Times New Roman"/>
+          <w:sz w:val="24"/>
+          <w:szCs w:val="24"/>
+        </w:rPr>
+        <w:t>study, a</w:t>
+      </w:r>
+      <w:r>
+        <w:rPr>
+          <w:rFonts w:ascii="Times New Roman" w:hAnsi="Times New Roman" w:cs="Times New Roman"/>
+          <w:sz w:val="24"/>
+          <w:szCs w:val="24"/>
+        </w:rPr>
+        <w:t xml:space="preserve">nd our result has been published on </w:t>
+      </w:r>
+      <w:r>
+        <w:rPr>
+          <w:rFonts w:ascii="Times New Roman" w:hAnsi="Times New Roman" w:cs="Times New Roman"/>
+          <w:sz w:val="24"/>
+          <w:szCs w:val="24"/>
+        </w:rPr>
+        <w:t>2016 IEEE International Conference on Web Services</w:t>
+      </w:r>
+      <w:r>
+        <w:rPr>
+          <w:rFonts w:ascii="Times New Roman" w:hAnsi="Times New Roman" w:cs="Times New Roman"/>
+          <w:sz w:val="24"/>
+          <w:szCs w:val="24"/>
         </w:rPr>
         <w:t>.</w:t>
       </w:r>
       <w:r>
         <w:rPr>
-          <w:rFonts w:ascii="Times New Roman" w:eastAsia="Yu Mincho" w:hAnsi="Times New Roman" w:cs="Times New Roman"/>
-          <w:sz w:val="24"/>
-          <w:szCs w:val="24"/>
-          <w:lang w:eastAsia="ja-JP"/>
+          <w:rFonts w:ascii="Times New Roman" w:hAnsi="Times New Roman" w:cs="Times New Roman"/>
+          <w:sz w:val="24"/>
+          <w:szCs w:val="24"/>
         </w:rPr>
         <w:t xml:space="preserve"> </w:t>
       </w:r>
       <w:r>
         <w:rPr>
-          <w:rFonts w:ascii="Times New Roman" w:eastAsia="Yu Mincho" w:hAnsi="Times New Roman" w:cs="Times New Roman"/>
-          <w:sz w:val="24"/>
-          <w:szCs w:val="24"/>
-          <w:lang w:eastAsia="ja-JP"/>
-        </w:rPr>
-        <w:t xml:space="preserve">The role I played </w:t>
-      </w:r>
-      <w:r>
-        <w:rPr>
-          <w:rFonts w:ascii="Times New Roman" w:eastAsia="Yu Mincho" w:hAnsi="Times New Roman" w:cs="Times New Roman"/>
-          <w:sz w:val="24"/>
-          <w:szCs w:val="24"/>
-          <w:lang w:eastAsia="ja-JP"/>
-        </w:rPr>
-        <w:t xml:space="preserve">in academic research </w:t>
-      </w:r>
-      <w:r>
-        <w:rPr>
-          <w:rFonts w:ascii="Times New Roman" w:eastAsia="Yu Mincho" w:hAnsi="Times New Roman" w:cs="Times New Roman"/>
-          <w:sz w:val="24"/>
-          <w:szCs w:val="24"/>
-          <w:lang w:eastAsia="ja-JP"/>
-        </w:rPr>
-        <w:t>had</w:t>
-      </w:r>
-      <w:r>
-        <w:rPr>
-          <w:rFonts w:ascii="Times New Roman" w:eastAsia="Yu Mincho" w:hAnsi="Times New Roman" w:cs="Times New Roman"/>
-          <w:sz w:val="24"/>
-          <w:szCs w:val="24"/>
-          <w:lang w:eastAsia="ja-JP"/>
-        </w:rPr>
-        <w:t xml:space="preserve"> been</w:t>
-      </w:r>
-      <w:r>
-        <w:rPr>
-          <w:rFonts w:ascii="Times New Roman" w:eastAsia="Yu Mincho" w:hAnsi="Times New Roman" w:cs="Times New Roman"/>
-          <w:sz w:val="24"/>
-          <w:szCs w:val="24"/>
-          <w:lang w:eastAsia="ja-JP"/>
-        </w:rPr>
-        <w:t xml:space="preserve"> more practical</w:t>
-      </w:r>
-      <w:r>
-        <w:rPr>
-          <w:rFonts w:ascii="Times New Roman" w:eastAsia="Yu Mincho" w:hAnsi="Times New Roman" w:cs="Times New Roman"/>
-          <w:sz w:val="24"/>
-          <w:szCs w:val="24"/>
-          <w:lang w:eastAsia="ja-JP"/>
-        </w:rPr>
-        <w:t xml:space="preserve"> than theoretical</w:t>
-      </w:r>
-      <w:r>
-        <w:rPr>
-          <w:rFonts w:ascii="Times New Roman" w:eastAsia="Yu Mincho" w:hAnsi="Times New Roman" w:cs="Times New Roman"/>
-          <w:sz w:val="24"/>
-          <w:szCs w:val="24"/>
-          <w:lang w:eastAsia="ja-JP"/>
-        </w:rPr>
-        <w:t>, as my contribution was mainly</w:t>
-      </w:r>
-      <w:r>
-        <w:rPr>
-          <w:rFonts w:ascii="Times New Roman" w:eastAsia="Yu Mincho" w:hAnsi="Times New Roman" w:cs="Times New Roman"/>
-          <w:sz w:val="24"/>
-          <w:szCs w:val="24"/>
-          <w:lang w:eastAsia="ja-JP"/>
-        </w:rPr>
-        <w:t xml:space="preserve"> on algor</w:t>
-      </w:r>
-      <w:r>
-        <w:rPr>
-          <w:rFonts w:ascii="Times New Roman" w:eastAsia="Yu Mincho" w:hAnsi="Times New Roman" w:cs="Times New Roman"/>
-          <w:sz w:val="24"/>
-          <w:szCs w:val="24"/>
-          <w:lang w:eastAsia="ja-JP"/>
-        </w:rPr>
-        <w:t>ithm design and implementation</w:t>
-      </w:r>
-      <w:r>
-        <w:rPr>
-          <w:rFonts w:ascii="Times New Roman" w:eastAsia="Yu Mincho" w:hAnsi="Times New Roman" w:cs="Times New Roman"/>
-          <w:sz w:val="24"/>
-          <w:szCs w:val="24"/>
-          <w:lang w:eastAsia="ja-JP"/>
-        </w:rPr>
-        <w:t>s</w:t>
-      </w:r>
-      <w:r>
-        <w:rPr>
-          <w:rFonts w:ascii="Times New Roman" w:eastAsia="Yu Mincho" w:hAnsi="Times New Roman" w:cs="Times New Roman"/>
-          <w:sz w:val="24"/>
-          <w:szCs w:val="24"/>
-          <w:lang w:eastAsia="ja-JP"/>
+          <w:rFonts w:ascii="Times New Roman" w:hAnsi="Times New Roman" w:cs="Times New Roman"/>
+          <w:sz w:val="24"/>
+          <w:szCs w:val="24"/>
+        </w:rPr>
+        <w:t xml:space="preserve">My </w:t>
+      </w:r>
+      <w:r>
+        <w:rPr>
+          <w:rFonts w:ascii="Times New Roman" w:hAnsi="Times New Roman" w:cs="Times New Roman"/>
+          <w:sz w:val="24"/>
+          <w:szCs w:val="24"/>
+        </w:rPr>
+        <w:t>other two researches were</w:t>
+      </w:r>
+      <w:r>
+        <w:rPr>
+          <w:rFonts w:ascii="Times New Roman" w:hAnsi="Times New Roman" w:cs="Times New Roman"/>
+          <w:sz w:val="24"/>
+          <w:szCs w:val="24"/>
+        </w:rPr>
+        <w:t xml:space="preserve"> conducted </w:t>
+      </w:r>
+      <w:r>
+        <w:rPr>
+          <w:rFonts w:ascii="Times New Roman" w:hAnsi="Times New Roman" w:cs="Times New Roman"/>
+          <w:sz w:val="24"/>
+          <w:szCs w:val="24"/>
+        </w:rPr>
+        <w:t>in the theoretical group of Prof. Xinbing Wang</w:t>
+      </w:r>
+      <w:r>
+        <w:rPr>
+          <w:rFonts w:ascii="Times New Roman" w:hAnsi="Times New Roman" w:cs="Times New Roman"/>
+          <w:sz w:val="24"/>
+          <w:szCs w:val="24"/>
         </w:rPr>
         <w:t>.</w:t>
       </w:r>
       <w:r>
         <w:rPr>
-          <w:rFonts w:ascii="Times New Roman" w:eastAsia="Yu Mincho" w:hAnsi="Times New Roman" w:cs="Times New Roman"/>
-          <w:sz w:val="24"/>
-          <w:szCs w:val="24"/>
-          <w:lang w:eastAsia="ja-JP"/>
-        </w:rPr>
-        <w:t xml:space="preserve"> The topic</w:t>
-      </w:r>
-      <w:r>
-        <w:rPr>
-          <w:rFonts w:ascii="Times New Roman" w:eastAsia="Yu Mincho" w:hAnsi="Times New Roman" w:cs="Times New Roman"/>
-          <w:sz w:val="24"/>
-          <w:szCs w:val="24"/>
-          <w:lang w:eastAsia="ja-JP"/>
-        </w:rPr>
-        <w:t>s</w:t>
-      </w:r>
-      <w:r>
-        <w:rPr>
-          <w:rFonts w:ascii="Times New Roman" w:eastAsia="Yu Mincho" w:hAnsi="Times New Roman" w:cs="Times New Roman"/>
-          <w:sz w:val="24"/>
-          <w:szCs w:val="24"/>
-          <w:lang w:eastAsia="ja-JP"/>
-        </w:rPr>
-        <w:t xml:space="preserve"> of these</w:t>
-      </w:r>
-      <w:r>
-        <w:rPr>
-          <w:rFonts w:ascii="Times New Roman" w:eastAsia="Yu Mincho" w:hAnsi="Times New Roman" w:cs="Times New Roman"/>
-          <w:sz w:val="24"/>
-          <w:szCs w:val="24"/>
-          <w:lang w:eastAsia="ja-JP"/>
-        </w:rPr>
-        <w:t xml:space="preserve"> papers varied a lot</w:t>
-      </w:r>
-      <w:r>
-        <w:rPr>
-          <w:rFonts w:ascii="Times New Roman" w:eastAsia="Yu Mincho" w:hAnsi="Times New Roman" w:cs="Times New Roman"/>
-          <w:sz w:val="24"/>
-          <w:szCs w:val="24"/>
-          <w:lang w:eastAsia="ja-JP"/>
-        </w:rPr>
-        <w:t>, from NLP and recommender systems to graph theories</w:t>
-      </w:r>
-      <w:r>
-        <w:rPr>
-          <w:rFonts w:ascii="Times New Roman" w:eastAsia="Yu Mincho" w:hAnsi="Times New Roman" w:cs="Times New Roman"/>
-          <w:sz w:val="24"/>
-          <w:szCs w:val="24"/>
-          <w:lang w:eastAsia="ja-JP"/>
+          <w:rFonts w:ascii="Times New Roman" w:hAnsi="Times New Roman" w:cs="Times New Roman"/>
+          <w:sz w:val="24"/>
+          <w:szCs w:val="24"/>
+        </w:rPr>
+        <w:t xml:space="preserve"> There I assisted in some pure theoretical studies </w:t>
+      </w:r>
+      <w:r>
+        <w:rPr>
+          <w:rFonts w:ascii="Times New Roman" w:hAnsi="Times New Roman" w:cs="Times New Roman"/>
+          <w:sz w:val="24"/>
+          <w:szCs w:val="24"/>
+        </w:rPr>
+        <w:t>and mainly concentrated on algorithm details and experimental programs</w:t>
+      </w:r>
+      <w:r>
+        <w:rPr>
+          <w:rFonts w:ascii="Times New Roman" w:hAnsi="Times New Roman" w:cs="Times New Roman"/>
+          <w:sz w:val="24"/>
+          <w:szCs w:val="24"/>
+        </w:rPr>
+        <w:t>.</w:t>
+      </w:r>
+      <w:r>
+        <w:rPr>
+          <w:rFonts w:ascii="Times New Roman" w:hAnsi="Times New Roman" w:cs="Times New Roman"/>
+          <w:sz w:val="24"/>
+          <w:szCs w:val="24"/>
+        </w:rPr>
+        <w:t xml:space="preserve"> </w:t>
+      </w:r>
+      <w:r>
+        <w:rPr>
+          <w:rFonts w:ascii="Times New Roman" w:hAnsi="Times New Roman" w:cs="Times New Roman"/>
+          <w:sz w:val="24"/>
+          <w:szCs w:val="24"/>
+        </w:rPr>
+        <w:t xml:space="preserve">My main work </w:t>
+      </w:r>
+      <w:r>
+        <w:rPr>
+          <w:rFonts w:ascii="Times New Roman" w:hAnsi="Times New Roman" w:cs="Times New Roman"/>
+          <w:sz w:val="24"/>
+          <w:szCs w:val="24"/>
+        </w:rPr>
+        <w:t>was</w:t>
+      </w:r>
+      <w:r>
+        <w:rPr>
+          <w:rFonts w:ascii="Times New Roman" w:hAnsi="Times New Roman" w:cs="Times New Roman"/>
+          <w:sz w:val="24"/>
+          <w:szCs w:val="24"/>
+        </w:rPr>
+        <w:t xml:space="preserve"> on the study of </w:t>
+      </w:r>
+      <w:r>
+        <w:rPr>
+          <w:rFonts w:ascii="Times New Roman" w:hAnsi="Times New Roman" w:cs="Times New Roman"/>
+          <w:sz w:val="24"/>
+          <w:szCs w:val="24"/>
+        </w:rPr>
+        <w:t>source-destination connection in uncertain g</w:t>
+      </w:r>
+      <w:r>
+        <w:rPr>
+          <w:rFonts w:ascii="Times New Roman" w:hAnsi="Times New Roman" w:cs="Times New Roman"/>
+          <w:sz w:val="24"/>
+          <w:szCs w:val="24"/>
+        </w:rPr>
+        <w:t>raphs</w:t>
+      </w:r>
+      <w:r>
+        <w:rPr>
+          <w:rFonts w:ascii="Times New Roman" w:hAnsi="Times New Roman" w:cs="Times New Roman"/>
+          <w:sz w:val="24"/>
+          <w:szCs w:val="24"/>
+        </w:rPr>
+        <w:t xml:space="preserve">. </w:t>
+      </w:r>
+      <w:r>
+        <w:rPr>
+          <w:rFonts w:ascii="Times New Roman" w:hAnsi="Times New Roman" w:cs="Times New Roman"/>
+          <w:sz w:val="24"/>
+          <w:szCs w:val="24"/>
+        </w:rPr>
+        <w:t xml:space="preserve">There </w:t>
+      </w:r>
+      <w:r>
+        <w:rPr>
+          <w:rFonts w:ascii="Times New Roman" w:hAnsi="Times New Roman" w:cs="Times New Roman"/>
+          <w:sz w:val="24"/>
+          <w:szCs w:val="24"/>
+        </w:rPr>
+        <w:t>I conducted</w:t>
+      </w:r>
+      <w:r>
+        <w:rPr>
+          <w:rFonts w:ascii="Times New Roman" w:hAnsi="Times New Roman" w:cs="Times New Roman"/>
+          <w:sz w:val="24"/>
+          <w:szCs w:val="24"/>
+        </w:rPr>
+        <w:t xml:space="preserve"> an</w:t>
+      </w:r>
+      <w:r>
+        <w:rPr>
+          <w:rFonts w:ascii="Times New Roman" w:hAnsi="Times New Roman" w:cs="Times New Roman"/>
+          <w:sz w:val="24"/>
+          <w:szCs w:val="24"/>
+        </w:rPr>
+        <w:t xml:space="preserve"> elaborated experiment on large-scale real life datasets including citation network, P2P network and Twitter Ego network</w:t>
+      </w:r>
+      <w:r>
+        <w:rPr>
+          <w:rFonts w:ascii="Times New Roman" w:hAnsi="Times New Roman" w:cs="Times New Roman"/>
+          <w:sz w:val="24"/>
+          <w:szCs w:val="24"/>
+        </w:rPr>
+        <w:t xml:space="preserve">, and designed a </w:t>
+      </w:r>
+      <w:r>
+        <w:rPr>
+          <w:rFonts w:ascii="Times New Roman" w:hAnsi="Times New Roman" w:cs="Times New Roman"/>
+          <w:sz w:val="24"/>
+          <w:szCs w:val="24"/>
+        </w:rPr>
+        <w:t>Markov D</w:t>
+      </w:r>
+      <w:bookmarkStart w:id="0" w:name="_GoBack"/>
+      <w:bookmarkEnd w:id="0"/>
+      <w:r>
+        <w:rPr>
+          <w:rFonts w:ascii="Times New Roman" w:hAnsi="Times New Roman" w:cs="Times New Roman"/>
+          <w:sz w:val="24"/>
+          <w:szCs w:val="24"/>
+        </w:rPr>
+        <w:t>ecision Process</w:t>
+      </w:r>
+      <w:r>
+        <w:rPr>
+          <w:rFonts w:ascii="Times New Roman" w:hAnsi="Times New Roman" w:cs="Times New Roman"/>
+          <w:sz w:val="24"/>
+          <w:szCs w:val="24"/>
+        </w:rPr>
+        <w:t xml:space="preserve"> </w:t>
+      </w:r>
+      <w:r>
+        <w:rPr>
+          <w:rFonts w:ascii="Times New Roman" w:hAnsi="Times New Roman" w:cs="Times New Roman"/>
+          <w:sz w:val="24"/>
+          <w:szCs w:val="24"/>
+        </w:rPr>
+        <w:t xml:space="preserve">(MDP) </w:t>
+      </w:r>
+      <w:r>
+        <w:rPr>
+          <w:rFonts w:ascii="Times New Roman" w:hAnsi="Times New Roman" w:cs="Times New Roman"/>
+          <w:sz w:val="24"/>
+          <w:szCs w:val="24"/>
+        </w:rPr>
+        <w:t>based exact algorithm</w:t>
+      </w:r>
+      <w:r>
+        <w:rPr>
+          <w:rFonts w:ascii="Times New Roman" w:hAnsi="Times New Roman" w:cs="Times New Roman"/>
+          <w:sz w:val="24"/>
+          <w:szCs w:val="24"/>
+        </w:rPr>
+        <w:t xml:space="preserve"> for</w:t>
+      </w:r>
+      <w:r>
+        <w:rPr>
+          <w:rFonts w:ascii="Times New Roman" w:hAnsi="Times New Roman" w:cs="Times New Roman"/>
+          <w:sz w:val="24"/>
+          <w:szCs w:val="24"/>
+        </w:rPr>
+        <w:t xml:space="preserve"> calculating the optimal testing strategy</w:t>
+      </w:r>
+      <w:r>
+        <w:rPr>
+          <w:rFonts w:ascii="Times New Roman" w:hAnsi="Times New Roman" w:cs="Times New Roman"/>
+          <w:sz w:val="24"/>
+          <w:szCs w:val="24"/>
+        </w:rPr>
+        <w:t>.</w:t>
+      </w:r>
+      <w:r>
+        <w:rPr>
+          <w:rFonts w:ascii="Times New Roman" w:hAnsi="Times New Roman" w:cs="Times New Roman"/>
+          <w:sz w:val="24"/>
+          <w:szCs w:val="24"/>
+        </w:rPr>
+        <w:t xml:space="preserve"> My part of work has been highly evaluated by paper reviewers and our paper is accepted by IEEE INFOCOM 2017</w:t>
+      </w:r>
+      <w:r>
+        <w:rPr>
+          <w:rFonts w:ascii="Times New Roman" w:hAnsi="Times New Roman" w:cs="Times New Roman"/>
+          <w:sz w:val="24"/>
+          <w:szCs w:val="24"/>
+        </w:rPr>
+        <w:t>.</w:t>
+      </w:r>
+      <w:r>
+        <w:rPr>
+          <w:rFonts w:ascii="Times New Roman" w:hAnsi="Times New Roman" w:cs="Times New Roman"/>
+          <w:sz w:val="24"/>
+          <w:szCs w:val="24"/>
+        </w:rPr>
+        <w:t xml:space="preserve"> </w:t>
+      </w:r>
+      <w:r>
+        <w:rPr>
+          <w:rFonts w:ascii="Times New Roman" w:hAnsi="Times New Roman" w:cs="Times New Roman"/>
+          <w:sz w:val="24"/>
+          <w:szCs w:val="24"/>
+        </w:rPr>
+        <w:t xml:space="preserve">After the training of these </w:t>
+      </w:r>
+      <w:r>
+        <w:rPr>
+          <w:rFonts w:ascii="Times New Roman" w:hAnsi="Times New Roman" w:cs="Times New Roman"/>
+          <w:sz w:val="24"/>
+          <w:szCs w:val="24"/>
+        </w:rPr>
+        <w:t>experiences</w:t>
+      </w:r>
+      <w:r>
+        <w:rPr>
+          <w:rFonts w:ascii="Times New Roman" w:hAnsi="Times New Roman" w:cs="Times New Roman"/>
+          <w:sz w:val="24"/>
+          <w:szCs w:val="24"/>
+        </w:rPr>
+        <w:t>, I got</w:t>
+      </w:r>
+      <w:r>
+        <w:rPr>
+          <w:rFonts w:ascii="Times New Roman" w:hAnsi="Times New Roman" w:cs="Times New Roman"/>
+          <w:sz w:val="24"/>
+          <w:szCs w:val="24"/>
+        </w:rPr>
+        <w:t xml:space="preserve"> quite</w:t>
+      </w:r>
+      <w:r>
+        <w:rPr>
+          <w:rFonts w:ascii="Times New Roman" w:hAnsi="Times New Roman" w:cs="Times New Roman"/>
+          <w:sz w:val="24"/>
+          <w:szCs w:val="24"/>
+        </w:rPr>
+        <w:t xml:space="preserve"> familiar with </w:t>
+      </w:r>
+      <w:r>
+        <w:rPr>
+          <w:rFonts w:ascii="Times New Roman" w:hAnsi="Times New Roman" w:cs="Times New Roman"/>
+          <w:sz w:val="24"/>
+          <w:szCs w:val="24"/>
+        </w:rPr>
+        <w:t>many</w:t>
+      </w:r>
+      <w:r>
+        <w:rPr>
+          <w:rFonts w:ascii="Times New Roman" w:hAnsi="Times New Roman" w:cs="Times New Roman"/>
+          <w:sz w:val="24"/>
+          <w:szCs w:val="24"/>
+        </w:rPr>
+        <w:t xml:space="preserve"> programming languages and</w:t>
+      </w:r>
+      <w:r>
+        <w:rPr>
+          <w:rFonts w:ascii="Times New Roman" w:hAnsi="Times New Roman" w:cs="Times New Roman"/>
+          <w:sz w:val="24"/>
+          <w:szCs w:val="24"/>
+        </w:rPr>
+        <w:t xml:space="preserve"> their</w:t>
+      </w:r>
+      <w:r>
+        <w:rPr>
+          <w:rFonts w:ascii="Times New Roman" w:hAnsi="Times New Roman" w:cs="Times New Roman"/>
+          <w:sz w:val="24"/>
+          <w:szCs w:val="24"/>
+        </w:rPr>
+        <w:t xml:space="preserve"> </w:t>
+      </w:r>
+      <w:r>
+        <w:rPr>
+          <w:rFonts w:ascii="Times New Roman" w:hAnsi="Times New Roman" w:cs="Times New Roman"/>
+          <w:sz w:val="24"/>
+          <w:szCs w:val="24"/>
+        </w:rPr>
+        <w:t>scientific computing libraries. Also</w:t>
+      </w:r>
+      <w:r>
+        <w:rPr>
+          <w:rFonts w:ascii="Times New Roman" w:hAnsi="Times New Roman" w:cs="Times New Roman"/>
+          <w:sz w:val="24"/>
+          <w:szCs w:val="24"/>
         </w:rPr>
         <w:t>,</w:t>
       </w:r>
       <w:r>
         <w:rPr>
-          <w:rFonts w:ascii="Times New Roman" w:eastAsia="Yu Mincho" w:hAnsi="Times New Roman" w:cs="Times New Roman"/>
-          <w:sz w:val="24"/>
-          <w:szCs w:val="24"/>
-          <w:lang w:eastAsia="ja-JP"/>
-        </w:rPr>
-        <w:t xml:space="preserve"> but the core idea </w:t>
-      </w:r>
-      <w:r>
-        <w:rPr>
-          <w:rFonts w:ascii="Times New Roman" w:eastAsia="Yu Mincho" w:hAnsi="Times New Roman" w:cs="Times New Roman"/>
-          <w:sz w:val="24"/>
-          <w:szCs w:val="24"/>
-          <w:lang w:eastAsia="ja-JP"/>
-        </w:rPr>
-        <w:t>was</w:t>
-      </w:r>
-      <w:r>
-        <w:rPr>
-          <w:rFonts w:ascii="Times New Roman" w:eastAsia="Yu Mincho" w:hAnsi="Times New Roman" w:cs="Times New Roman"/>
-          <w:sz w:val="24"/>
-          <w:szCs w:val="24"/>
-          <w:lang w:eastAsia="ja-JP"/>
-        </w:rPr>
-        <w:t xml:space="preserve"> much</w:t>
-      </w:r>
-      <w:r>
-        <w:rPr>
-          <w:rFonts w:ascii="Times New Roman" w:eastAsia="Yu Mincho" w:hAnsi="Times New Roman" w:cs="Times New Roman"/>
-          <w:sz w:val="24"/>
-          <w:szCs w:val="24"/>
-          <w:lang w:eastAsia="ja-JP"/>
+          <w:rFonts w:ascii="Times New Roman" w:hAnsi="Times New Roman" w:cs="Times New Roman"/>
+          <w:sz w:val="24"/>
+          <w:szCs w:val="24"/>
+        </w:rPr>
+        <w:t xml:space="preserve"> I</w:t>
+      </w:r>
+      <w:r>
+        <w:rPr>
+          <w:rFonts w:ascii="Times New Roman" w:hAnsi="Times New Roman" w:cs="Times New Roman"/>
+          <w:sz w:val="24"/>
+          <w:szCs w:val="24"/>
+        </w:rPr>
+        <w:t xml:space="preserve"> f</w:t>
+      </w:r>
+      <w:r>
+        <w:rPr>
+          <w:rFonts w:ascii="Times New Roman" w:hAnsi="Times New Roman" w:cs="Times New Roman"/>
+          <w:sz w:val="24"/>
+          <w:szCs w:val="24"/>
+        </w:rPr>
+        <w:t>ormed the ability to study the</w:t>
+      </w:r>
+      <w:r>
+        <w:rPr>
+          <w:rFonts w:ascii="Times New Roman" w:hAnsi="Times New Roman" w:cs="Times New Roman"/>
+          <w:sz w:val="24"/>
+          <w:szCs w:val="24"/>
         </w:rPr>
         <w:t xml:space="preserve"> </w:t>
       </w:r>
       <w:r>
         <w:rPr>
-          <w:rFonts w:ascii="Times New Roman" w:eastAsia="Yu Mincho" w:hAnsi="Times New Roman" w:cs="Times New Roman"/>
-          <w:sz w:val="24"/>
-          <w:szCs w:val="24"/>
-          <w:lang w:eastAsia="ja-JP"/>
-        </w:rPr>
-        <w:t>in common</w:t>
-      </w:r>
-      <w:r>
-        <w:rPr>
-          <w:rFonts w:ascii="Times New Roman" w:eastAsia="Yu Mincho" w:hAnsi="Times New Roman" w:cs="Times New Roman"/>
-          <w:sz w:val="24"/>
-          <w:szCs w:val="24"/>
-          <w:lang w:eastAsia="ja-JP"/>
-        </w:rPr>
-        <w:t xml:space="preserve">. </w:t>
-      </w:r>
-      <w:r>
-        <w:rPr>
-          <w:rFonts w:ascii="Times New Roman" w:eastAsia="Yu Mincho" w:hAnsi="Times New Roman" w:cs="Times New Roman"/>
-          <w:sz w:val="24"/>
-          <w:szCs w:val="24"/>
-          <w:lang w:eastAsia="ja-JP"/>
-        </w:rPr>
-        <w:t>That is</w:t>
-      </w:r>
-      <w:r>
-        <w:rPr>
-          <w:rFonts w:ascii="Times New Roman" w:eastAsia="Yu Mincho" w:hAnsi="Times New Roman" w:cs="Times New Roman"/>
-          <w:sz w:val="24"/>
-          <w:szCs w:val="24"/>
-          <w:lang w:eastAsia="ja-JP"/>
-        </w:rPr>
-        <w:t>,</w:t>
-      </w:r>
-      <w:r>
-        <w:rPr>
-          <w:rFonts w:ascii="Times New Roman" w:eastAsia="Yu Mincho" w:hAnsi="Times New Roman" w:cs="Times New Roman"/>
-          <w:sz w:val="24"/>
-          <w:szCs w:val="24"/>
-          <w:lang w:eastAsia="ja-JP"/>
-        </w:rPr>
-        <w:t xml:space="preserve"> to decompose your problem into</w:t>
-      </w:r>
-      <w:r>
-        <w:rPr>
-          <w:rFonts w:ascii="Times New Roman" w:eastAsia="Yu Mincho" w:hAnsi="Times New Roman" w:cs="Times New Roman"/>
-          <w:sz w:val="24"/>
-          <w:szCs w:val="24"/>
-          <w:lang w:eastAsia="ja-JP"/>
-        </w:rPr>
-        <w:t xml:space="preserve"> solvable parts </w:t>
-      </w:r>
-      <w:r>
-        <w:rPr>
-          <w:rFonts w:ascii="Times New Roman" w:eastAsia="Yu Mincho" w:hAnsi="Times New Roman" w:cs="Times New Roman"/>
-          <w:sz w:val="24"/>
-          <w:szCs w:val="24"/>
-          <w:lang w:eastAsia="ja-JP"/>
-        </w:rPr>
-        <w:t>and</w:t>
-      </w:r>
-      <w:r>
-        <w:rPr>
-          <w:rFonts w:ascii="Times New Roman" w:eastAsia="Yu Mincho" w:hAnsi="Times New Roman" w:cs="Times New Roman"/>
-          <w:sz w:val="24"/>
-          <w:szCs w:val="24"/>
-          <w:lang w:eastAsia="ja-JP"/>
-        </w:rPr>
-        <w:t xml:space="preserve"> to</w:t>
-      </w:r>
-      <w:r>
-        <w:rPr>
-          <w:rFonts w:ascii="Times New Roman" w:eastAsia="Yu Mincho" w:hAnsi="Times New Roman" w:cs="Times New Roman"/>
-          <w:sz w:val="24"/>
-          <w:szCs w:val="24"/>
-          <w:lang w:eastAsia="ja-JP"/>
-        </w:rPr>
-        <w:t xml:space="preserve"> design</w:t>
-      </w:r>
-      <w:r>
-        <w:rPr>
-          <w:rFonts w:ascii="Times New Roman" w:eastAsia="Yu Mincho" w:hAnsi="Times New Roman" w:cs="Times New Roman"/>
-          <w:sz w:val="24"/>
-          <w:szCs w:val="24"/>
-          <w:lang w:eastAsia="ja-JP"/>
-        </w:rPr>
-        <w:t xml:space="preserve"> the most</w:t>
-      </w:r>
-      <w:r>
-        <w:rPr>
-          <w:rFonts w:ascii="Times New Roman" w:eastAsia="Yu Mincho" w:hAnsi="Times New Roman" w:cs="Times New Roman"/>
-          <w:sz w:val="24"/>
-          <w:szCs w:val="24"/>
-          <w:lang w:eastAsia="ja-JP"/>
-        </w:rPr>
-        <w:t xml:space="preserve"> proper</w:t>
-      </w:r>
-      <w:r>
-        <w:rPr>
-          <w:rFonts w:ascii="Times New Roman" w:eastAsia="Yu Mincho" w:hAnsi="Times New Roman" w:cs="Times New Roman"/>
-          <w:sz w:val="24"/>
-          <w:szCs w:val="24"/>
-          <w:lang w:eastAsia="ja-JP"/>
-        </w:rPr>
-        <w:t xml:space="preserve"> algorithm and</w:t>
-      </w:r>
-      <w:r>
-        <w:rPr>
-          <w:rFonts w:ascii="Times New Roman" w:eastAsia="Yu Mincho" w:hAnsi="Times New Roman" w:cs="Times New Roman"/>
-          <w:sz w:val="24"/>
-          <w:szCs w:val="24"/>
-          <w:lang w:eastAsia="ja-JP"/>
-        </w:rPr>
-        <w:t xml:space="preserve"> data structure </w:t>
-      </w:r>
-      <w:r>
-        <w:rPr>
-          <w:rFonts w:ascii="Times New Roman" w:hAnsi="Times New Roman" w:cs="Times New Roman"/>
-          <w:sz w:val="24"/>
-          <w:szCs w:val="24"/>
-        </w:rPr>
-        <w:t xml:space="preserve">to manage them. </w:t>
-      </w:r>
-      <w:r>
-        <w:rPr>
-          <w:rFonts w:ascii="Times New Roman" w:hAnsi="Times New Roman" w:cs="Times New Roman"/>
-          <w:sz w:val="24"/>
-          <w:szCs w:val="24"/>
-        </w:rPr>
-        <w:t>Experimental</w:t>
-      </w:r>
-      <w:r>
-        <w:rPr>
-          <w:rFonts w:ascii="Times New Roman" w:hAnsi="Times New Roman" w:cs="Times New Roman"/>
-          <w:sz w:val="24"/>
-          <w:szCs w:val="24"/>
-        </w:rPr>
-        <w:t xml:space="preserve"> programs</w:t>
-      </w:r>
-      <w:r>
-        <w:rPr>
-          <w:rFonts w:ascii="Times New Roman" w:hAnsi="Times New Roman" w:cs="Times New Roman"/>
-          <w:sz w:val="24"/>
-          <w:szCs w:val="24"/>
-        </w:rPr>
-        <w:t xml:space="preserve"> for research</w:t>
-      </w:r>
-      <w:r>
-        <w:rPr>
-          <w:rFonts w:ascii="Times New Roman" w:hAnsi="Times New Roman" w:cs="Times New Roman"/>
-          <w:sz w:val="24"/>
-          <w:szCs w:val="24"/>
-        </w:rPr>
-        <w:t xml:space="preserve"> papers</w:t>
+          <w:rFonts w:ascii="Times New Roman" w:hAnsi="Times New Roman" w:cs="Times New Roman"/>
+          <w:sz w:val="24"/>
+          <w:szCs w:val="24"/>
+        </w:rPr>
+        <w:t>relevant research</w:t>
+      </w:r>
+      <w:r>
+        <w:rPr>
+          <w:rFonts w:ascii="Times New Roman" w:hAnsi="Times New Roman" w:cs="Times New Roman"/>
+          <w:sz w:val="24"/>
+          <w:szCs w:val="24"/>
+        </w:rPr>
+        <w:t>es</w:t>
+      </w:r>
+      <w:r>
+        <w:rPr>
+          <w:rFonts w:ascii="Times New Roman" w:hAnsi="Times New Roman" w:cs="Times New Roman"/>
+          <w:sz w:val="24"/>
+          <w:szCs w:val="24"/>
+        </w:rPr>
+        <w:t xml:space="preserve"> and </w:t>
+      </w:r>
+      <w:r>
+        <w:rPr>
+          <w:rFonts w:ascii="Times New Roman" w:hAnsi="Times New Roman" w:cs="Times New Roman"/>
+          <w:sz w:val="24"/>
+          <w:szCs w:val="24"/>
+        </w:rPr>
+        <w:t>published papers for inspirations</w:t>
       </w:r>
       <w:r>
         <w:rPr>
@@ -1778,223 +2035,16 @@
           <w:sz w:val="24"/>
           <w:szCs w:val="24"/>
         </w:rPr>
-        <w:t>are</w:t>
-      </w:r>
-      <w:r>
-        <w:rPr>
-          <w:rFonts w:ascii="Times New Roman" w:hAnsi="Times New Roman" w:cs="Times New Roman"/>
-          <w:sz w:val="24"/>
-          <w:szCs w:val="24"/>
-        </w:rPr>
-        <w:t xml:space="preserve"> often large-scaled and</w:t>
-      </w:r>
-      <w:r>
-        <w:rPr>
-          <w:rFonts w:ascii="Times New Roman" w:hAnsi="Times New Roman" w:cs="Times New Roman"/>
-          <w:sz w:val="24"/>
-          <w:szCs w:val="24"/>
-        </w:rPr>
-        <w:t xml:space="preserve"> zero tolerant to bugs and errors, so</w:t>
-      </w:r>
-      <w:r>
-        <w:rPr>
-          <w:rFonts w:ascii="Times New Roman" w:hAnsi="Times New Roman" w:cs="Times New Roman"/>
-          <w:sz w:val="24"/>
-          <w:szCs w:val="24"/>
-        </w:rPr>
-        <w:t xml:space="preserve"> it required</w:t>
-      </w:r>
-      <w:r>
-        <w:rPr>
-          <w:rFonts w:ascii="Times New Roman" w:hAnsi="Times New Roman" w:cs="Times New Roman"/>
-          <w:sz w:val="24"/>
-          <w:szCs w:val="24"/>
-        </w:rPr>
-        <w:t xml:space="preserve"> me</w:t>
-      </w:r>
-      <w:r>
-        <w:rPr>
-          <w:rFonts w:ascii="Times New Roman" w:hAnsi="Times New Roman" w:cs="Times New Roman"/>
-          <w:sz w:val="24"/>
-          <w:szCs w:val="24"/>
-        </w:rPr>
-        <w:t xml:space="preserve"> to be very technical</w:t>
-      </w:r>
-      <w:r>
-        <w:rPr>
-          <w:rFonts w:ascii="Times New Roman" w:hAnsi="Times New Roman" w:cs="Times New Roman"/>
-          <w:sz w:val="24"/>
-          <w:szCs w:val="24"/>
-        </w:rPr>
-        <w:t xml:space="preserve"> and professional in implementing them</w:t>
-      </w:r>
-      <w:r>
-        <w:rPr>
-          <w:rFonts w:ascii="Times New Roman" w:hAnsi="Times New Roman" w:cs="Times New Roman"/>
-          <w:sz w:val="24"/>
-          <w:szCs w:val="24"/>
-        </w:rPr>
-        <w:t>.</w:t>
-      </w:r>
-      <w:r>
-        <w:rPr>
-          <w:rFonts w:ascii="Times New Roman" w:hAnsi="Times New Roman" w:cs="Times New Roman"/>
-          <w:sz w:val="24"/>
-          <w:szCs w:val="24"/>
-        </w:rPr>
-        <w:t xml:space="preserve"> After the training of these experience</w:t>
-      </w:r>
-      <w:r>
-        <w:rPr>
-          <w:rFonts w:ascii="Times New Roman" w:hAnsi="Times New Roman" w:cs="Times New Roman"/>
-          <w:sz w:val="24"/>
-          <w:szCs w:val="24"/>
-        </w:rPr>
-        <w:t>s</w:t>
-      </w:r>
-      <w:r>
-        <w:rPr>
-          <w:rFonts w:ascii="Times New Roman" w:hAnsi="Times New Roman" w:cs="Times New Roman"/>
-          <w:sz w:val="24"/>
-          <w:szCs w:val="24"/>
-        </w:rPr>
-        <w:t>, I got</w:t>
-      </w:r>
-      <w:r>
-        <w:rPr>
-          <w:rFonts w:ascii="Times New Roman" w:hAnsi="Times New Roman" w:cs="Times New Roman"/>
-          <w:sz w:val="24"/>
-          <w:szCs w:val="24"/>
-        </w:rPr>
-        <w:t xml:space="preserve"> quite</w:t>
-      </w:r>
-      <w:r>
-        <w:rPr>
-          <w:rFonts w:ascii="Times New Roman" w:hAnsi="Times New Roman" w:cs="Times New Roman"/>
-          <w:sz w:val="24"/>
-          <w:szCs w:val="24"/>
-        </w:rPr>
-        <w:t xml:space="preserve"> familiar with </w:t>
-      </w:r>
-      <w:r>
-        <w:rPr>
-          <w:rFonts w:ascii="Times New Roman" w:hAnsi="Times New Roman" w:cs="Times New Roman"/>
-          <w:sz w:val="24"/>
-          <w:szCs w:val="24"/>
-        </w:rPr>
-        <w:t>many</w:t>
-      </w:r>
-      <w:r>
-        <w:rPr>
-          <w:rFonts w:ascii="Times New Roman" w:hAnsi="Times New Roman" w:cs="Times New Roman"/>
-          <w:sz w:val="24"/>
-          <w:szCs w:val="24"/>
-        </w:rPr>
-        <w:t xml:space="preserve"> programming languages and</w:t>
-      </w:r>
-      <w:r>
-        <w:rPr>
-          <w:rFonts w:ascii="Times New Roman" w:hAnsi="Times New Roman" w:cs="Times New Roman"/>
-          <w:sz w:val="24"/>
-          <w:szCs w:val="24"/>
-        </w:rPr>
-        <w:t xml:space="preserve"> their</w:t>
-      </w:r>
-      <w:r>
-        <w:rPr>
-          <w:rFonts w:ascii="Times New Roman" w:hAnsi="Times New Roman" w:cs="Times New Roman"/>
-          <w:sz w:val="24"/>
-          <w:szCs w:val="24"/>
-        </w:rPr>
-        <w:t xml:space="preserve"> </w:t>
-      </w:r>
-      <w:r>
-        <w:rPr>
-          <w:rFonts w:ascii="Times New Roman" w:hAnsi="Times New Roman" w:cs="Times New Roman"/>
-          <w:sz w:val="24"/>
-          <w:szCs w:val="24"/>
-        </w:rPr>
-        <w:t>scientific computing libraries. Also</w:t>
-      </w:r>
-      <w:r>
-        <w:rPr>
-          <w:rFonts w:ascii="Times New Roman" w:hAnsi="Times New Roman" w:cs="Times New Roman"/>
-          <w:sz w:val="24"/>
-          <w:szCs w:val="24"/>
-        </w:rPr>
-        <w:t>,</w:t>
-      </w:r>
-      <w:r>
-        <w:rPr>
-          <w:rFonts w:ascii="Times New Roman" w:hAnsi="Times New Roman" w:cs="Times New Roman"/>
-          <w:sz w:val="24"/>
-          <w:szCs w:val="24"/>
-        </w:rPr>
-        <w:t xml:space="preserve"> I</w:t>
-      </w:r>
-      <w:r>
-        <w:rPr>
-          <w:rFonts w:ascii="Times New Roman" w:hAnsi="Times New Roman" w:cs="Times New Roman"/>
-          <w:sz w:val="24"/>
-          <w:szCs w:val="24"/>
-        </w:rPr>
-        <w:t xml:space="preserve"> f</w:t>
-      </w:r>
-      <w:r>
-        <w:rPr>
-          <w:rFonts w:ascii="Times New Roman" w:hAnsi="Times New Roman" w:cs="Times New Roman"/>
-          <w:sz w:val="24"/>
-          <w:szCs w:val="24"/>
-        </w:rPr>
-        <w:t>ormed the ability to study the</w:t>
-      </w:r>
-      <w:r>
-        <w:rPr>
-          <w:rFonts w:ascii="Times New Roman" w:hAnsi="Times New Roman" w:cs="Times New Roman"/>
-          <w:sz w:val="24"/>
-          <w:szCs w:val="24"/>
-        </w:rPr>
-        <w:t xml:space="preserve"> </w:t>
-      </w:r>
-      <w:r>
-        <w:rPr>
-          <w:rFonts w:ascii="Times New Roman" w:hAnsi="Times New Roman" w:cs="Times New Roman"/>
-          <w:sz w:val="24"/>
-          <w:szCs w:val="24"/>
-        </w:rPr>
-        <w:t>relevant research</w:t>
-      </w:r>
-      <w:r>
-        <w:rPr>
-          <w:rFonts w:ascii="Times New Roman" w:hAnsi="Times New Roman" w:cs="Times New Roman"/>
-          <w:sz w:val="24"/>
-          <w:szCs w:val="24"/>
-        </w:rPr>
-        <w:t xml:space="preserve"> and </w:t>
-      </w:r>
-      <w:r>
-        <w:rPr>
-          <w:rFonts w:ascii="Times New Roman" w:hAnsi="Times New Roman" w:cs="Times New Roman"/>
-          <w:sz w:val="24"/>
-          <w:szCs w:val="24"/>
-        </w:rPr>
-        <w:t>published papers for inspirations</w:t>
-      </w:r>
-      <w:r>
-        <w:rPr>
-          <w:rFonts w:ascii="Times New Roman" w:hAnsi="Times New Roman" w:cs="Times New Roman"/>
-          <w:sz w:val="24"/>
-          <w:szCs w:val="24"/>
-        </w:rPr>
-        <w:t xml:space="preserve"> </w:t>
-      </w:r>
-      <w:r>
-        <w:rPr>
-          <w:rFonts w:ascii="Times New Roman" w:hAnsi="Times New Roman" w:cs="Times New Roman"/>
-          <w:sz w:val="24"/>
-          <w:szCs w:val="24"/>
-        </w:rPr>
-        <w:t>to solve new</w:t>
+        <w:t xml:space="preserve">to solve </w:t>
+      </w:r>
+      <w:r>
+        <w:rPr>
+          <w:rFonts w:ascii="Times New Roman" w:hAnsi="Times New Roman" w:cs="Times New Roman"/>
+          <w:sz w:val="24"/>
+          <w:szCs w:val="24"/>
+        </w:rPr>
+        <w:lastRenderedPageBreak/>
+        <w:t>new</w:t>
       </w:r>
       <w:r>
         <w:rPr>
@@ -2180,7 +2230,6 @@
           <w:sz w:val="24"/>
           <w:szCs w:val="24"/>
         </w:rPr>
-        <w:lastRenderedPageBreak/>
         <w:tab/>
       </w:r>
       <w:r>
@@ -2285,7 +2334,79 @@
           <w:sz w:val="24"/>
           <w:szCs w:val="24"/>
         </w:rPr>
-        <w:t>, one of the biggest hospital</w:t>
+        <w:t>. Involved in the development</w:t>
+      </w:r>
+      <w:r>
+        <w:rPr>
+          <w:rFonts w:ascii="Times New Roman" w:hAnsi="Times New Roman" w:cs="Times New Roman"/>
+          <w:sz w:val="24"/>
+          <w:szCs w:val="24"/>
+        </w:rPr>
+        <w:t xml:space="preserve"> of their Intelligence Medical Diagnosis System, </w:t>
+      </w:r>
+      <w:r>
+        <w:rPr>
+          <w:rFonts w:ascii="Times New Roman" w:hAnsi="Times New Roman" w:cs="Times New Roman"/>
+          <w:sz w:val="24"/>
+          <w:szCs w:val="24"/>
+        </w:rPr>
+        <w:t xml:space="preserve">I implemented a </w:t>
+      </w:r>
+      <w:r>
+        <w:rPr>
+          <w:rFonts w:ascii="Times New Roman" w:hAnsi="Times New Roman" w:cs="Times New Roman"/>
+          <w:sz w:val="24"/>
+          <w:szCs w:val="24"/>
+        </w:rPr>
+        <w:t xml:space="preserve">rule engine </w:t>
+      </w:r>
+      <w:r>
+        <w:rPr>
+          <w:rFonts w:ascii="Times New Roman" w:hAnsi="Times New Roman" w:cs="Times New Roman"/>
+          <w:sz w:val="24"/>
+          <w:szCs w:val="24"/>
+        </w:rPr>
+        <w:t>that</w:t>
+      </w:r>
+      <w:r>
+        <w:rPr>
+          <w:rFonts w:ascii="Times New Roman" w:hAnsi="Times New Roman" w:cs="Times New Roman"/>
+          <w:sz w:val="24"/>
+          <w:szCs w:val="24"/>
+        </w:rPr>
+        <w:t xml:space="preserve"> </w:t>
+      </w:r>
+      <w:r>
+        <w:rPr>
+          <w:rFonts w:ascii="Times New Roman" w:hAnsi="Times New Roman" w:cs="Times New Roman"/>
+          <w:sz w:val="24"/>
+          <w:szCs w:val="24"/>
+        </w:rPr>
+        <w:t>gives</w:t>
+      </w:r>
+      <w:r>
+        <w:rPr>
+          <w:rFonts w:ascii="Times New Roman" w:hAnsi="Times New Roman" w:cs="Times New Roman"/>
+          <w:sz w:val="24"/>
+          <w:szCs w:val="24"/>
+        </w:rPr>
+        <w:t xml:space="preserve"> </w:t>
+      </w:r>
+      <w:r>
+        <w:rPr>
+          <w:rFonts w:ascii="Times New Roman" w:hAnsi="Times New Roman" w:cs="Times New Roman"/>
+          <w:sz w:val="24"/>
+          <w:szCs w:val="24"/>
+        </w:rPr>
+        <w:t xml:space="preserve">evidence-based </w:t>
+      </w:r>
+      <w:r>
+        <w:rPr>
+          <w:rFonts w:ascii="Times New Roman" w:hAnsi="Times New Roman" w:cs="Times New Roman"/>
+          <w:sz w:val="24"/>
+          <w:szCs w:val="24"/>
+        </w:rPr>
+        <w:t>treatment method</w:t>
       </w:r>
       <w:r>
         <w:rPr>
@@ -2301,47 +2422,15 @@
           <w:sz w:val="24"/>
           <w:szCs w:val="24"/>
         </w:rPr>
-        <w:t xml:space="preserve"> in Shanghai</w:t>
-      </w:r>
-      <w:r>
-        <w:rPr>
-          <w:rFonts w:ascii="Times New Roman" w:hAnsi="Times New Roman" w:cs="Times New Roman"/>
-          <w:sz w:val="24"/>
-          <w:szCs w:val="24"/>
-        </w:rPr>
-        <w:t>. Involved in the development</w:t>
-      </w:r>
-      <w:r>
-        <w:rPr>
-          <w:rFonts w:ascii="Times New Roman" w:hAnsi="Times New Roman" w:cs="Times New Roman"/>
-          <w:sz w:val="24"/>
-          <w:szCs w:val="24"/>
-        </w:rPr>
-        <w:t xml:space="preserve"> of their Intelligence Medical Diagnosis System, </w:t>
-      </w:r>
-      <w:r>
-        <w:rPr>
-          <w:rFonts w:ascii="Times New Roman" w:hAnsi="Times New Roman" w:cs="Times New Roman"/>
-          <w:sz w:val="24"/>
-          <w:szCs w:val="24"/>
-        </w:rPr>
-        <w:t xml:space="preserve">I implemented a </w:t>
-      </w:r>
-      <w:r>
-        <w:rPr>
-          <w:rFonts w:ascii="Times New Roman" w:hAnsi="Times New Roman" w:cs="Times New Roman"/>
-          <w:sz w:val="24"/>
-          <w:szCs w:val="24"/>
-        </w:rPr>
-        <w:t xml:space="preserve">rule engine </w:t>
-      </w:r>
-      <w:r>
-        <w:rPr>
-          <w:rFonts w:ascii="Times New Roman" w:hAnsi="Times New Roman" w:cs="Times New Roman"/>
-          <w:sz w:val="24"/>
-          <w:szCs w:val="24"/>
-        </w:rPr>
-        <w:t>that</w:t>
+        <w:t xml:space="preserve"> for breast cancer patients</w:t>
+      </w:r>
+      <w:r>
+        <w:rPr>
+          <w:rFonts w:ascii="Times New Roman" w:hAnsi="Times New Roman" w:cs="Times New Roman"/>
+          <w:sz w:val="24"/>
+          <w:szCs w:val="24"/>
+        </w:rPr>
+        <w:t>.</w:t>
       </w:r>
       <w:r>
         <w:rPr>
@@ -2357,7 +2446,15 @@
           <w:sz w:val="24"/>
           <w:szCs w:val="24"/>
         </w:rPr>
-        <w:t>gives</w:t>
+        <w:t>The final version of my module was a</w:t>
+      </w:r>
+      <w:r>
+        <w:rPr>
+          <w:rFonts w:ascii="Times New Roman" w:hAnsi="Times New Roman" w:cs="Times New Roman"/>
+          <w:sz w:val="24"/>
+          <w:szCs w:val="24"/>
+        </w:rPr>
+        <w:t>fter many times of code review and refactoring.</w:t>
       </w:r>
       <w:r>
         <w:rPr>
@@ -2373,15 +2470,47 @@
           <w:sz w:val="24"/>
           <w:szCs w:val="24"/>
         </w:rPr>
-        <w:t xml:space="preserve">evidence-based </w:t>
-      </w:r>
-      <w:r>
-        <w:rPr>
-          <w:rFonts w:ascii="Times New Roman" w:hAnsi="Times New Roman" w:cs="Times New Roman"/>
-          <w:sz w:val="24"/>
-          <w:szCs w:val="24"/>
-        </w:rPr>
-        <w:t>treatment method</w:t>
+        <w:t xml:space="preserve">The engine part was containing a recursive decision tree loader and a </w:t>
+      </w:r>
+      <w:r>
+        <w:rPr>
+          <w:rFonts w:ascii="Times New Roman" w:hAnsi="Times New Roman" w:cs="Times New Roman"/>
+          <w:sz w:val="24"/>
+          <w:szCs w:val="24"/>
+        </w:rPr>
+        <w:t>rule</w:t>
+      </w:r>
+      <w:r>
+        <w:rPr>
+          <w:rFonts w:ascii="Times New Roman" w:hAnsi="Times New Roman" w:cs="Times New Roman"/>
+          <w:sz w:val="24"/>
+          <w:szCs w:val="24"/>
+        </w:rPr>
+        <w:t xml:space="preserve"> parser, implemented within 100 lines.</w:t>
+      </w:r>
+      <w:r>
+        <w:rPr>
+          <w:rFonts w:ascii="Times New Roman" w:hAnsi="Times New Roman" w:cs="Times New Roman"/>
+          <w:sz w:val="24"/>
+          <w:szCs w:val="24"/>
+        </w:rPr>
+        <w:t xml:space="preserve"> And the rule part was in JSON files containing node labels and relatives, with the rul</w:t>
+      </w:r>
+      <w:r>
+        <w:rPr>
+          <w:rFonts w:ascii="Times New Roman" w:hAnsi="Times New Roman" w:cs="Times New Roman"/>
+          <w:sz w:val="24"/>
+          <w:szCs w:val="24"/>
+        </w:rPr>
+        <w:t xml:space="preserve">e body described in disjunctive </w:t>
+      </w:r>
+      <w:r>
+        <w:rPr>
+          <w:rFonts w:ascii="Times New Roman" w:hAnsi="Times New Roman" w:cs="Times New Roman"/>
+          <w:sz w:val="24"/>
+          <w:szCs w:val="24"/>
+        </w:rPr>
+        <w:t>normal form</w:t>
       </w:r>
       <w:r>
         <w:rPr>
@@ -2397,7 +2526,47 @@
           <w:sz w:val="24"/>
           <w:szCs w:val="24"/>
         </w:rPr>
-        <w:t xml:space="preserve"> for breast cancer patients</w:t>
+        <w:t>.</w:t>
+      </w:r>
+      <w:r>
+        <w:rPr>
+          <w:rFonts w:ascii="Times New Roman" w:hAnsi="Times New Roman" w:cs="Times New Roman"/>
+          <w:sz w:val="24"/>
+          <w:szCs w:val="24"/>
+        </w:rPr>
+        <w:t xml:space="preserve"> My module</w:t>
+      </w:r>
+      <w:r>
+        <w:rPr>
+          <w:rFonts w:ascii="Times New Roman" w:hAnsi="Times New Roman" w:cs="Times New Roman"/>
+          <w:sz w:val="24"/>
+          <w:szCs w:val="24"/>
+        </w:rPr>
+        <w:t xml:space="preserve"> had</w:t>
+      </w:r>
+      <w:r>
+        <w:rPr>
+          <w:rFonts w:ascii="Times New Roman" w:hAnsi="Times New Roman" w:cs="Times New Roman"/>
+          <w:sz w:val="24"/>
+          <w:szCs w:val="24"/>
+        </w:rPr>
+        <w:t xml:space="preserve"> been </w:t>
+      </w:r>
+      <w:r>
+        <w:rPr>
+          <w:rFonts w:ascii="Times New Roman" w:hAnsi="Times New Roman" w:cs="Times New Roman"/>
+          <w:sz w:val="24"/>
+          <w:szCs w:val="24"/>
+        </w:rPr>
+        <w:t>light-weight</w:t>
+      </w:r>
+      <w:r>
+        <w:rPr>
+          <w:rFonts w:ascii="Times New Roman" w:hAnsi="Times New Roman" w:cs="Times New Roman"/>
+          <w:sz w:val="24"/>
+          <w:szCs w:val="24"/>
+        </w:rPr>
+        <w:t>ed, and</w:t>
       </w:r>
       <w:r>
         <w:rPr>
@@ -2413,23 +2582,167 @@
           <w:sz w:val="24"/>
           <w:szCs w:val="24"/>
         </w:rPr>
-        <w:t>according</w:t>
-      </w:r>
-      <w:r>
-        <w:rPr>
-          <w:rFonts w:ascii="Times New Roman" w:hAnsi="Times New Roman" w:cs="Times New Roman"/>
-          <w:sz w:val="24"/>
-          <w:szCs w:val="24"/>
-        </w:rPr>
-        <w:t xml:space="preserve"> to</w:t>
-      </w:r>
-      <w:r>
-        <w:rPr>
-          <w:rFonts w:ascii="Times New Roman" w:hAnsi="Times New Roman" w:cs="Times New Roman"/>
-          <w:sz w:val="24"/>
-          <w:szCs w:val="24"/>
-        </w:rPr>
-        <w:t xml:space="preserve"> NCCN</w:t>
+        <w:t>guaranteed a</w:t>
+      </w:r>
+      <w:r>
+        <w:rPr>
+          <w:rFonts w:ascii="Times New Roman" w:hAnsi="Times New Roman" w:cs="Times New Roman"/>
+          <w:sz w:val="24"/>
+          <w:szCs w:val="24"/>
+        </w:rPr>
+        <w:t>n</w:t>
+      </w:r>
+      <w:r>
+        <w:rPr>
+          <w:rFonts w:ascii="Times New Roman" w:hAnsi="Times New Roman" w:cs="Times New Roman"/>
+          <w:sz w:val="24"/>
+          <w:szCs w:val="24"/>
+        </w:rPr>
+        <w:t xml:space="preserve"> easy</w:t>
+      </w:r>
+      <w:r>
+        <w:rPr>
+          <w:rFonts w:ascii="Times New Roman" w:hAnsi="Times New Roman" w:cs="Times New Roman"/>
+          <w:sz w:val="24"/>
+          <w:szCs w:val="24"/>
+        </w:rPr>
+        <w:t xml:space="preserve"> modification on the decision tree structure</w:t>
+      </w:r>
+      <w:r>
+        <w:rPr>
+          <w:rFonts w:ascii="Times New Roman" w:hAnsi="Times New Roman" w:cs="Times New Roman"/>
+          <w:sz w:val="24"/>
+          <w:szCs w:val="24"/>
+        </w:rPr>
+        <w:t>s</w:t>
+      </w:r>
+      <w:r>
+        <w:rPr>
+          <w:rFonts w:ascii="Times New Roman" w:hAnsi="Times New Roman" w:cs="Times New Roman"/>
+          <w:sz w:val="24"/>
+          <w:szCs w:val="24"/>
+        </w:rPr>
+        <w:t xml:space="preserve"> </w:t>
+      </w:r>
+      <w:r>
+        <w:rPr>
+          <w:rFonts w:ascii="Times New Roman" w:hAnsi="Times New Roman" w:cs="Times New Roman"/>
+          <w:sz w:val="24"/>
+          <w:szCs w:val="24"/>
+        </w:rPr>
+        <w:t>and rules</w:t>
+      </w:r>
+      <w:r>
+        <w:rPr>
+          <w:rFonts w:ascii="Times New Roman" w:hAnsi="Times New Roman" w:cs="Times New Roman"/>
+          <w:sz w:val="24"/>
+          <w:szCs w:val="24"/>
+        </w:rPr>
+        <w:t>.</w:t>
+      </w:r>
+      <w:r>
+        <w:rPr>
+          <w:rFonts w:ascii="Times New Roman" w:hAnsi="Times New Roman" w:cs="Times New Roman"/>
+          <w:sz w:val="24"/>
+          <w:szCs w:val="24"/>
+        </w:rPr>
+        <w:t xml:space="preserve"> Now my module is now </w:t>
+      </w:r>
+      <w:r>
+        <w:rPr>
+          <w:rFonts w:ascii="Times New Roman" w:hAnsi="Times New Roman" w:cs="Times New Roman"/>
+          <w:sz w:val="24"/>
+          <w:szCs w:val="24"/>
+        </w:rPr>
+        <w:t>widely used in the diagnosis system as a bottom-level module</w:t>
+      </w:r>
+      <w:r>
+        <w:rPr>
+          <w:rFonts w:ascii="Times New Roman" w:hAnsi="Times New Roman" w:cs="Times New Roman"/>
+          <w:sz w:val="24"/>
+          <w:szCs w:val="24"/>
+        </w:rPr>
+        <w:t>.</w:t>
+      </w:r>
+      <w:r>
+        <w:rPr>
+          <w:rFonts w:ascii="Times New Roman" w:hAnsi="Times New Roman" w:cs="Times New Roman"/>
+          <w:sz w:val="24"/>
+          <w:szCs w:val="24"/>
+        </w:rPr>
+        <w:t xml:space="preserve"> </w:t>
+      </w:r>
+      <w:r>
+        <w:rPr>
+          <w:rFonts w:ascii="Times New Roman" w:hAnsi="Times New Roman" w:cs="Times New Roman"/>
+          <w:sz w:val="24"/>
+          <w:szCs w:val="24"/>
+        </w:rPr>
+        <w:t>Working with professionals had</w:t>
+      </w:r>
+      <w:r>
+        <w:rPr>
+          <w:rFonts w:ascii="Times New Roman" w:hAnsi="Times New Roman" w:cs="Times New Roman"/>
+          <w:sz w:val="24"/>
+          <w:szCs w:val="24"/>
+        </w:rPr>
+        <w:t xml:space="preserve"> taught me that as a </w:t>
+      </w:r>
+      <w:r>
+        <w:rPr>
+          <w:rFonts w:ascii="Times New Roman" w:hAnsi="Times New Roman" w:cs="Times New Roman"/>
+          <w:sz w:val="24"/>
+          <w:szCs w:val="24"/>
+        </w:rPr>
+        <w:t>software</w:t>
+      </w:r>
+      <w:r>
+        <w:rPr>
+          <w:rFonts w:ascii="Times New Roman" w:hAnsi="Times New Roman" w:cs="Times New Roman"/>
+          <w:sz w:val="24"/>
+          <w:szCs w:val="24"/>
+        </w:rPr>
+        <w:t xml:space="preserve"> developer </w:t>
+      </w:r>
+      <w:r>
+        <w:rPr>
+          <w:rFonts w:ascii="Times New Roman" w:hAnsi="Times New Roman" w:cs="Times New Roman"/>
+          <w:sz w:val="24"/>
+          <w:szCs w:val="24"/>
+        </w:rPr>
+        <w:t>the</w:t>
+      </w:r>
+      <w:r>
+        <w:rPr>
+          <w:rFonts w:ascii="Times New Roman" w:hAnsi="Times New Roman" w:cs="Times New Roman"/>
+          <w:sz w:val="24"/>
+          <w:szCs w:val="24"/>
+        </w:rPr>
+        <w:t xml:space="preserve"> value</w:t>
+      </w:r>
+      <w:r>
+        <w:rPr>
+          <w:rFonts w:ascii="Times New Roman" w:hAnsi="Times New Roman" w:cs="Times New Roman"/>
+          <w:sz w:val="24"/>
+          <w:szCs w:val="24"/>
+        </w:rPr>
+        <w:t xml:space="preserve"> you create is</w:t>
+      </w:r>
+      <w:r>
+        <w:rPr>
+          <w:rFonts w:ascii="Times New Roman" w:hAnsi="Times New Roman" w:cs="Times New Roman"/>
+          <w:sz w:val="24"/>
+          <w:szCs w:val="24"/>
+        </w:rPr>
+        <w:t xml:space="preserve"> not only from </w:t>
+      </w:r>
+      <w:r>
+        <w:rPr>
+          <w:rFonts w:ascii="Times New Roman" w:hAnsi="Times New Roman" w:cs="Times New Roman"/>
+          <w:sz w:val="24"/>
+          <w:szCs w:val="24"/>
+        </w:rPr>
+        <w:t>what you implement but also from how you implement</w:t>
       </w:r>
       <w:r>
         <w:rPr>
@@ -2445,142 +2758,6 @@
           <w:sz w:val="24"/>
           <w:szCs w:val="24"/>
         </w:rPr>
-        <w:t xml:space="preserve"> a professional cancer guideline</w:t>
-      </w:r>
-      <w:r>
-        <w:rPr>
-          <w:rFonts w:ascii="Times New Roman" w:hAnsi="Times New Roman" w:cs="Times New Roman"/>
-          <w:sz w:val="24"/>
-          <w:szCs w:val="24"/>
-        </w:rPr>
-        <w:t xml:space="preserve">. </w:t>
-      </w:r>
-      <w:r>
-        <w:rPr>
-          <w:rFonts w:ascii="Times New Roman" w:hAnsi="Times New Roman" w:cs="Times New Roman"/>
-          <w:sz w:val="24"/>
-          <w:szCs w:val="24"/>
-        </w:rPr>
-        <w:t>During</w:t>
-      </w:r>
-      <w:r>
-        <w:rPr>
-          <w:rFonts w:ascii="Times New Roman" w:hAnsi="Times New Roman" w:cs="Times New Roman"/>
-          <w:sz w:val="24"/>
-          <w:szCs w:val="24"/>
-        </w:rPr>
-        <w:t xml:space="preserve"> the</w:t>
-      </w:r>
-      <w:r>
-        <w:rPr>
-          <w:rFonts w:ascii="Times New Roman" w:hAnsi="Times New Roman" w:cs="Times New Roman"/>
-          <w:sz w:val="24"/>
-          <w:szCs w:val="24"/>
-        </w:rPr>
-        <w:t xml:space="preserve"> internship I received many precious advices from </w:t>
-      </w:r>
-      <w:r>
-        <w:rPr>
-          <w:rFonts w:ascii="Times New Roman" w:hAnsi="Times New Roman" w:cs="Times New Roman"/>
-          <w:sz w:val="24"/>
-          <w:szCs w:val="24"/>
-        </w:rPr>
-        <w:t>professionals</w:t>
-      </w:r>
-      <w:r>
-        <w:rPr>
-          <w:rFonts w:ascii="Times New Roman" w:hAnsi="Times New Roman" w:cs="Times New Roman"/>
-          <w:sz w:val="24"/>
-          <w:szCs w:val="24"/>
-        </w:rPr>
-        <w:t>,</w:t>
-      </w:r>
-      <w:r>
-        <w:rPr>
-          <w:rFonts w:ascii="Times New Roman" w:hAnsi="Times New Roman" w:cs="Times New Roman"/>
-          <w:sz w:val="24"/>
-          <w:szCs w:val="24"/>
-        </w:rPr>
-        <w:t xml:space="preserve"> and</w:t>
-      </w:r>
-      <w:r>
-        <w:rPr>
-          <w:rFonts w:ascii="Times New Roman" w:hAnsi="Times New Roman" w:cs="Times New Roman"/>
-          <w:sz w:val="24"/>
-          <w:szCs w:val="24"/>
-        </w:rPr>
-        <w:t xml:space="preserve"> put much effort on</w:t>
-      </w:r>
-      <w:r>
-        <w:rPr>
-          <w:rFonts w:ascii="Times New Roman" w:hAnsi="Times New Roman" w:cs="Times New Roman"/>
-          <w:sz w:val="24"/>
-          <w:szCs w:val="24"/>
-        </w:rPr>
-        <w:t xml:space="preserve"> code optimization</w:t>
-      </w:r>
-      <w:r>
-        <w:rPr>
-          <w:rFonts w:ascii="Times New Roman" w:hAnsi="Times New Roman" w:cs="Times New Roman"/>
-          <w:sz w:val="24"/>
-          <w:szCs w:val="24"/>
-        </w:rPr>
-        <w:t>s</w:t>
-      </w:r>
-      <w:r>
-        <w:rPr>
-          <w:rFonts w:ascii="Times New Roman" w:hAnsi="Times New Roman" w:cs="Times New Roman"/>
-          <w:sz w:val="24"/>
-          <w:szCs w:val="24"/>
-        </w:rPr>
-        <w:t>. There I</w:t>
-      </w:r>
-      <w:r>
-        <w:rPr>
-          <w:rFonts w:ascii="Times New Roman" w:hAnsi="Times New Roman" w:cs="Times New Roman"/>
-          <w:sz w:val="24"/>
-          <w:szCs w:val="24"/>
-        </w:rPr>
-        <w:t xml:space="preserve"> used</w:t>
-      </w:r>
-      <w:r>
-        <w:rPr>
-          <w:rFonts w:ascii="Times New Roman" w:hAnsi="Times New Roman" w:cs="Times New Roman"/>
-          <w:sz w:val="24"/>
-          <w:szCs w:val="24"/>
-        </w:rPr>
-        <w:t xml:space="preserve"> recursive </w:t>
-      </w:r>
-      <w:r>
-        <w:rPr>
-          <w:rFonts w:ascii="Times New Roman" w:hAnsi="Times New Roman" w:cs="Times New Roman"/>
-          <w:sz w:val="24"/>
-          <w:szCs w:val="24"/>
-        </w:rPr>
-        <w:t>judgement</w:t>
-      </w:r>
-      <w:r>
-        <w:rPr>
-          <w:rFonts w:ascii="Times New Roman" w:hAnsi="Times New Roman" w:cs="Times New Roman"/>
-          <w:sz w:val="24"/>
-          <w:szCs w:val="24"/>
-        </w:rPr>
-        <w:t xml:space="preserve"> in replace of nested loop to make my code concise and extensible</w:t>
-      </w:r>
-      <w:r>
-        <w:rPr>
-          <w:rFonts w:ascii="Times New Roman" w:hAnsi="Times New Roman" w:cs="Times New Roman"/>
-          <w:sz w:val="24"/>
-          <w:szCs w:val="24"/>
-        </w:rPr>
-        <w:t>, adopted</w:t>
-      </w:r>
-      <w:r>
-        <w:rPr>
-          <w:rFonts w:ascii="Times New Roman" w:hAnsi="Times New Roman" w:cs="Times New Roman"/>
-          <w:sz w:val="24"/>
-          <w:szCs w:val="24"/>
-        </w:rPr>
         <w:t xml:space="preserve"> </w:t>
       </w:r>
       <w:r>
@@ -2589,318 +2766,6 @@
           <w:sz w:val="24"/>
           <w:szCs w:val="24"/>
         </w:rPr>
-        <w:t xml:space="preserve">JSON </w:t>
-      </w:r>
-      <w:r>
-        <w:rPr>
-          <w:rFonts w:ascii="Times New Roman" w:hAnsi="Times New Roman" w:cs="Times New Roman"/>
-          <w:sz w:val="24"/>
-          <w:szCs w:val="24"/>
-        </w:rPr>
-        <w:t>file</w:t>
-      </w:r>
-      <w:r>
-        <w:rPr>
-          <w:rFonts w:ascii="Times New Roman" w:hAnsi="Times New Roman" w:cs="Times New Roman"/>
-          <w:sz w:val="24"/>
-          <w:szCs w:val="24"/>
-        </w:rPr>
-        <w:t>s</w:t>
-      </w:r>
-      <w:r>
-        <w:rPr>
-          <w:rFonts w:ascii="Times New Roman" w:hAnsi="Times New Roman" w:cs="Times New Roman"/>
-          <w:sz w:val="24"/>
-          <w:szCs w:val="24"/>
-        </w:rPr>
-        <w:t xml:space="preserve"> to separate logic and rule</w:t>
-      </w:r>
-      <w:r>
-        <w:rPr>
-          <w:rFonts w:ascii="Times New Roman" w:hAnsi="Times New Roman" w:cs="Times New Roman"/>
-          <w:sz w:val="24"/>
-          <w:szCs w:val="24"/>
-        </w:rPr>
-        <w:t>s</w:t>
-      </w:r>
-      <w:r>
-        <w:rPr>
-          <w:rFonts w:ascii="Times New Roman" w:hAnsi="Times New Roman" w:cs="Times New Roman"/>
-          <w:sz w:val="24"/>
-          <w:szCs w:val="24"/>
-        </w:rPr>
-        <w:t xml:space="preserve"> thus achieving low coupling, </w:t>
-      </w:r>
-      <w:r>
-        <w:rPr>
-          <w:rFonts w:ascii="Times New Roman" w:hAnsi="Times New Roman" w:cs="Times New Roman"/>
-          <w:sz w:val="24"/>
-          <w:szCs w:val="24"/>
-        </w:rPr>
-        <w:t xml:space="preserve">and </w:t>
-      </w:r>
-      <w:r>
-        <w:rPr>
-          <w:rFonts w:ascii="Times New Roman" w:hAnsi="Times New Roman" w:cs="Times New Roman"/>
-          <w:sz w:val="24"/>
-          <w:szCs w:val="24"/>
-        </w:rPr>
-        <w:t>applied</w:t>
-      </w:r>
-      <w:r>
-        <w:rPr>
-          <w:rFonts w:ascii="Times New Roman" w:hAnsi="Times New Roman" w:cs="Times New Roman"/>
-          <w:sz w:val="24"/>
-          <w:szCs w:val="24"/>
-        </w:rPr>
-        <w:t xml:space="preserve"> disjunc</w:t>
-      </w:r>
-      <w:r>
-        <w:rPr>
-          <w:rFonts w:ascii="Times New Roman" w:hAnsi="Times New Roman" w:cs="Times New Roman"/>
-          <w:sz w:val="24"/>
-          <w:szCs w:val="24"/>
-        </w:rPr>
-        <w:t>tive normal form</w:t>
-      </w:r>
-      <w:r>
-        <w:rPr>
-          <w:rFonts w:ascii="Times New Roman" w:hAnsi="Times New Roman" w:cs="Times New Roman"/>
-          <w:sz w:val="24"/>
-          <w:szCs w:val="24"/>
-        </w:rPr>
-        <w:t xml:space="preserve"> in rule formats to make them</w:t>
-      </w:r>
-      <w:r>
-        <w:rPr>
-          <w:rFonts w:ascii="Times New Roman" w:hAnsi="Times New Roman" w:cs="Times New Roman"/>
-          <w:sz w:val="24"/>
-          <w:szCs w:val="24"/>
-        </w:rPr>
-        <w:t xml:space="preserve"> much </w:t>
-      </w:r>
-      <w:r>
-        <w:rPr>
-          <w:rFonts w:ascii="Times New Roman" w:hAnsi="Times New Roman" w:cs="Times New Roman"/>
-          <w:sz w:val="24"/>
-          <w:szCs w:val="24"/>
-        </w:rPr>
-        <w:t>easier to check and edit</w:t>
-      </w:r>
-      <w:r>
-        <w:rPr>
-          <w:rFonts w:ascii="Times New Roman" w:hAnsi="Times New Roman" w:cs="Times New Roman"/>
-          <w:sz w:val="24"/>
-          <w:szCs w:val="24"/>
-        </w:rPr>
-        <w:t>.</w:t>
-      </w:r>
-      <w:r>
-        <w:rPr>
-          <w:rFonts w:ascii="Times New Roman" w:hAnsi="Times New Roman" w:cs="Times New Roman"/>
-          <w:sz w:val="24"/>
-          <w:szCs w:val="24"/>
-        </w:rPr>
-        <w:t xml:space="preserve"> </w:t>
-      </w:r>
-      <w:r>
-        <w:rPr>
-          <w:rFonts w:ascii="Times New Roman" w:hAnsi="Times New Roman" w:cs="Times New Roman"/>
-          <w:sz w:val="24"/>
-          <w:szCs w:val="24"/>
-        </w:rPr>
-        <w:t>N</w:t>
-      </w:r>
-      <w:r>
-        <w:rPr>
-          <w:rFonts w:ascii="Times New Roman" w:hAnsi="Times New Roman" w:cs="Times New Roman"/>
-          <w:sz w:val="24"/>
-          <w:szCs w:val="24"/>
-        </w:rPr>
-        <w:t>ow</w:t>
-      </w:r>
-      <w:r>
-        <w:rPr>
-          <w:rFonts w:ascii="Times New Roman" w:hAnsi="Times New Roman" w:cs="Times New Roman"/>
-          <w:sz w:val="24"/>
-          <w:szCs w:val="24"/>
-        </w:rPr>
-        <w:t xml:space="preserve"> </w:t>
-      </w:r>
-      <w:r>
-        <w:rPr>
-          <w:rFonts w:ascii="Times New Roman" w:hAnsi="Times New Roman" w:cs="Times New Roman"/>
-          <w:sz w:val="24"/>
-          <w:szCs w:val="24"/>
-        </w:rPr>
-        <w:t xml:space="preserve">my work </w:t>
-      </w:r>
-      <w:r>
-        <w:rPr>
-          <w:rFonts w:ascii="Times New Roman" w:hAnsi="Times New Roman" w:cs="Times New Roman"/>
-          <w:sz w:val="24"/>
-          <w:szCs w:val="24"/>
-        </w:rPr>
-        <w:t>has passed</w:t>
-      </w:r>
-      <w:r>
-        <w:rPr>
-          <w:rFonts w:ascii="Times New Roman" w:hAnsi="Times New Roman" w:cs="Times New Roman"/>
-          <w:sz w:val="24"/>
-          <w:szCs w:val="24"/>
-        </w:rPr>
-        <w:t xml:space="preserve"> </w:t>
-      </w:r>
-      <w:r>
-        <w:rPr>
-          <w:rFonts w:ascii="Times New Roman" w:hAnsi="Times New Roman" w:cs="Times New Roman"/>
-          <w:sz w:val="24"/>
-          <w:szCs w:val="24"/>
-        </w:rPr>
-        <w:t>the code review</w:t>
-      </w:r>
-      <w:r>
-        <w:rPr>
-          <w:rFonts w:ascii="Times New Roman" w:hAnsi="Times New Roman" w:cs="Times New Roman"/>
-          <w:sz w:val="24"/>
-          <w:szCs w:val="24"/>
-        </w:rPr>
-        <w:t xml:space="preserve"> and is</w:t>
-      </w:r>
-      <w:r>
-        <w:rPr>
-          <w:rFonts w:ascii="Times New Roman" w:hAnsi="Times New Roman" w:cs="Times New Roman"/>
-          <w:sz w:val="24"/>
-          <w:szCs w:val="24"/>
-        </w:rPr>
-        <w:t xml:space="preserve"> widely used </w:t>
-      </w:r>
-      <w:r>
-        <w:rPr>
-          <w:rFonts w:ascii="Times New Roman" w:hAnsi="Times New Roman" w:cs="Times New Roman"/>
-          <w:sz w:val="24"/>
-          <w:szCs w:val="24"/>
-        </w:rPr>
-        <w:t>in</w:t>
-      </w:r>
-      <w:r>
-        <w:rPr>
-          <w:rFonts w:ascii="Times New Roman" w:hAnsi="Times New Roman" w:cs="Times New Roman"/>
-          <w:sz w:val="24"/>
-          <w:szCs w:val="24"/>
-        </w:rPr>
-        <w:t xml:space="preserve"> </w:t>
-      </w:r>
-      <w:r>
-        <w:rPr>
-          <w:rFonts w:ascii="Times New Roman" w:hAnsi="Times New Roman" w:cs="Times New Roman"/>
-          <w:sz w:val="24"/>
-          <w:szCs w:val="24"/>
-        </w:rPr>
-        <w:t>the</w:t>
-      </w:r>
-      <w:r>
-        <w:rPr>
-          <w:rFonts w:ascii="Times New Roman" w:hAnsi="Times New Roman" w:cs="Times New Roman"/>
-          <w:sz w:val="24"/>
-          <w:szCs w:val="24"/>
-        </w:rPr>
-        <w:t xml:space="preserve"> </w:t>
-      </w:r>
-      <w:r>
-        <w:rPr>
-          <w:rFonts w:ascii="Times New Roman" w:hAnsi="Times New Roman" w:cs="Times New Roman"/>
-          <w:sz w:val="24"/>
-          <w:szCs w:val="24"/>
-        </w:rPr>
-        <w:t xml:space="preserve">diagnosis </w:t>
-      </w:r>
-      <w:r>
-        <w:rPr>
-          <w:rFonts w:ascii="Times New Roman" w:hAnsi="Times New Roman" w:cs="Times New Roman"/>
-          <w:sz w:val="24"/>
-          <w:szCs w:val="24"/>
-        </w:rPr>
-        <w:t>system as a bottom-level module</w:t>
-      </w:r>
-      <w:r>
-        <w:rPr>
-          <w:rFonts w:ascii="Times New Roman" w:hAnsi="Times New Roman" w:cs="Times New Roman"/>
-          <w:sz w:val="24"/>
-          <w:szCs w:val="24"/>
-        </w:rPr>
-        <w:t>.</w:t>
-      </w:r>
-      <w:r>
-        <w:rPr>
-          <w:rFonts w:ascii="Times New Roman" w:hAnsi="Times New Roman" w:cs="Times New Roman"/>
-          <w:sz w:val="24"/>
-          <w:szCs w:val="24"/>
-        </w:rPr>
-        <w:t xml:space="preserve"> This experience taught me that as a professional developer </w:t>
-      </w:r>
-      <w:r>
-        <w:rPr>
-          <w:rFonts w:ascii="Times New Roman" w:hAnsi="Times New Roman" w:cs="Times New Roman"/>
-          <w:sz w:val="24"/>
-          <w:szCs w:val="24"/>
-        </w:rPr>
-        <w:t>the</w:t>
-      </w:r>
-      <w:r>
-        <w:rPr>
-          <w:rFonts w:ascii="Times New Roman" w:hAnsi="Times New Roman" w:cs="Times New Roman"/>
-          <w:sz w:val="24"/>
-          <w:szCs w:val="24"/>
-        </w:rPr>
-        <w:t xml:space="preserve"> value</w:t>
-      </w:r>
-      <w:r>
-        <w:rPr>
-          <w:rFonts w:ascii="Times New Roman" w:hAnsi="Times New Roman" w:cs="Times New Roman"/>
-          <w:sz w:val="24"/>
-          <w:szCs w:val="24"/>
-        </w:rPr>
-        <w:t xml:space="preserve"> you create is</w:t>
-      </w:r>
-      <w:r>
-        <w:rPr>
-          <w:rFonts w:ascii="Times New Roman" w:hAnsi="Times New Roman" w:cs="Times New Roman"/>
-          <w:sz w:val="24"/>
-          <w:szCs w:val="24"/>
-        </w:rPr>
-        <w:t xml:space="preserve"> not only from </w:t>
-      </w:r>
-      <w:r>
-        <w:rPr>
-          <w:rFonts w:ascii="Times New Roman" w:hAnsi="Times New Roman" w:cs="Times New Roman"/>
-          <w:sz w:val="24"/>
-          <w:szCs w:val="24"/>
-        </w:rPr>
-        <w:t>what you implement but also from how you implement</w:t>
-      </w:r>
-      <w:r>
-        <w:rPr>
-          <w:rFonts w:ascii="Times New Roman" w:hAnsi="Times New Roman" w:cs="Times New Roman"/>
-          <w:sz w:val="24"/>
-          <w:szCs w:val="24"/>
-        </w:rPr>
-        <w:t>,</w:t>
-      </w:r>
-      <w:r>
-        <w:rPr>
-          <w:rFonts w:ascii="Times New Roman" w:hAnsi="Times New Roman" w:cs="Times New Roman"/>
-          <w:sz w:val="24"/>
-          <w:szCs w:val="24"/>
-        </w:rPr>
-        <w:t xml:space="preserve"> </w:t>
-      </w:r>
-      <w:r>
-        <w:rPr>
-          <w:rFonts w:ascii="Times New Roman" w:hAnsi="Times New Roman" w:cs="Times New Roman"/>
-          <w:sz w:val="24"/>
-          <w:szCs w:val="24"/>
-        </w:rPr>
         <w:t>a</w:t>
       </w:r>
       <w:r>
@@ -2941,23 +2806,7 @@
           <w:sz w:val="24"/>
           <w:szCs w:val="24"/>
         </w:rPr>
-        <w:t xml:space="preserve"> is</w:t>
-      </w:r>
-      <w:r>
-        <w:rPr>
-          <w:rFonts w:ascii="Times New Roman" w:hAnsi="Times New Roman" w:cs="Times New Roman"/>
-          <w:sz w:val="24"/>
-          <w:szCs w:val="24"/>
-        </w:rPr>
-        <w:t xml:space="preserve"> indispensable for an elegant implementation</w:t>
-      </w:r>
-      <w:r>
-        <w:rPr>
-          <w:rFonts w:ascii="Times New Roman" w:hAnsi="Times New Roman" w:cs="Times New Roman"/>
-          <w:sz w:val="24"/>
-          <w:szCs w:val="24"/>
-        </w:rPr>
-        <w:t>.</w:t>
+        <w:t xml:space="preserve"> is indispensable for an elegant implementation.</w:t>
       </w:r>
     </w:p>
     <w:p>
@@ -3440,7 +3289,23 @@
           <w:sz w:val="24"/>
           <w:szCs w:val="24"/>
         </w:rPr>
-        <w:t xml:space="preserve"> I found your</w:t>
+        <w:t xml:space="preserve"> I </w:t>
+      </w:r>
+      <w:r>
+        <w:rPr>
+          <w:rFonts w:ascii="Times New Roman" w:hAnsi="Times New Roman" w:cs="Times New Roman"/>
+          <w:sz w:val="24"/>
+          <w:szCs w:val="24"/>
+        </w:rPr>
+        <w:t>find</w:t>
+      </w:r>
+      <w:r>
+        <w:rPr>
+          <w:rFonts w:ascii="Times New Roman" w:hAnsi="Times New Roman" w:cs="Times New Roman"/>
+          <w:sz w:val="24"/>
+          <w:szCs w:val="24"/>
+        </w:rPr>
+        <w:t xml:space="preserve"> your</w:t>
       </w:r>
       <w:r>
         <w:rPr>
@@ -3528,15 +3393,7 @@
           <w:sz w:val="24"/>
           <w:szCs w:val="24"/>
         </w:rPr>
-        <w:t xml:space="preserve">, especially working with Prof. </w:t>
-      </w:r>
-      <w:r>
-        <w:rPr>
-          <w:rFonts w:ascii="Times New Roman" w:hAnsi="Times New Roman" w:cs="Times New Roman"/>
-          <w:sz w:val="24"/>
-          <w:szCs w:val="24"/>
-        </w:rPr>
-        <w:t>Jens Palsberg</w:t>
+        <w:t>, especially working with Prof. Jens Palsberg</w:t>
       </w:r>
       <w:r>
         <w:rPr>
@@ -3546,8 +3403,6 @@
         </w:rPr>
         <w:t>, Todd Millstein</w:t>
       </w:r>
-      <w:bookmarkStart w:id="0" w:name="_GoBack"/>
-      <w:bookmarkEnd w:id="0"/>
       <w:r>
         <w:rPr>
           <w:rFonts w:ascii="Times New Roman" w:hAnsi="Times New Roman" w:cs="Times New Roman"/>
@@ -3578,15 +3433,7 @@
           <w:sz w:val="24"/>
           <w:szCs w:val="24"/>
         </w:rPr>
-        <w:t xml:space="preserve">. </w:t>
-      </w:r>
-      <w:r>
-        <w:rPr>
-          <w:rFonts w:ascii="Times New Roman" w:hAnsi="Times New Roman" w:cs="Times New Roman"/>
-          <w:sz w:val="24"/>
-          <w:szCs w:val="24"/>
-        </w:rPr>
-        <w:t>Rupak Majumdar</w:t>
+        <w:t>. Rupak Majumdar</w:t>
       </w:r>
       <w:r>
         <w:rPr>
@@ -4642,7 +4489,7 @@
 </file>
 
 <file path=customXml/itemProps1.xml><?xml version="1.0" encoding="utf-8"?>
-<ds:datastoreItem xmlns:ds="http://schemas.openxmlformats.org/officeDocument/2006/customXml" ds:itemID="{3EDC318A-8AC3-45DB-BF78-2C498DE2B109}">
+<ds:datastoreItem xmlns:ds="http://schemas.openxmlformats.org/officeDocument/2006/customXml" ds:itemID="{8EC53411-D563-4E53-B640-CA33B7618D41}">
   <ds:schemaRefs>
     <ds:schemaRef ds:uri="http://schemas.openxmlformats.org/officeDocument/2006/bibliography"/>
   </ds:schemaRefs>
